--- a/deliverables/22097191_ZHANG_YUE_V9_Final_Research_Project.docx
+++ b/deliverables/22097191_ZHANG_YUE_V9_Final_Research_Project.docx
@@ -177,90 +177,138 @@
     </w:p>
     <w:p>
       <w:pPr>
-        <w:pStyle w:val="ListBullet"/>
+        <w:tabs>
+          <w:tab w:pos="8712" w:val="right" w:leader="dot"/>
+        </w:tabs>
+        <w:spacing w:after="100"/>
+        <w:ind w:left="288" w:right="288"/>
       </w:pPr>
       <w:r>
         <w:rPr>
           <w:rFonts w:ascii="Times New Roman" w:hAnsi="Times New Roman"/>
         </w:rPr>
         <w:t>Abstract</w:t>
-      </w:r>
-    </w:p>
-    <w:p>
-      <w:pPr>
-        <w:pStyle w:val="ListBullet"/>
+        <w:tab/>
+        <w:t>3</w:t>
+      </w:r>
+    </w:p>
+    <w:p>
+      <w:pPr>
+        <w:tabs>
+          <w:tab w:pos="8712" w:val="right" w:leader="dot"/>
+        </w:tabs>
+        <w:spacing w:after="100"/>
+        <w:ind w:left="288" w:right="288"/>
       </w:pPr>
       <w:r>
         <w:rPr>
           <w:rFonts w:ascii="Times New Roman" w:hAnsi="Times New Roman"/>
         </w:rPr>
         <w:t>Chapter 1: Introduction</w:t>
-      </w:r>
-    </w:p>
-    <w:p>
-      <w:pPr>
-        <w:pStyle w:val="ListBullet"/>
+        <w:tab/>
+        <w:t>4</w:t>
+      </w:r>
+    </w:p>
+    <w:p>
+      <w:pPr>
+        <w:tabs>
+          <w:tab w:pos="8712" w:val="right" w:leader="dot"/>
+        </w:tabs>
+        <w:spacing w:after="100"/>
+        <w:ind w:left="288" w:right="288"/>
       </w:pPr>
       <w:r>
         <w:rPr>
           <w:rFonts w:ascii="Times New Roman" w:hAnsi="Times New Roman"/>
         </w:rPr>
         <w:t>Chapter 2: Literature Review</w:t>
-      </w:r>
-    </w:p>
-    <w:p>
-      <w:pPr>
-        <w:pStyle w:val="ListBullet"/>
+        <w:tab/>
+        <w:t>10</w:t>
+      </w:r>
+    </w:p>
+    <w:p>
+      <w:pPr>
+        <w:tabs>
+          <w:tab w:pos="8712" w:val="right" w:leader="dot"/>
+        </w:tabs>
+        <w:spacing w:after="100"/>
+        <w:ind w:left="288" w:right="288"/>
       </w:pPr>
       <w:r>
         <w:rPr>
           <w:rFonts w:ascii="Times New Roman" w:hAnsi="Times New Roman"/>
         </w:rPr>
         <w:t>Chapter 3: Methodology</w:t>
-      </w:r>
-    </w:p>
-    <w:p>
-      <w:pPr>
-        <w:pStyle w:val="ListBullet"/>
+        <w:tab/>
+        <w:t>21</w:t>
+      </w:r>
+    </w:p>
+    <w:p>
+      <w:pPr>
+        <w:tabs>
+          <w:tab w:pos="8712" w:val="right" w:leader="dot"/>
+        </w:tabs>
+        <w:spacing w:after="100"/>
+        <w:ind w:left="288" w:right="288"/>
       </w:pPr>
       <w:r>
         <w:rPr>
           <w:rFonts w:ascii="Times New Roman" w:hAnsi="Times New Roman"/>
         </w:rPr>
         <w:t>Chapter 4: Results and Analysis</w:t>
-      </w:r>
-    </w:p>
-    <w:p>
-      <w:pPr>
-        <w:pStyle w:val="ListBullet"/>
+        <w:tab/>
+        <w:t>27</w:t>
+      </w:r>
+    </w:p>
+    <w:p>
+      <w:pPr>
+        <w:tabs>
+          <w:tab w:pos="8712" w:val="right" w:leader="dot"/>
+        </w:tabs>
+        <w:spacing w:after="100"/>
+        <w:ind w:left="288" w:right="288"/>
       </w:pPr>
       <w:r>
         <w:rPr>
           <w:rFonts w:ascii="Times New Roman" w:hAnsi="Times New Roman"/>
         </w:rPr>
         <w:t>Chapter 5: Discussion and Conclusion</w:t>
-      </w:r>
-    </w:p>
-    <w:p>
-      <w:pPr>
-        <w:pStyle w:val="ListBullet"/>
+        <w:tab/>
+        <w:t>32</w:t>
+      </w:r>
+    </w:p>
+    <w:p>
+      <w:pPr>
+        <w:tabs>
+          <w:tab w:pos="8712" w:val="right" w:leader="dot"/>
+        </w:tabs>
+        <w:spacing w:after="100"/>
+        <w:ind w:left="288" w:right="288"/>
       </w:pPr>
       <w:r>
         <w:rPr>
           <w:rFonts w:ascii="Times New Roman" w:hAnsi="Times New Roman"/>
         </w:rPr>
         <w:t>References</w:t>
-      </w:r>
-    </w:p>
-    <w:p>
-      <w:pPr>
-        <w:pStyle w:val="ListBullet"/>
+        <w:tab/>
+        <w:t>39</w:t>
+      </w:r>
+    </w:p>
+    <w:p>
+      <w:pPr>
+        <w:tabs>
+          <w:tab w:pos="8712" w:val="right" w:leader="dot"/>
+        </w:tabs>
+        <w:spacing w:after="100"/>
+        <w:ind w:left="288" w:right="288"/>
       </w:pPr>
       <w:r>
         <w:rPr>
           <w:rFonts w:ascii="Times New Roman" w:hAnsi="Times New Roman"/>
         </w:rPr>
         <w:t>Appendices</w:t>
+        <w:tab/>
+        <w:t>41</w:t>
       </w:r>
     </w:p>
     <w:p>
@@ -284,23 +332,31 @@
         <w:rPr>
           <w:rFonts w:ascii="Times New Roman" w:hAnsi="Times New Roman"/>
         </w:rPr>
-        <w:t>Retrieval-augmented generation can provide language models with traceable evidence, but conventional text-only retrieval is poorly matched to a new radiology case whose formal report has not yet been written. This research develops and evaluates a multimodal, similar-case medical question-answering workflow in which a target chest radiograph, pre-report clinical indication, and question retrieve other-case image-report pairs from a frozen historical bank. The target report is hidden from every inference component and is used only as an offline reference. The study uses 3,851 paired OpenI/IU-Xray examinations. A deterministic, report-indexed stratified split assigns 2,631 cases to Train, 376 to Validation, and 752 to an untouched V9 Test partition; 2,608 report-bearing Train cases form the shared historical bank. Report-derived graded relevance combines active-label similarity and RadGraph fact overlap. The retrieval comparison includes BM25 text retrieval, MedSigLIP image-image retrieval, image-report retrieval, fixed multimodal fusion, and a project-trained 865-parameter multilayer perceptron reranker. The reranker is trained with 307,176 weighted pairwise examples while all foundation models remain frozen.</w:t>
-      </w:r>
-    </w:p>
-    <w:p>
-      <w:r>
-        <w:rPr>
-          <w:rFonts w:ascii="Times New Roman" w:hAnsi="Times New Roman"/>
-        </w:rPr>
-        <w:t>On 752 Test cases, the learned reranker achieved nDCG@10 of 0.327942 and MRR of 0.331968. It exceeded the strongest frozen image-only component by 0.012381 nDCG@10, with a 95% case-bootstrap confidence interval of [0.009226, 0.015584]. Under 100 fixed-point-free shuffled-image controls, aligned retrieval achieved 0.327942 compared with a shuffled mean of 0.220370 (plus-one p = 0.009901), demonstrating that the gain depended on correct image alignment. Downstream evaluation used 685 complete-reference Test cases, two fixed questions per case, four conditions, and 5,480 local MedGemma 1.5 generations. Learned multimodal RAG achieved Token-F1 of 0.184803 versus 0.145559 without retrieval, a difference of 0.039244 with 95% confidence interval [0.032572, 0.045745]. Its advantage over fixed multimodal RAG was numerical but not statistically resolved. A bounded evidence-control agent reduced automatically unsupported historical-support rows from 16.42% to 0% through one backup route or evidence-field abstention while preserving the target-image answer by design.</w:t>
-      </w:r>
-    </w:p>
-    <w:p>
-      <w:r>
-        <w:rPr>
-          <w:rFonts w:ascii="Times New Roman" w:hAnsi="Times New Roman"/>
-        </w:rPr>
-        <w:t>The results support a scoped conclusion: correctly aligned chest-image information improves report-derived similar-case retrieval, and retrieved multimodal historical evidence improves report-reference consistency over the same generator without retrieval. The work does not establish physician-adjudicated similarity, diagnostic accuracy, patient safety, external generalization, or deployment readiness. Its main contribution is an auditable evaluation of retrieval, generation, alignment, and evidence-control stages in a realistic new-case multimodal RAG task.</w:t>
+        <w:t>Retrieval-augmented generation can provide language models with traceable evidence, but conventional text-only retrieval is poorly matched to a new radiology case whose formal report has not yet been written. This research develops and evaluates a multimodal similar-case medical question-answering workflow in which a target chest radiograph, pre-report clinical indication, and question retrieve other-case image-report pairs from a frozen historical bank. The target report is hidden from every inference component and used only for offline evaluation. The study uses 3,851 paired OpenI/IU-Xray examinations. A deterministic report-indexed split assigns 2,631 cases to Train, 376 to Validation, and 752 to Test; 2,608 report-bearing Train cases form the historical bank. Report-derived graded relevance combines active-label similarity and RadGraph fact overlap. Baselines include BM25, MedSigLIP image-image and image-report retrieval, and fixed fusion. The proposed improvement is a project-trained 865-parameter multilayer perceptron reranker learned from 307,176 weighted pairs while all foundation models remain frozen.</w:t>
+      </w:r>
+    </w:p>
+    <w:p>
+      <w:r>
+        <w:rPr>
+          <w:rFonts w:ascii="Times New Roman" w:hAnsi="Times New Roman"/>
+        </w:rPr>
+        <w:t>On 752 Test cases, the learned reranker achieved nDCG@10 of 0.327942 and exceeded the strongest frozen image-only component by 0.012381, with 95% case-bootstrap confidence interval [0.009226, 0.015584]. Aligned retrieval also exceeded all 100 fixed-point-free shuffled-image controls (shuffled mean 0.220370; plus-one p = 0.009901). Downstream evaluation used 685 cases, two questions per case, four retrieval conditions, and 5,480 local MedGemma 1.5 generations. Learned multimodal RAG achieved Token-F1 0.184803 versus 0.145559 without retrieval, a difference of 0.039244 [0.032572, 0.045745], although its advantage over fixed multimodal RAG was unresolved. A bounded evidence-control agent reduced automatically unsupported historical-support fields from 16.42% to 0% through one backup route or evidence abstention while preserving the target-image answer by design.</w:t>
+      </w:r>
+    </w:p>
+    <w:p>
+      <w:r>
+        <w:rPr>
+          <w:rFonts w:ascii="Times New Roman" w:hAnsi="Times New Roman"/>
+        </w:rPr>
+        <w:t>Post-hoc protocol-governed audits qualified these findings. After excluding 187 Test cases with Train-report cosine similarity at least 0.95, the learned reranker remained first at nDCG@10 0.279730 versus 0.264642 for image-image retrieval. It also ranked first under label-only, RadGraph-only, and combined qrels. Qwen3-Embedding-0.6B improved the modern text baseline to 0.195633 but remained below the learned multimodal system and was more wording-sensitive. F1-RadGraph showed a clear learned-RAG advantage over BM25-RAG but no resolved advantage over no retrieval or fixed multimodal RAG. Robust reparsing recovered no additional structured outputs, confirming truncation as a genuine engineering limitation. A researcher accepted all labels in a purposively selected 24-case tool-assisted review; no independent radiologist adjudication was performed.</w:t>
+      </w:r>
+    </w:p>
+    <w:p>
+      <w:r>
+        <w:rPr>
+          <w:rFonts w:ascii="Times New Roman" w:hAnsi="Times New Roman"/>
+        </w:rPr>
+        <w:t>The evidence supports a scoped conclusion: correctly aligned chest-image information improves report-derived similar-case retrieval, and multimodal retrieved context improves report-reference consistency over weak text retrieval and the same generator without retrieval. The study does not establish diagnostic accuracy, patient safety, external generalization, or deployment readiness. Its main contribution is an auditable separation of retrieval, alignment, generation, evidence control, and validity threats in a realistic new-case multimodal RAG task.</w:t>
       </w:r>
     </w:p>
     <w:p>
@@ -1694,7 +1750,7 @@
         <w:rPr>
           <w:rFonts w:ascii="Times New Roman" w:hAnsi="Times New Roman"/>
         </w:rPr>
-        <w:t>The closest line of work combines chest-image retrieval with report generation. CXR-RePaiR uses a CLIP-style image-to-report retriever to construct reports from retrieved exemplars. X-REM adds coarse retrieval, learned image-text matching, and an NLI filter. FactMM-RAG uses factual pairs derived from CheXbert and RadGraph to improve factual report generation. These systems establish that historical image-report pairs can support image-conditioned language generation. They do not, however, directly test a question-conditioned new-patient workflow in which the target image, clinical indication, and medical question jointly retrieve other cases and the final output explicitly separates target observations from historical analogies.</w:t>
+        <w:t>The closest line of work combines chest-image retrieval with report generation. CXR-RePaiR uses a contrastive image-to-report retriever to construct reports from retrieved exemplars. X-REM adds coarse retrieval, learned image-text matching, and an NLI filter. FactMM-RAG mines factual report pairs with CheXbert and RadGraph to train a fact-aware multimodal retriever. The 2026 RA-RRG system retrieves clinically important key phrases and uses them to condition report generation, while MedProbCLIP introduces probabilistic image-report embeddings, calibration, and risk-coverage evaluation. These systems establish that historical image-report pairs can support image-conditioned language generation and that retrieval reliability deserves explicit measurement. They do not, however, directly test a question-conditioned new-patient workflow in which the target image, clinical indication, and medical question jointly retrieve other cases and the final output explicitly separates target observations from historical analogies.</w:t>
       </w:r>
     </w:p>
     <w:p>
@@ -1710,7 +1766,7 @@
         <w:rPr>
           <w:rFonts w:ascii="Times New Roman" w:hAnsi="Times New Roman"/>
         </w:rPr>
-        <w:t>The literature leaves four connected gaps. First, many retrieval-augmented radiology studies focus on report generation rather than answering a user question. Second, evaluations often compare multimodal fusion with text baselines but do not require superiority over the strongest individual visual component. Third, aligned-image gains are rarely challenged by complete shuffled-image recomputation. Fourth, evidence verification is commonly reported without separating support for a historical analogy from correctness about the target image.</w:t>
+        <w:t>The literature leaves five connected gaps. First, many retrieval-augmented radiology studies focus on report generation rather than answering a user question. Second, evaluations often compare multimodal fusion with text baselines but do not require superiority over the strongest individual visual component. Third, aligned-image gains are rarely challenged by complete shuffled-image recomputation. Fourth, evidence verification is commonly reported without separating support for a historical analogy from correctness about the target image. Fifth, near-duplicate sensitivity, relevance-definition sensitivity, and wording robustness are often treated as implementation details even though they can materially change retrieval conclusions.</w:t>
       </w:r>
     </w:p>
     <w:p>
@@ -1738,14 +1794,6 @@
       </w:r>
     </w:p>
     <w:p>
-      <w:r>
-        <w:rPr>
-          <w:rFonts w:ascii="Times New Roman" w:hAnsi="Times New Roman"/>
-        </w:rPr>
-        <w:t>The chapter reports two linked stages. Sections 3.1-3.13 retain the preliminary V5 controlled study because it established the alignment and grounding controls. Sections 3.14-3.22 define the final V9 new-patient similar-case study on which the primary thesis claims rest.</w:t>
-      </w:r>
-    </w:p>
-    <w:p>
       <w:pPr>
         <w:pStyle w:val="Heading2"/>
       </w:pPr>
@@ -1753,7 +1801,2668 @@
         <w:rPr>
           <w:rFonts w:ascii="Times New Roman" w:hAnsi="Times New Roman"/>
         </w:rPr>
-        <w:t>3.1 Research Design</w:t>
+        <w:t>3.1 Final Research Design and Version Boundary</w:t>
+      </w:r>
+    </w:p>
+    <w:p>
+      <w:r>
+        <w:rPr>
+          <w:rFonts w:ascii="Times New Roman" w:hAnsi="Times New Roman"/>
+        </w:rPr>
+        <w:t>The final study is V9. Preliminary V5-V8 experiments established the evaluation vocabulary of target alignment, indication shortcuts, shuffled-image controls, retrieval-to-generation transfer, and automated-verifier disagreement. Their role is formative, and their detailed methods and results are retained in Appendices G and H rather than interleaved with the primary study. V9 changes the task construct: the target report is removed from the bank and every retrieved report is an other-case historical analogy.</w:t>
+      </w:r>
+    </w:p>
+    <w:p>
+      <w:r>
+        <w:rPr>
+          <w:rFonts w:ascii="Times New Roman" w:hAnsi="Times New Roman"/>
+        </w:rPr>
+        <w:t>The transition was protocol governed. V5-V8 artifacts remained frozen. A technology-reuse audit defined which repository components could be retained and which external methods could be independently reimplemented. A full-source split amendment was committed before the final split was instantiated. RadGraph preprocessing, MedSigLIP development, learned-reranker training, retrieval confirmation, QA confirmation, qualitative extraction, and supplemental validity analysis each had separate boundaries. No V9 Test outcome was used to alter a model, prompt, threshold, metric, case, or hypothesis.</w:t>
+      </w:r>
+    </w:p>
+    <w:p>
+      <w:pPr>
+        <w:pStyle w:val="Heading2"/>
+      </w:pPr>
+      <w:r>
+        <w:rPr>
+          <w:rFonts w:ascii="Times New Roman" w:hAnsi="Times New Roman"/>
+        </w:rPr>
+        <w:t>3.2 Task Contract, Systems, and Hypotheses</w:t>
+      </w:r>
+    </w:p>
+    <w:p>
+      <w:r>
+        <w:rPr>
+          <w:rFonts w:ascii="Times New Roman" w:hAnsi="Times New Roman"/>
+        </w:rPr>
+        <w:t>The intended use case is a new examination for which a chest radiograph and pre-report clinical indication are available but no formal target report has yet been written. The system receives the target image, indication, and a question such as a request for findings or impression. It searches a historical Train-only bank for similar other-patient image-report pairs. The retrieved reports provide terminology and analogies to a multimodal generator; they are never presented as the current patient's own report. During offline evaluation, the hidden target findings and impression supply references and report-derived relevance annotations.</w:t>
+      </w:r>
+    </w:p>
+    <w:p>
+      <w:r>
+        <w:rPr>
+          <w:rFonts w:ascii="Times New Roman" w:hAnsi="Times New Roman"/>
+        </w:rPr>
+        <w:t>This contract resolves a common ambiguity. The research does not retrieve an already known report that belongs to the target examination. Nor does it assume that a new patient arrives with a complete report and then ask the system to rediscover similar text. The scientific question is whether the image contributes patient-specific retrieval information before reporting, and whether other-case evidence improves a bounded answer when the generator must still inspect the target image.</w:t>
+      </w:r>
+    </w:p>
+    <w:p>
+      <w:r>
+        <w:rPr>
+          <w:rFonts w:ascii="Times New Roman" w:hAnsi="Times New Roman"/>
+        </w:rPr>
+        <w:t>The retrieval baselines and improvement are explicit. R0 is BM25 text retrieval. The supplemental modern text baseline is Qwen3-Embedding-0.6B. R1 is MedSigLIP image-image retrieval and was the strongest frozen component on Validation. R2 is target-image-to-historical-report retrieval. R3 is validation-selected fixed score fusion. R4, the proposed improvement, is a learned nine-feature MLP reranker. Generation uses G0 without retrieval, G1 with BM25 reports, G2 with fixed-fusion reports, and G3 with learned-reranker reports. G4 is a bounded post-generation evidence-control agent. This separation makes clear that R4 is the improved retrieval model, G3 is the improved end-to-end RAG condition, and G4 is an auditable control layer rather than a replacement generator.</w:t>
+      </w:r>
+    </w:p>
+    <w:p>
+      <w:r>
+        <w:rPr>
+          <w:rFonts w:ascii="Times New Roman" w:hAnsi="Times New Roman"/>
+        </w:rPr>
+        <w:t>The primary retrieval hypothesis was that R4 would exceed R1 on case-grouped nDCG@10. The alignment hypothesis required correctly paired images to exceed the complete shuffled-image distribution. The primary generation hypothesis was that G3 would exceed G0 on case-grouped Token-F1. Learned-versus-fixed generation, subgroup, clinical semantic, wording, duplicate, and qrel analyses were secondary or post-hoc exploratory. No result was allowed to redefine these roles after outcome inspection.</w:t>
+      </w:r>
+    </w:p>
+    <w:p>
+      <w:r>
+        <w:rPr>
+          <w:rFonts w:ascii="Times New Roman" w:hAnsi="Times New Roman"/>
+        </w:rPr>
+        <w:t>The implementation uses fixed prompt engineering but does not depend on LangChain. Prompt instructions separate target-image observations from historical support, constrain output to one JSON object, restrict citations to retrieved IDs, and permit uncertainty or abstention. The agent is implemented as a deterministic state machine with one optional retry because an orchestration framework would not add scientific evidence to this bounded workflow.</w:t>
+      </w:r>
+    </w:p>
+    <w:p>
+      <w:pPr>
+        <w:pStyle w:val="Heading2"/>
+      </w:pPr>
+      <w:r>
+        <w:rPr>
+          <w:rFonts w:ascii="Times New Roman" w:hAnsi="Times New Roman"/>
+        </w:rPr>
+        <w:t>3.3 Data Source, Eligibility, and Deterministic Partition</w:t>
+      </w:r>
+    </w:p>
+    <w:p>
+      <w:r>
+        <w:rPr>
+          <w:rFonts w:ascii="Times New Roman" w:hAnsi="Times New Roman"/>
+        </w:rPr>
+        <w:t xml:space="preserve">The source artifact contains 3,851 paired OpenI/IU-Xray studies. Cases were classified from the normalized </w:t>
+      </w:r>
+      <w:r>
+        <w:rPr>
+          <w:rFonts w:ascii="Consolas" w:hAnsi="Consolas"/>
+          <w:color w:val="0B2545"/>
+          <w:sz w:val="19"/>
+        </w:rPr>
+        <w:t>problems</w:t>
+      </w:r>
+      <w:r>
+        <w:rPr>
+          <w:rFonts w:ascii="Times New Roman" w:hAnsi="Times New Roman"/>
+        </w:rPr>
+        <w:t xml:space="preserve"> field before splitting. There were 1,379 report-indexed normal cases, 2,380 report-indexed abnormal cases, and 92 report-index indeterminate cases. "Report-indexed" denotes the dataset annotation and does not represent new physician review. The 92 empty or </w:t>
+      </w:r>
+      <w:r>
+        <w:rPr>
+          <w:rFonts w:ascii="Consolas" w:hAnsi="Consolas"/>
+          <w:color w:val="0B2545"/>
+          <w:sz w:val="19"/>
+        </w:rPr>
+        <w:t>no indexing</w:t>
+      </w:r>
+      <w:r>
+        <w:rPr>
+          <w:rFonts w:ascii="Times New Roman" w:hAnsi="Times New Roman"/>
+        </w:rPr>
+        <w:t xml:space="preserve"> cases were excluded from the primary stratifiable frame rather than reclassified. The resulting primary universe contained 3,759 cases.</w:t>
+      </w:r>
+    </w:p>
+    <w:p>
+      <w:r>
+        <w:rPr>
+          <w:rFonts w:ascii="Times New Roman" w:hAnsi="Times New Roman"/>
+        </w:rPr>
+        <w:t>The predefined split approximated 70/10/20 while preserving the exact normal/abnormal totals. Train contained 965 normal and 1,666 abnormal cases (2,631 total). Validation contained 138 normal and 238 abnormal cases (376 total). Test contained 276 normal and 476 abnormal cases (752 total). All 262 previously unused eligible cases identified by the project-history audit were placed in Test, and deterministic SHA-256 ranking selected the remaining 490 Test cases and all Validation cases. The split seed was 7029 with domain-separated payloads for Test supplementation and Validation selection. Canonical case identifiers were stripped strings, UTF-8 encoded, sorted by digest and identifier, and sampled without replacement.</w:t>
+      </w:r>
+    </w:p>
+    <w:p>
+      <w:r>
+        <w:rPr>
+          <w:rFonts w:ascii="Times New Roman" w:hAnsi="Times New Roman"/>
+        </w:rPr>
+        <w:t>Twenty-five source cases had neither findings nor impression. Twenty-three occurred in Train and two in Validation; none occurred in Test. To keep every comparator on the same evidence universe, the 23 empty-report Train cases were excluded from all retrieval conditions, including image-only retrieval. The shared historical bank therefore contained 2,608 report-bearing Train cases. Primary Validation relevance evaluation used 374 report-bearing queries. All 752 Test queries had usable report-derived relevance references. The downstream QA frame required both findings and impression and contained 685 Test cases.</w:t>
+      </w:r>
+    </w:p>
+    <w:p>
+      <w:r>
+        <w:rPr>
+          <w:rFonts w:ascii="Times New Roman" w:hAnsi="Times New Roman"/>
+        </w:rPr>
+        <w:t>The source publication describes one study per patient, but released patient identifiers were unavailable in the processed data. Case-ID disjointness was verified. The thesis does not claim independently verified patient-level separation. Validation and Test queries nevertheless retrieve only from the Train bank, so their own study reports are absent from inference.</w:t>
+      </w:r>
+    </w:p>
+    <w:p>
+      <w:pPr>
+        <w:pStyle w:val="Heading2"/>
+      </w:pPr>
+      <w:r>
+        <w:rPr>
+          <w:rFonts w:ascii="Times New Roman" w:hAnsi="Times New Roman"/>
+        </w:rPr>
+        <w:t>3.4 Report-Derived Graded Relevance</w:t>
+      </w:r>
+    </w:p>
+    <w:p>
+      <w:r>
+        <w:rPr>
+          <w:rFonts w:ascii="Times New Roman" w:hAnsi="Times New Roman"/>
+        </w:rPr>
+        <w:t>V9 requires a graded notion of clinical similarity because exact report identity is neither available nor desirable in the historical bank. Offline relevance was constructed from hidden target-report annotations and candidate-report annotations. It was never exposed to retrieval, generation, verification, or agent routing.</w:t>
+      </w:r>
+    </w:p>
+    <w:p>
+      <w:r>
+        <w:rPr>
+          <w:rFonts w:ascii="Times New Roman" w:hAnsi="Times New Roman"/>
+        </w:rPr>
+        <w:t>Active label similarity used weighted Jaccard overlap. Positive labels received weight 1.0, uncertain labels 0.5, and negative or missing labels 0.0. Shared absent abnormalities therefore contributed no reward. If both reports had no active abnormal label, label similarity was defined as 1.0; if only one had active abnormalities, it was 0.0. This special case allowed report-indexed normal cases to be evaluated without rewarding a large vector of explicitly absent labels.</w:t>
+      </w:r>
+    </w:p>
+    <w:p>
+      <w:r>
+        <w:rPr>
+          <w:rFonts w:ascii="Times New Roman" w:hAnsi="Times New Roman"/>
+        </w:rPr>
+        <w:t>RadGraph XL was run locally on normalized findings plus impression. Entities and relations were flattened with the deterministic complete-reward representation. Report-derived fact similarity was the F1 overlap of the normalized fact sets. The continuous primary gain was:</w:t>
+      </w:r>
+    </w:p>
+    <w:p>
+      <w:pPr>
+        <w:pStyle w:val="CodeBlock"/>
+      </w:pPr>
+      <w:r>
+        <w:rPr>
+          <w:rFonts w:ascii="Times New Roman" w:hAnsi="Times New Roman"/>
+        </w:rPr>
+        <w:t>gain(query, candidate)</w:t>
+        <w:br/>
+        <w:t xml:space="preserve">  = 0.60 × active-label similarity</w:t>
+        <w:br/>
+        <w:t xml:space="preserve">  + 0.40 × RadGraph fact similarity</w:t>
+      </w:r>
+    </w:p>
+    <w:p>
+      <w:r>
+        <w:rPr>
+          <w:rFonts w:ascii="Times New Roman" w:hAnsi="Times New Roman"/>
+        </w:rPr>
+        <w:t>The score was constrained to [0,1]. nDCG@10 used the continuous gain. Binary MRR and Recall diagnostics used a frozen gain threshold of 0.50. Label-only and fact-only results were sensitivity analyses. The operational relevance supports reproducible ranking comparisons but is not physician-adjudicated similarity.</w:t>
+      </w:r>
+    </w:p>
+    <w:p>
+      <w:pPr>
+        <w:pStyle w:val="Heading2"/>
+      </w:pPr>
+      <w:r>
+        <w:rPr>
+          <w:rFonts w:ascii="Times New Roman" w:hAnsi="Times New Roman"/>
+        </w:rPr>
+        <w:t>3.5 Retrieval Components and Fixed Fusion</w:t>
+      </w:r>
+    </w:p>
+    <w:p>
+      <w:r>
+        <w:rPr>
+          <w:rFonts w:ascii="Times New Roman" w:hAnsi="Times New Roman"/>
+        </w:rPr>
+        <w:t>R0 was BM25 over historical findings and impression, queried with the clinical indication and one of three fixed question templates. R1 was cosine similarity between the normalized mean MedSigLIP embedding of the target image views and the normalized mean embedding of each historical study's image views. R2 was MedSigLIP cross-modal similarity between the target image representation and the historical report representation.</w:t>
+      </w:r>
+    </w:p>
+    <w:p>
+      <w:r>
+        <w:rPr>
+          <w:rFonts w:ascii="Times New Roman" w:hAnsi="Times New Roman"/>
+        </w:rPr>
+        <w:t>Historical reports were split into sentence-aware, section-prefixed chunks of at most 64 MedSigLIP tokens. Each chunk was encoded and normalized. Validation compared normalized mean chunk aggregation with maximum image-to-chunk similarity. Mean aggregation was retained because the maximum policy did not satisfy the frozen material-improvement rule. For multi-view studies, each readable view was encoded independently, normalized, averaged, and normalized again. No view was selected based on outcome.</w:t>
+      </w:r>
+    </w:p>
+    <w:p>
+      <w:r>
+        <w:rPr>
+          <w:rFonts w:ascii="Times New Roman" w:hAnsi="Times New Roman"/>
+        </w:rPr>
+        <w:t>Each retrieval channel was independently min-max normalized across all 2,608 candidates for a query. Constant channels mapped to zero. The fixed fusion grid evaluated nonnegative weight triples in increments of 0.25 that summed to one. A valid multimodal candidate required positive BM25 weight and positive total image weight. Validation nDCG@10 selected the final R3 weights under a simplicity rule that favored more BM25 weight among candidates within 0.005 of the maximum. Canonical case ID resolved every ranking tie.</w:t>
+      </w:r>
+    </w:p>
+    <w:p>
+      <w:pPr>
+        <w:pStyle w:val="Heading2"/>
+      </w:pPr>
+      <w:r>
+        <w:rPr>
+          <w:rFonts w:ascii="Times New Roman" w:hAnsi="Times New Roman"/>
+        </w:rPr>
+        <w:t>3.6 Learned Multimodal Reranker</w:t>
+      </w:r>
+    </w:p>
+    <w:p>
+      <w:r>
+        <w:rPr>
+          <w:rFonts w:ascii="Times New Roman" w:hAnsi="Times New Roman"/>
+        </w:rPr>
+        <w:t>The project-trained component was deliberately small. A nine-feature vector represented each query-candidate state: independently normalized BM25, image-image, and image-report scores; normalized reciprocal rank under each component; and three one-hot indicators for findings, impression, or acute question type. Raw text, image pixels, identifiers, filenames, labels, RadGraph facts, references, and QA outcomes were prohibited as features.</w:t>
+      </w:r>
+    </w:p>
+    <w:p>
+      <w:r>
+        <w:rPr>
+          <w:rFonts w:ascii="Times New Roman" w:hAnsi="Times New Roman"/>
+        </w:rPr>
+        <w:t>The 2,608 Train-bank cases were deterministically assigned to 1,600 pairwise-fit queries, 500 internal early-stop queries, and 508 bank-only cases while remaining available as historical candidates. For a fit query, candidate mining formed a deterministic union of Top-32 candidates under each component and offline relevance, plus Bottom-32 relevance candidates. The eight highest-gain and eight lowest-gain members formed ordered pairs when their gain difference was at least 0.05. Pair weights equaled the gain difference. This generated 307,176 weighted pairwise examples.</w:t>
+      </w:r>
+    </w:p>
+    <w:p>
+      <w:r>
+        <w:rPr>
+          <w:rFonts w:ascii="Times New Roman" w:hAnsi="Times New Roman"/>
+        </w:rPr>
+        <w:t xml:space="preserve">Two scorers were prespecified: a linear 9-to-1 model and a multilayer perceptron </w:t>
+      </w:r>
+      <w:r>
+        <w:rPr>
+          <w:rFonts w:ascii="Consolas" w:hAnsi="Consolas"/>
+          <w:color w:val="0B2545"/>
+          <w:sz w:val="19"/>
+        </w:rPr>
+        <w:t>9 → 32 → 16 → 1</w:t>
+      </w:r>
+      <w:r>
+        <w:rPr>
+          <w:rFonts w:ascii="Times New Roman" w:hAnsi="Times New Roman"/>
+        </w:rPr>
+        <w:t xml:space="preserve"> with ReLU activations. Both used weighted pairwise softplus loss, AdamW, learning rate 0.001, weight decay 0.0001, batch size 4,096 pairs, at most 30 epochs, seed 7030, and internal early stopping. Validation selected the architecture. The MLP was promoted because it met the frozen margin over fixed fusion and also exceeded the strongest individual component. Its 865 parameters were the only learned model parameters in the final system. Foundation encoders and language models remained frozen.</w:t>
+      </w:r>
+    </w:p>
+    <w:p>
+      <w:pPr>
+        <w:pStyle w:val="Heading2"/>
+      </w:pPr>
+      <w:r>
+        <w:rPr>
+          <w:rFonts w:ascii="Times New Roman" w:hAnsi="Times New Roman"/>
+        </w:rPr>
+        <w:t>3.7 Retrieval Confirmation and Alignment Control</w:t>
+      </w:r>
+    </w:p>
+    <w:p>
+      <w:r>
+        <w:rPr>
+          <w:rFonts w:ascii="Times New Roman" w:hAnsi="Times New Roman"/>
+        </w:rPr>
+        <w:t>Five frozen systems were evaluated once on 752 Test cases and three fixed questions: BM25, image-image, image-report, fixed fusion, and the learned MLP. The primary metric was case-grouped equal-question nDCG@10. The primary paired comparison was learned MLP minus image-image because image-image was the strongest frozen component on Validation. A 10,000-iteration case bootstrap with seed 7031 produced a percentile 95% confidence interval. Confirmed superiority required the lower bound to be greater than zero.</w:t>
+      </w:r>
+    </w:p>
+    <w:p>
+      <w:r>
+        <w:rPr>
+          <w:rFonts w:ascii="Times New Roman" w:hAnsi="Times New Roman"/>
+        </w:rPr>
+        <w:t>Alignment dependence was evaluated through 100 deterministic, unique, fixed-point-free wrong-image assignments. Test cases were ordered by a domain-separated SHA-256 rule, and cyclic shifts 1-100 supplied complete image-view sets from other Test cases. For each assignment, image-image scores, image-report scores, normalization, ranks, features, MLP scores, and rankings were recomputed. BM25 remained attached to the original indication and question. The plus-one randomization p-value counted how many shuffled nDCG@10 values equaled or exceeded aligned performance. A predefined 262-case project-history-untouched subset was reported only as sensitivity analysis.</w:t>
+      </w:r>
+    </w:p>
+    <w:p>
+      <w:pPr>
+        <w:pStyle w:val="Heading2"/>
+      </w:pPr>
+      <w:r>
+        <w:rPr>
+          <w:rFonts w:ascii="Times New Roman" w:hAnsi="Times New Roman"/>
+        </w:rPr>
+        <w:t>3.8 Downstream Multimodal Question Answering</w:t>
+      </w:r>
+    </w:p>
+    <w:p>
+      <w:r>
+        <w:rPr>
+          <w:rFonts w:ascii="Times New Roman" w:hAnsi="Times New Roman"/>
+        </w:rPr>
+        <w:t>The downstream frame contained 685 Test cases with nonempty findings and impression. Each contributed a findings question and an impression question, producing 1,370 questions. The acute question used for retrieval was excluded from generation scoring because the dataset lacked a physician-adjudicated binary acute-abnormality reference.</w:t>
+      </w:r>
+    </w:p>
+    <w:p>
+      <w:r>
+        <w:rPr>
+          <w:rFonts w:ascii="Times New Roman" w:hAnsi="Times New Roman"/>
+        </w:rPr>
+        <w:t xml:space="preserve">All four generation conditions used the same </w:t>
+      </w:r>
+      <w:r>
+        <w:rPr>
+          <w:rFonts w:ascii="Consolas" w:hAnsi="Consolas"/>
+          <w:color w:val="0B2545"/>
+          <w:sz w:val="19"/>
+        </w:rPr>
+        <w:t>google/medgemma-1.5-4b-it</w:t>
+      </w:r>
+      <w:r>
+        <w:rPr>
+          <w:rFonts w:ascii="Times New Roman" w:hAnsi="Times New Roman"/>
+        </w:rPr>
+        <w:t xml:space="preserve"> revision, local 4-bit NF4 inference, deterministic decoding, maximum 192 new tokens, target indication, question, and one target chest image. The image policy preferred a frontal view and then lexicographic filename order. G0 received no historical report. G1 received Top-3 BM25 reports. G2 received Top-3 fixed-fusion reports. G3 received Top-3 learned-reranker reports. Historical images influenced retrieval but were not additional generator pixel inputs.</w:t>
+      </w:r>
+    </w:p>
+    <w:p>
+      <w:r>
+        <w:rPr>
+          <w:rFonts w:ascii="Times New Roman" w:hAnsi="Times New Roman"/>
+        </w:rPr>
+        <w:t>The prompt required JSON fields for answer, target-image findings, supporting case IDs, historical support, uncertainty, and abstention. It stated explicitly that historical reports were analogies and not proof about the target patient. Parser failures and token-ceiling outputs were retained; no selective regeneration was allowed. The primary metric was case-grouped equal-question Token-F1 against hidden target findings or impression. G3 minus G0 was the primary comparison, with 10,000 case-bootstrap iterations. Exact match, JSON completeness, per-question effects, subgroup effects, latency, tokens, and memory were secondary.</w:t>
+      </w:r>
+    </w:p>
+    <w:p>
+      <w:pPr>
+        <w:pStyle w:val="Heading2"/>
+      </w:pPr>
+      <w:r>
+        <w:rPr>
+          <w:rFonts w:ascii="Times New Roman" w:hAnsi="Times New Roman"/>
+        </w:rPr>
+        <w:t>3.9 Bounded Evidence-Control Agent</w:t>
+      </w:r>
+    </w:p>
+    <w:p>
+      <w:r>
+        <w:rPr>
+          <w:rFonts w:ascii="Times New Roman" w:hAnsi="Times New Roman"/>
+        </w:rPr>
+        <w:t xml:space="preserve">G4 was a bounded control layer applied after G3. Its verifier checked only whether statements in the </w:t>
+      </w:r>
+      <w:r>
+        <w:rPr>
+          <w:rFonts w:ascii="Consolas" w:hAnsi="Consolas"/>
+          <w:color w:val="0B2545"/>
+          <w:sz w:val="19"/>
+        </w:rPr>
+        <w:t>historical_support</w:t>
+      </w:r>
+      <w:r>
+        <w:rPr>
+          <w:rFonts w:ascii="Times New Roman" w:hAnsi="Times New Roman"/>
+        </w:rPr>
+        <w:t xml:space="preserve"> field were supported by the cited historical reports. It did not verify the </w:t>
+      </w:r>
+      <w:r>
+        <w:rPr>
+          <w:rFonts w:ascii="Consolas" w:hAnsi="Consolas"/>
+          <w:color w:val="0B2545"/>
+          <w:sz w:val="19"/>
+        </w:rPr>
+        <w:t>answer</w:t>
+      </w:r>
+      <w:r>
+        <w:rPr>
+          <w:rFonts w:ascii="Times New Roman" w:hAnsi="Times New Roman"/>
+        </w:rPr>
+        <w:t xml:space="preserve"> or </w:t>
+      </w:r>
+      <w:r>
+        <w:rPr>
+          <w:rFonts w:ascii="Consolas" w:hAnsi="Consolas"/>
+          <w:color w:val="0B2545"/>
+          <w:sz w:val="19"/>
+        </w:rPr>
+        <w:t>target_image_findings</w:t>
+      </w:r>
+      <w:r>
+        <w:rPr>
+          <w:rFonts w:ascii="Times New Roman" w:hAnsi="Times New Roman"/>
+        </w:rPr>
+        <w:t xml:space="preserve"> against the target image. If G3 historical support failed the frozen checker, the agent could perform one deterministic retry using the frozen image-image R1 Top-3 route. If the backup evidence still failed, it removed the historical-support statement and citations, retained the target-image answer, and recorded historical-evidence abstention.</w:t>
+      </w:r>
+    </w:p>
+    <w:p>
+      <w:r>
+        <w:rPr>
+          <w:rFonts w:ascii="Times New Roman" w:hAnsi="Times New Roman"/>
+        </w:rPr>
+        <w:t>The agent had no internet access, no model-selection authority, no threshold changes, no target-report access, and no unbounded loop. Every initial route, cited ID, support score, retry, revision, abstention, and reason was recorded. The primary agent outcome was the paired change in automated unsupported historical-support rate. A Token-F1 noninferiority margin of -0.01 guarded against unintended answer modification, although the target answer was preserved by design.</w:t>
+      </w:r>
+    </w:p>
+    <w:p>
+      <w:pPr>
+        <w:pStyle w:val="Heading2"/>
+      </w:pPr>
+      <w:r>
+        <w:rPr>
+          <w:rFonts w:ascii="Times New Roman" w:hAnsi="Times New Roman"/>
+        </w:rPr>
+        <w:t>3.10 Researcher-Reviewed Qualitative Analysis</w:t>
+      </w:r>
+    </w:p>
+    <w:p>
+      <w:r>
+        <w:rPr>
+          <w:rFonts w:ascii="Times New Roman" w:hAnsi="Times New Roman"/>
+        </w:rPr>
+        <w:t>A post-hoc qualitative protocol was committed before systematic case extraction and coding. The deterministic pack contained six cases with the largest mean G3-minus-G0 Token-F1 gains, six with the largest losses, six agent retry cases, and six historical-evidence abstention cases. The extraction tool assembled frozen retrieval, generation, reference, and agent evidence and proposed taxonomy labels. The named researcher then reviewed all 24 rows and accepted the proposed label sets without modification on 19 August 2026. The audit trail retains original proposals, researcher-reviewed labels, status, initials, date, and bounded notes.</w:t>
+      </w:r>
+    </w:p>
+    <w:p>
+      <w:r>
+        <w:rPr>
+          <w:rFonts w:ascii="Times New Roman" w:hAnsi="Times New Roman"/>
+        </w:rPr>
+        <w:t>This process is described as researcher-reviewed, tool-assisted exploratory analysis. It was not blinded because some outputs had been inspected during pipeline verification; it was not independent because the researcher was the project author; and it was not clinical adjudication because no radiologist scored the cases. Category counts characterize the purposively selected pack only and are not population-rate estimates.</w:t>
+      </w:r>
+    </w:p>
+    <w:p>
+      <w:pPr>
+        <w:pStyle w:val="Heading2"/>
+      </w:pPr>
+      <w:r>
+        <w:rPr>
+          <w:rFonts w:ascii="Times New Roman" w:hAnsi="Times New Roman"/>
+        </w:rPr>
+        <w:t>3.11 Supplemental Validity and Robustness Audits</w:t>
+      </w:r>
+    </w:p>
+    <w:p>
+      <w:r>
+        <w:rPr>
+          <w:rFonts w:ascii="Times New Roman" w:hAnsi="Times New Roman"/>
+        </w:rPr>
+        <w:t>After the V9 technical freeze, a separate post-hoc protocol was committed before supplemental outcomes. Five analyses were prespecified. First, normalized report text and image dHash were used to audit cross-split similarity; a sensitivity analysis excluded Test reports with maximum Train cosine similarity at least 0.95. Second, frozen rankings were evaluated under active-label-only, RadGraph-fact-only, and original combined qrels. Third, pinned Qwen3-Embedding-0.6B provided a modern dense text comparator and nine fixed question wordings tested retrieval robustness. Fourth, frozen answers were evaluated with F1-RadGraph and case-grouped bootstrap intervals; F1CheXbert would be reported only if an official compatible local dependency was available. Fifth, balanced JSON extraction, fence removal, and trailing-comma removal tested whether structured-output failures were repairable without fabricating truncated content.</w:t>
+      </w:r>
+    </w:p>
+    <w:p>
+      <w:r>
+        <w:rPr>
+          <w:rFonts w:ascii="Times New Roman" w:hAnsi="Times New Roman"/>
+        </w:rPr>
+        <w:t>All supplemental analyses were interpretive. They could strengthen, qualify, or weaken the final claims but could not trigger retraining, prompt changes, threshold changes, case replacement, or a new primary hypothesis. The duplicate hash is not treated as proof of patient identity; fixed paraphrases are not treated as physician-authored questions; and automated graph overlap is not treated as clinical correctness.</w:t>
+      </w:r>
+    </w:p>
+    <w:p>
+      <w:pPr>
+        <w:pStyle w:val="Heading2"/>
+      </w:pPr>
+      <w:r>
+        <w:rPr>
+          <w:rFonts w:ascii="Times New Roman" w:hAnsi="Times New Roman"/>
+        </w:rPr>
+        <w:t>3.12 Reproducibility, Ethics, and Evidence Boundaries</w:t>
+      </w:r>
+    </w:p>
+    <w:p>
+      <w:r>
+        <w:rPr>
+          <w:rFonts w:ascii="Times New Roman" w:hAnsi="Times New Roman"/>
+        </w:rPr>
+        <w:t>The implementation used local CUDA inference and preserved model revisions, configuration files, checkpoint hashes, result hashes, split fingerprints, and protocol commits. Large source-derived texts, image pixels, vectors, checkpoints, prompts, and per-row generations remained local under repository policy. Aggregate summaries, source-neutral code, hashes, tests, and a lightweight case index were public. The verified suite contained 206 passing automated tests before the supplemental additions; the final suite was rerun after integration.</w:t>
+      </w:r>
+    </w:p>
+    <w:p>
+      <w:r>
+        <w:rPr>
+          <w:rFonts w:ascii="Times New Roman" w:hAnsi="Times New Roman"/>
+        </w:rPr>
+        <w:t>No radiologist evaluated pairwise similarity, retrieved reports, target-image answers, or agent decisions. The completed researcher review supports exploratory pipeline interpretation only. The study therefore reports retrospective technical performance and explicitly excludes claims of diagnostic safety, clinical utility, or deployment readiness.</w:t>
+      </w:r>
+    </w:p>
+    <w:p>
+      <w:r>
+        <w:br w:type="page"/>
+      </w:r>
+    </w:p>
+    <w:p>
+      <w:pPr>
+        <w:pStyle w:val="Heading1"/>
+      </w:pPr>
+      <w:r>
+        <w:rPr>
+          <w:rFonts w:ascii="Times New Roman" w:hAnsi="Times New Roman"/>
+        </w:rPr>
+        <w:t>Chapter 4: Results and Analysis</w:t>
+      </w:r>
+    </w:p>
+    <w:p>
+      <w:pPr>
+        <w:pStyle w:val="Heading2"/>
+      </w:pPr>
+      <w:r>
+        <w:rPr>
+          <w:rFonts w:ascii="Times New Roman" w:hAnsi="Times New Roman"/>
+        </w:rPr>
+        <w:t>4.1 Final V9 Retrieval Confirmation</w:t>
+      </w:r>
+    </w:p>
+    <w:p>
+      <w:r>
+        <w:rPr>
+          <w:rFonts w:ascii="Times New Roman" w:hAnsi="Times New Roman"/>
+        </w:rPr>
+        <w:t>The V9 Test evaluation contained 752 cases, three questions per case, five systems, and 11,280 ranking rows. Every system ranked the same 2,608-case historical bank. BM25 produced nDCG@10 of 0.134156 and MRR of 0.083542. Image-image retrieval was substantially stronger at 0.315561 nDCG@10 and 0.328270 MRR. Image-report retrieval achieved 0.274069 and 0.256032 respectively. Fixed multimodal fusion reached 0.246935 nDCG@10 and 0.211322 MRR, below the image-only component. The learned MLP produced the strongest nDCG@10, 0.327942, and MRR, 0.331968.</w:t>
+      </w:r>
+    </w:p>
+    <w:p>
+      <w:r>
+        <w:rPr>
+          <w:rFonts w:ascii="Times New Roman" w:hAnsi="Times New Roman"/>
+        </w:rPr>
+        <w:t>The primary learned-minus-image difference was +0.012381 nDCG@10. Its 10,000-iteration case-bootstrap 95% confidence interval was [0.009226, 0.015584]. Because the lower bound was greater than zero, the frozen superiority criterion passed. The magnitude is modest relative to the large image-versus-text gap, but it is consistent and attributable to the learned combination rather than to foundation-model fine-tuning.</w:t>
+      </w:r>
+    </w:p>
+    <w:p>
+      <w:r>
+        <w:rPr>
+          <w:rFonts w:ascii="Times New Roman" w:hAnsi="Times New Roman"/>
+        </w:rPr>
+        <w:t>The fixed-fusion result is an important negative finding. More modalities did not automatically improve ranking. Equal or validation-selected weighted addition can dilute a strong visual signal with a weak text channel when generic questions and short indications provide limited discrimination. The learned model recovered a gain because it used scores, reciprocal ranks, and question type to condition candidate ordering. This supports learned fusion as the methodological contribution, while cautioning against describing any multimodal combination as inherently superior.</w:t>
+      </w:r>
+    </w:p>
+    <w:p>
+      <w:r>
+        <w:rPr>
+          <w:rFonts w:ascii="Times New Roman" w:hAnsi="Times New Roman"/>
+        </w:rPr>
+        <w:t>The 262-case strict project-history-untouched subset showed the same direction. In that subset, BM25, image-image, image-report, fixed fusion, and learned MLP achieved nDCG@10 values of 0.129956, 0.411812, 0.331673, 0.288307, and 0.419901 respectively. These values were not used for selection and are not a separate confirmatory family. They reduce concern that the full result was driven only by cases encountered in earlier project stages.</w:t>
+      </w:r>
+    </w:p>
+    <w:p>
+      <w:pPr>
+        <w:pStyle w:val="Heading2"/>
+      </w:pPr>
+      <w:r>
+        <w:rPr>
+          <w:rFonts w:ascii="Times New Roman" w:hAnsi="Times New Roman"/>
+        </w:rPr>
+        <w:t>4.2 Alignment-Specific Image Contribution</w:t>
+      </w:r>
+    </w:p>
+    <w:p>
+      <w:r>
+        <w:rPr>
+          <w:rFonts w:ascii="Times New Roman" w:hAnsi="Times New Roman"/>
+        </w:rPr>
+        <w:t>Aligned R4 nDCG@10 was 0.327942. Across 100 complete wrong-image recomputations, mean nDCG@10 was 0.220370, standard deviation 0.004900, and the 2.5th and 97.5th percentiles were 0.210726 and 0.231474. The aligned score exceeded every shuffled assignment. The plus-one p-value was 0.009901.</w:t>
+      </w:r>
+    </w:p>
+    <w:p>
+      <w:r>
+        <w:rPr>
+          <w:rFonts w:ascii="Times New Roman" w:hAnsi="Times New Roman"/>
+        </w:rPr>
+        <w:t>This control is stronger than substituting one arbitrary image or shuffling only the final score. Every visual component and all derived learned features were recomputed under the wrong image. The original clinical indication and question were retained. The result therefore shows that correct target-image alignment materially influenced similar-case ranking. It does not prove that every retrieved case is clinically appropriate, but it rules out an explanation based only on text or a generic image prior.</w:t>
+      </w:r>
+    </w:p>
+    <w:p>
+      <w:pPr>
+        <w:pStyle w:val="Heading2"/>
+      </w:pPr>
+      <w:r>
+        <w:rPr>
+          <w:rFonts w:ascii="Times New Roman" w:hAnsi="Times New Roman"/>
+        </w:rPr>
+        <w:t>4.3 Downstream QA Transfer</w:t>
+      </w:r>
+    </w:p>
+    <w:p>
+      <w:r>
+        <w:rPr>
+          <w:rFonts w:ascii="Times New Roman" w:hAnsi="Times New Roman"/>
+        </w:rPr>
+        <w:t>The QA study used 685 complete-reference Test cases, 1,370 questions, four systems, and 5,480 local MedGemma generations. G0 target-image generation without retrieval achieved Token-F1 0.145559 and complete JSON rate 42.04%. G1 BM25 RAG achieved 0.147947 and 39.42%. G2 fixed multimodal RAG achieved 0.179090 and 46.50%. G3 learned multimodal RAG achieved the highest Token-F1, 0.184803, and complete JSON rate, 57.23%.</w:t>
+      </w:r>
+    </w:p>
+    <w:p>
+      <w:r>
+        <w:rPr>
+          <w:rFonts w:ascii="Times New Roman" w:hAnsi="Times New Roman"/>
+        </w:rPr>
+        <w:t>The primary G3-minus-G0 Token-F1 difference was +0.039244, with 95% confidence interval [0.032572, 0.045745]. The criterion therefore passed. The strict 262-case sensitivity subset also favored G3 by +0.047187, interval [0.034911, 0.059704]. BM25 RAG differed from no retrieval by only +0.002388, interval [-0.003189, 0.008120]. Fixed multimodal RAG improved over no retrieval by +0.033532, interval [0.027790, 0.039502]. Learned multimodal RAG improved over BM25 by +0.036856, interval [0.030410, 0.043524].</w:t>
+      </w:r>
+    </w:p>
+    <w:p>
+      <w:r>
+        <w:rPr>
+          <w:rFonts w:ascii="Times New Roman" w:hAnsi="Times New Roman"/>
+        </w:rPr>
+        <w:t>G3 exceeded G2 by +0.005713, but the interval [-0.000958, 0.012280] crossed zero. The thesis therefore claims that learned multimodal RAG improved over no retrieval and text-only RAG; it does not claim confirmed downstream superiority over fixed multimodal RAG. Retrieval superiority and generation superiority are distinct. A different Top-3 ordering may not change the available evidence enough to produce a resolved answer-level difference.</w:t>
+      </w:r>
+    </w:p>
+    <w:p>
+      <w:r>
+        <w:rPr>
+          <w:rFonts w:ascii="Times New Roman" w:hAnsi="Times New Roman"/>
+        </w:rPr>
+        <w:t>The effect was larger for impression questions (+0.059903) than findings questions (+0.018585). It remained positive for report-indexed normal cases (+0.060784) and abnormal cases (+0.025570). These are prespecified sensitivity results rather than independent confirmatory hypotheses. One interpretation is that retrieved analogies help synthesize an impression more than enumerate visible findings, but this explanation remains inferential because no clinician reviewed individual responses.</w:t>
+      </w:r>
+    </w:p>
+    <w:p>
+      <w:r>
+        <w:rPr>
+          <w:rFonts w:ascii="Times New Roman" w:hAnsi="Times New Roman"/>
+        </w:rPr>
+        <w:t>Absolute performance remained low. MedGemma sometimes reached the 192-token limit or returned non-strict JSON. Only 57.23% of G3 rows contained the complete requested object. All outputs were retained under a tolerant parser rather than selectively regenerated. These failures matter because a system can improve mean Token-F1 while remaining unsuitable for deployment.</w:t>
+      </w:r>
+    </w:p>
+    <w:p>
+      <w:pPr>
+        <w:pStyle w:val="Heading2"/>
+      </w:pPr>
+      <w:r>
+        <w:rPr>
+          <w:rFonts w:ascii="Times New Roman" w:hAnsi="Times New Roman"/>
+        </w:rPr>
+        <w:t>4.4 Bounded Agent Results</w:t>
+      </w:r>
+    </w:p>
+    <w:p>
+      <w:r>
+        <w:rPr>
+          <w:rFonts w:ascii="Times New Roman" w:hAnsi="Times New Roman"/>
+        </w:rPr>
+        <w:t>The G4 agent evaluated all 1,370 G3 rows. Before control, 16.423% of rows contained historical-support statements that the frozen automated checker did not substantiate from the cited reports. After one optional R1 backup route or evidence-field removal, the final automated unsupported historical-support rate was 0%. The paired reduction was 16.423 percentage points, with 95% case-bootstrap interval [14.4526, 18.4672] percentage points in magnitude.</w:t>
+      </w:r>
+    </w:p>
+    <w:p>
+      <w:r>
+        <w:rPr>
+          <w:rFonts w:ascii="Times New Roman" w:hAnsi="Times New Roman"/>
+        </w:rPr>
+        <w:t>The agent retried 16.423% of rows, revised historical support in 17.299%, and abstained from historical evidence in 15.985%. Mean retrieval calls increased from one to 1.164. Token-F1 remained 0.184803 because the target answer was preserved by design. The zero final unsupported rate is therefore partly structural: when no support could be established, the field was removed. It demonstrates auditable claim suppression and abstention, not that all retained target-image answers were correct.</w:t>
+      </w:r>
+    </w:p>
+    <w:p>
+      <w:pPr>
+        <w:pStyle w:val="Heading2"/>
+      </w:pPr>
+      <w:r>
+        <w:rPr>
+          <w:rFonts w:ascii="Times New Roman" w:hAnsi="Times New Roman"/>
+        </w:rPr>
+        <w:t>4.5 Computational Cost and Artifact Integrity</w:t>
+      </w:r>
+    </w:p>
+    <w:p>
+      <w:r>
+        <w:rPr>
+          <w:rFonts w:ascii="Times New Roman" w:hAnsi="Times New Roman"/>
+        </w:rPr>
+        <w:t>The 5,480 local MedGemma generations required 13,496 seconds, or approximately 3.75 hours, at 0.406 records per second. Peak allocated GPU memory was 5,184.5 MiB on the RTX 5070 Laptop GPU with batch size eight. The small reranker trained on CPU-sized feature tensors and introduced negligible inference cost compared with MedSigLIP and MedGemma.</w:t>
+      </w:r>
+    </w:p>
+    <w:p>
+      <w:r>
+        <w:rPr>
+          <w:rFonts w:ascii="Times New Roman" w:hAnsi="Times New Roman"/>
+        </w:rPr>
+        <w:t xml:space="preserve">Frozen hashes identify the principal artifacts. Retrieval rows hash to </w:t>
+      </w:r>
+      <w:r>
+        <w:rPr>
+          <w:rFonts w:ascii="Consolas" w:hAnsi="Consolas"/>
+          <w:color w:val="0B2545"/>
+          <w:sz w:val="19"/>
+        </w:rPr>
+        <w:t>baa56924928b144c9b877b8e2218e04d17df6b77a6f794ed3830f7ccf3e449fd</w:t>
+      </w:r>
+      <w:r>
+        <w:rPr>
+          <w:rFonts w:ascii="Times New Roman" w:hAnsi="Times New Roman"/>
+        </w:rPr>
+        <w:t xml:space="preserve">. The MLP checkpoint hash is </w:t>
+      </w:r>
+      <w:r>
+        <w:rPr>
+          <w:rFonts w:ascii="Consolas" w:hAnsi="Consolas"/>
+          <w:color w:val="0B2545"/>
+          <w:sz w:val="19"/>
+        </w:rPr>
+        <w:t>8afa68a48de9d6c9128d190f1368d0d45d41a958e5eb12787d7e725e7eb09efa</w:t>
+      </w:r>
+      <w:r>
+        <w:rPr>
+          <w:rFonts w:ascii="Times New Roman" w:hAnsi="Times New Roman"/>
+        </w:rPr>
+        <w:t xml:space="preserve">. The Top-3 ranking pack hash is </w:t>
+      </w:r>
+      <w:r>
+        <w:rPr>
+          <w:rFonts w:ascii="Consolas" w:hAnsi="Consolas"/>
+          <w:color w:val="0B2545"/>
+          <w:sz w:val="19"/>
+        </w:rPr>
+        <w:t>28639821abc5fba8189c7c0149822ed0e3935325d0136578803155cc5a4ebd9b</w:t>
+      </w:r>
+      <w:r>
+        <w:rPr>
+          <w:rFonts w:ascii="Times New Roman" w:hAnsi="Times New Roman"/>
+        </w:rPr>
+        <w:t xml:space="preserve">. QA raw rows hash to </w:t>
+      </w:r>
+      <w:r>
+        <w:rPr>
+          <w:rFonts w:ascii="Consolas" w:hAnsi="Consolas"/>
+          <w:color w:val="0B2545"/>
+          <w:sz w:val="19"/>
+        </w:rPr>
+        <w:t>89c69c9a27e393c93c85e572587b330f908598e835cb8162a8678cd15ba512b4</w:t>
+      </w:r>
+      <w:r>
+        <w:rPr>
+          <w:rFonts w:ascii="Times New Roman" w:hAnsi="Times New Roman"/>
+        </w:rPr>
+        <w:t xml:space="preserve">, and agent rows hash to </w:t>
+      </w:r>
+      <w:r>
+        <w:rPr>
+          <w:rFonts w:ascii="Consolas" w:hAnsi="Consolas"/>
+          <w:color w:val="0B2545"/>
+          <w:sz w:val="19"/>
+        </w:rPr>
+        <w:t>9cc8b4513f2ef12f7e849d7b5853a79ef07495b022699c5a84785d1d94624fc1</w:t>
+      </w:r>
+      <w:r>
+        <w:rPr>
+          <w:rFonts w:ascii="Times New Roman" w:hAnsi="Times New Roman"/>
+        </w:rPr>
+        <w:t>.</w:t>
+      </w:r>
+    </w:p>
+    <w:p>
+      <w:pPr>
+        <w:pStyle w:val="Heading2"/>
+      </w:pPr>
+      <w:r>
+        <w:rPr>
+          <w:rFonts w:ascii="Times New Roman" w:hAnsi="Times New Roman"/>
+        </w:rPr>
+        <w:t>4.6 Researcher-Reviewed Qualitative Findings</w:t>
+      </w:r>
+    </w:p>
+    <w:p>
+      <w:r>
+        <w:rPr>
+          <w:rFonts w:ascii="Times New Roman" w:hAnsi="Times New Roman"/>
+        </w:rPr>
+        <w:t>The researcher reviewed all 24 selected cases and accepted the tool-assisted taxonomy labels without modification; no case was excluded. Labels overlapped. Fifteen cases showed retrieval relevance gain and nine showed retrieval relevance failure. Two were labeled reference-consistent and thirteen reference-inconsistent. Ten exposed structured-output failure, five showed historical-support retry recovery, thirteen historical-support abstention, and five citation repair.</w:t>
+      </w:r>
+    </w:p>
+    <w:p>
+      <w:r>
+        <w:rPr>
+          <w:rFonts w:ascii="Times New Roman" w:hAnsi="Times New Roman"/>
+        </w:rPr>
+        <w:t>The review confirms heterogeneous pipeline behavior rather than a prevalence estimate. Retrieval gain did not guarantee a reference-consistent answer. Correctly retrieved evidence could still be omitted or misinterpreted during generation, while the bounded agent sometimes recovered support and more often removed an unsupported analogy. These are researcher-reviewed exploratory interpretations of frozen references and traces, not radiologist judgments of clinical correctness.</w:t>
+      </w:r>
+    </w:p>
+    <w:p>
+      <w:pPr>
+        <w:pStyle w:val="Heading2"/>
+      </w:pPr>
+      <w:r>
+        <w:rPr>
+          <w:rFonts w:ascii="Times New Roman" w:hAnsi="Times New Roman"/>
+        </w:rPr>
+        <w:t>4.7 Cross-Split Similarity Sensitivity</w:t>
+      </w:r>
+    </w:p>
+    <w:p>
+      <w:r>
+        <w:rPr>
+          <w:rFonts w:ascii="Times New Roman" w:hAnsi="Times New Roman"/>
+        </w:rPr>
+        <w:t>The audit found 162 exact normalized Train-report duplicates among 752 Test cases. Maximum Train-report cosine similarity was at least 0.90 for 214 Test cases, 0.95 for 187, and 0.99 for 170. Image dHash distance was zero for 11 Test cases and at most four for 447; because chest radiographs share layout and anatomy, these perceptual collisions do not prove repeated patients.</w:t>
+      </w:r>
+    </w:p>
+    <w:p>
+      <w:r>
+        <w:rPr>
+          <w:rFonts w:ascii="Times New Roman" w:hAnsi="Times New Roman"/>
+        </w:rPr>
+        <w:t>The prespecified report sensitivity excluded the 187 Test cases with cosine similarity at least 0.95. On the retained 565 cases, R4 nDCG@10 was 0.279730, followed by R1 at 0.264642, R2 at 0.247601, R3 at 0.226451, and R0 at 0.139179. R4 therefore remained first and its margin over R1 was +0.015088. The direction of the primary finding survived, but the high same-source near-duplicate prevalence remains a material threat to external and population validity.</w:t>
+      </w:r>
+    </w:p>
+    <w:p>
+      <w:pPr>
+        <w:pStyle w:val="Heading2"/>
+      </w:pPr>
+      <w:r>
+        <w:rPr>
+          <w:rFonts w:ascii="Times New Roman" w:hAnsi="Times New Roman"/>
+        </w:rPr>
+        <w:t>4.8 Qrel, Dense-Baseline, and Wording Robustness</w:t>
+      </w:r>
+    </w:p>
+    <w:p>
+      <w:r>
+        <w:rPr>
+          <w:rFonts w:ascii="Times New Roman" w:hAnsi="Times New Roman"/>
+        </w:rPr>
+        <w:t>R4 ranked first under each prespecified relevance construct. Under active labels alone, R4 and R1 achieved nDCG@10 of 0.333863 and 0.318698, a difference of +0.015165. Under RadGraph facts alone, they achieved 0.292220 and 0.289271, a much smaller +0.002950. Under the frozen combined qrel, the difference was +0.012381. The ordering is therefore robust, but effect magnitude depends on how clinical similarity is operationalized.</w:t>
+      </w:r>
+    </w:p>
+    <w:p>
+      <w:r>
+        <w:rPr>
+          <w:rFonts w:ascii="Times New Roman" w:hAnsi="Times New Roman"/>
+        </w:rPr>
+        <w:t>The pinned Qwen3 dense baseline achieved canonical nDCG@10 of 0.195633, exceeding BM25 by +0.061476 but remaining below R4 at 0.327942. Across two fixed paraphrases for each of three question roles, Top-1 agreement with the canonical wording was 11.41% for BM25, 35.70% for Qwen3 dense, and 99.69% for R4. Mean Top-10 Jaccard was 0.1096, 0.3226, and 0.8887 respectively. R4's stability is consistent with the strong contribution of its visual channels; it is wording robustness under researcher-written variants, not physician-authored language validation.</w:t>
+      </w:r>
+    </w:p>
+    <w:p>
+      <w:pPr>
+        <w:pStyle w:val="Heading2"/>
+      </w:pPr>
+      <w:r>
+        <w:rPr>
+          <w:rFonts w:ascii="Times New Roman" w:hAnsi="Times New Roman"/>
+        </w:rPr>
+        <w:t>4.9 Clinical Semantic and Structured-Output Audits</w:t>
+      </w:r>
+    </w:p>
+    <w:p>
+      <w:r>
+        <w:rPr>
+          <w:rFonts w:ascii="Times New Roman" w:hAnsi="Times New Roman"/>
+        </w:rPr>
+        <w:t>F1-RadGraph provided a different view of generation quality. G0, G1, G2, and G3 complete F1 values were 0.124852, 0.103866, 0.124971, and 0.124803. G3 exceeded G1 by +0.020937 with 95% interval [0.012863, 0.028992], but differed from G0 by -0.000049 [-0.006803, 0.006897] and from G2 by -0.000168 [-0.008553, 0.008127]. Entity and entity-relation results followed the same broad pattern. Thus learned multimodal RAG clearly repaired the weak BM25-RAG route, but automated clinical graph overlap did not establish general superiority over target-image-only or fixed multimodal generation. F1CheXbert was not run because an official compatible local dependency was unavailable; no substitute was used.</w:t>
+      </w:r>
+    </w:p>
+    <w:p>
+      <w:r>
+        <w:rPr>
+          <w:rFonts w:ascii="Times New Roman" w:hAnsi="Times New Roman"/>
+        </w:rPr>
+        <w:t>Balanced JSON extraction, markdown-fence removal, and trailing-comma repair recovered no additional rows. Across all systems, 2,537 of 5,480 outputs were valid before and after robust reparsing; 2,943 remained unrecoverable and answer-change rate was zero. The same held for G3: 784 of 1,370 were valid. The incomplete-output problem is therefore primarily token-ceiling truncation rather than a removable parser artifact.</w:t>
+      </w:r>
+    </w:p>
+    <w:p>
+      <w:pPr>
+        <w:pStyle w:val="Heading2"/>
+      </w:pPr>
+      <w:r>
+        <w:rPr>
+          <w:rFonts w:ascii="Times New Roman" w:hAnsi="Times New Roman"/>
+        </w:rPr>
+        <w:t>4.10 Integrated Results Summary</w:t>
+      </w:r>
+    </w:p>
+    <w:p>
+      <w:r>
+        <w:rPr>
+          <w:rFonts w:ascii="Times New Roman" w:hAnsi="Times New Roman"/>
+        </w:rPr>
+        <w:t>The final quantitative evidence chain is complete. Correct images improved retrieval relative to shuffled images. The learned reranker exceeded the strongest frozen component. Learned multimodal RAG improved reference consistency over no retrieval and text-only RAG. The bounded agent suppressed unsupported historical evidence. At the same time, fixed fusion underperformed image-only retrieval, learned QA did not clearly beat fixed QA, structured output was incomplete, and no clinical human score was obtained.</w:t>
+      </w:r>
+    </w:p>
+    <w:p>
+      <w:r>
+        <w:rPr>
+          <w:rFonts w:ascii="Times New Roman" w:hAnsi="Times New Roman"/>
+        </w:rPr>
+        <w:t>The supplemental evidence makes this conclusion more precise. Retrieval ordering persisted after a strict near-duplicate exclusion and across three qrel definitions. A modern dense model improved the text baseline but did not close the multimodal gap. Wording robustness strongly favored R4. In contrast, F1-RadGraph did not reproduce a learned-RAG advantage over G0 or G2. The study therefore supports its retrieval claim more strongly than a claim of universal answer-quality superiority.</w:t>
+      </w:r>
+    </w:p>
+    <w:p>
+      <w:r>
+        <w:br w:type="page"/>
+      </w:r>
+    </w:p>
+    <w:p>
+      <w:pPr>
+        <w:pStyle w:val="Heading1"/>
+      </w:pPr>
+      <w:r>
+        <w:rPr>
+          <w:rFonts w:ascii="Times New Roman" w:hAnsi="Times New Roman"/>
+        </w:rPr>
+        <w:t>Chapter 5: Discussion and Conclusion</w:t>
+      </w:r>
+    </w:p>
+    <w:p>
+      <w:pPr>
+        <w:pStyle w:val="Heading2"/>
+      </w:pPr>
+      <w:r>
+        <w:rPr>
+          <w:rFonts w:ascii="Times New Roman" w:hAnsi="Times New Roman"/>
+        </w:rPr>
+        <w:t>5.1 Answers to the Research Questions</w:t>
+      </w:r>
+    </w:p>
+    <w:p>
+      <w:pPr>
+        <w:pStyle w:val="Heading3"/>
+      </w:pPr>
+      <w:r>
+        <w:rPr>
+          <w:rFonts w:ascii="Times New Roman" w:hAnsi="Times New Roman"/>
+        </w:rPr>
+        <w:t>RQ1: Does learned multimodal similar-case retrieval improve graded retrieval quality?</w:t>
+      </w:r>
+    </w:p>
+    <w:p>
+      <w:r>
+        <w:rPr>
+          <w:rFonts w:ascii="Times New Roman" w:hAnsi="Times New Roman"/>
+        </w:rPr>
+        <w:t>Yes, within the frozen OpenI V9 benchmark and the report-derived relevance definition. The learned reranker achieved nDCG@10 of 0.327942 compared with 0.315561 for the strongest frozen image-image component. The paired difference of +0.012381 had a 95% confidence interval entirely above zero. The result is not merely "multimodal beats text." Image-image retrieval already exceeded BM25 by a large margin, and naive fixed fusion underperformed image-only retrieval. The supported conclusion is more specific: a small learned candidate-level combination of frozen component state can add a reproducible gain over the strongest component.</w:t>
+      </w:r>
+    </w:p>
+    <w:p>
+      <w:r>
+        <w:rPr>
+          <w:rFonts w:ascii="Times New Roman" w:hAnsi="Times New Roman"/>
+        </w:rPr>
+        <w:t>The result also clarifies what was trained. MedSigLIP, MedGemma, RadGraph, and BioLinkBERT were frozen. The project trained an 865-parameter MLP on 307,176 weighted pairwise examples. This is a genuine learning contribution, but it is not foundation-model fine-tuning. Keeping the encoders frozen isolates the fusion problem and makes the experiment feasible on consumer hardware.</w:t>
+      </w:r>
+    </w:p>
+    <w:p>
+      <w:pPr>
+        <w:pStyle w:val="Heading3"/>
+      </w:pPr>
+      <w:r>
+        <w:rPr>
+          <w:rFonts w:ascii="Times New Roman" w:hAnsi="Times New Roman"/>
+        </w:rPr>
+        <w:t>RQ2: Is the gain alignment-specific?</w:t>
+      </w:r>
+    </w:p>
+    <w:p>
+      <w:r>
+        <w:rPr>
+          <w:rFonts w:ascii="Times New Roman" w:hAnsi="Times New Roman"/>
+        </w:rPr>
+        <w:t>Yes under the prespecified negative control. Aligned nDCG@10 exceeded all 100 fixed-point-free shuffled-image runs, with plus-one p = 0.009901. Because the complete visual state was recomputed, the difference cannot be attributed to reusing aligned features or changing only a final scalar. The correct image contains case-specific information that changes the rank ordering of historical reports.</w:t>
+      </w:r>
+    </w:p>
+    <w:p>
+      <w:r>
+        <w:rPr>
+          <w:rFonts w:ascii="Times New Roman" w:hAnsi="Times New Roman"/>
+        </w:rPr>
+        <w:t>The control does not establish that MedSigLIP localizes each pathology or that the retrieved cases match a radiologist's concept of similarity. It establishes a narrower and important fact: the observed retrieval quality depends on the correct query image rather than only on the indication-question text or generic properties of chest radiographs.</w:t>
+      </w:r>
+    </w:p>
+    <w:p>
+      <w:pPr>
+        <w:pStyle w:val="Heading3"/>
+      </w:pPr>
+      <w:r>
+        <w:rPr>
+          <w:rFonts w:ascii="Times New Roman" w:hAnsi="Times New Roman"/>
+        </w:rPr>
+        <w:t>RQ3: Does retrieval improvement transfer to downstream QA?</w:t>
+      </w:r>
+    </w:p>
+    <w:p>
+      <w:r>
+        <w:rPr>
+          <w:rFonts w:ascii="Times New Roman" w:hAnsi="Times New Roman"/>
+        </w:rPr>
+        <w:t>Yes for learned multimodal RAG versus no retrieval and text-only RAG. G3 improved Token-F1 over G0 by +0.039244 with a confidence interval above zero, and it improved over BM25 RAG by +0.036856. The same target image and generator were used in every condition, so the difference is associated with the supplied historical reports rather than a generator change.</w:t>
+      </w:r>
+    </w:p>
+    <w:p>
+      <w:r>
+        <w:rPr>
+          <w:rFonts w:ascii="Times New Roman" w:hAnsi="Times New Roman"/>
+        </w:rPr>
+        <w:t>The answer requires an important qualification. G3 exceeded fixed multimodal G2 by only +0.005713 and the interval crossed zero. The learned reranker's confirmed retrieval advantage did not yield confirmed answer-level superiority over fixed multimodal retrieval. Top-3 sets may overlap, the generator may not exploit small ordering improvements, and Token-F1 may be insensitive to some clinically meaningful differences. The study therefore supports retrieval-to-QA transfer at the multimodal-versus-no-retrieval level, not a universal monotonic relationship between nDCG and final answer quality.</w:t>
+      </w:r>
+    </w:p>
+    <w:p>
+      <w:pPr>
+        <w:pStyle w:val="Heading3"/>
+      </w:pPr>
+      <w:r>
+        <w:rPr>
+          <w:rFonts w:ascii="Times New Roman" w:hAnsi="Times New Roman"/>
+        </w:rPr>
+        <w:t>RQ4: Can a bounded agent reduce unsupported historical-support claims?</w:t>
+      </w:r>
+    </w:p>
+    <w:p>
+      <w:r>
+        <w:rPr>
+          <w:rFonts w:ascii="Times New Roman" w:hAnsi="Times New Roman"/>
+        </w:rPr>
+        <w:t>Yes according to the frozen automated checker. The agent reduced unsupported historical-support rows from 16.42% to 0% through one backup route or historical-evidence abstention while leaving the target answer unchanged. The trace shows exactly why each row was accepted, retried, revised, or stripped of historical support.</w:t>
+      </w:r>
+    </w:p>
+    <w:p>
+      <w:r>
+        <w:rPr>
+          <w:rFonts w:ascii="Times New Roman" w:hAnsi="Times New Roman"/>
+        </w:rPr>
+        <w:t>This is useful but narrower than diagnosis verification. A zero unsupported-history rate was possible because the agent could remove the evidence claim. It does not establish that the remaining target-image answer was correct. The system is appropriately described as an evidence-control agent, not an autonomous diagnostic agent.</w:t>
+      </w:r>
+    </w:p>
+    <w:p>
+      <w:pPr>
+        <w:pStyle w:val="Heading3"/>
+      </w:pPr>
+      <w:r>
+        <w:rPr>
+          <w:rFonts w:ascii="Times New Roman" w:hAnsi="Times New Roman"/>
+        </w:rPr>
+        <w:t>RQ5: What limitations remain?</w:t>
+      </w:r>
+    </w:p>
+    <w:p>
+      <w:r>
+        <w:rPr>
+          <w:rFonts w:ascii="Times New Roman" w:hAnsi="Times New Roman"/>
+        </w:rPr>
+        <w:t>The principal limitations are same-source near duplicates, report-derived rather than physician-derived similarity, qrel-construct dependence, researcher-written questions, low absolute Token-F1, incomplete structured outputs, automated verification, unavailable identifier-level patient auditing, one image passed to the generator, and no independent clinician evaluation. Robustness analyses constrain rather than erase these limitations. They define the boundary between a reproducible master's research contribution and a clinically validated system.</w:t>
+      </w:r>
+    </w:p>
+    <w:p>
+      <w:pPr>
+        <w:pStyle w:val="Heading2"/>
+      </w:pPr>
+      <w:r>
+        <w:rPr>
+          <w:rFonts w:ascii="Times New Roman" w:hAnsi="Times New Roman"/>
+        </w:rPr>
+        <w:t>5.2 Interpretation of the Evidence Chain</w:t>
+      </w:r>
+    </w:p>
+    <w:p>
+      <w:r>
+        <w:rPr>
+          <w:rFonts w:ascii="Times New Roman" w:hAnsi="Times New Roman"/>
+        </w:rPr>
+        <w:t>The most important finding is not a single score. It is the agreement of several controls. Image-image retrieval strongly exceeded generic-question BM25. The learned MLP produced a smaller but statistically resolved improvement over image-image. Shuffled images substantially reduced the learned score. The ordering remained after near-duplicate exclusion and under label-only, fact-only, and combined qrels. A modern dense model improved over BM25 but did not approach R4, and R4 was almost invariant to fixed wording changes. Multimodal historical reports improved MedGemma Token-F1, and the agent then reduced unsupported claims about those reports. Together, these results support a coherent retrieval chain from aligned visual input to more controlled evidence use.</w:t>
+      </w:r>
+    </w:p>
+    <w:p>
+      <w:r>
+        <w:rPr>
+          <w:rFonts w:ascii="Times New Roman" w:hAnsi="Times New Roman"/>
+        </w:rPr>
+        <w:t>The chain also contains productive negative results. BM25 alone barely changed QA relative to no retrieval. Fixed score fusion underperformed the strongest image component. Learned retrieval did not clearly outperform fixed retrieval at the final QA stage. F1-RadGraph did not show a learned-RAG advantage over image-only generation or fixed multimodal RAG. More than two fifths of G3 generations lacked a complete JSON object, and robust reparsing confirmed that truncation could not be repaired by a better extractor. These results prevent the thesis from becoming a simple demonstration in which every added component appears beneficial. They identify where engineering complexity is justified and where it is not.</w:t>
+      </w:r>
+    </w:p>
+    <w:p>
+      <w:r>
+        <w:rPr>
+          <w:rFonts w:ascii="Times New Roman" w:hAnsi="Times New Roman"/>
+        </w:rPr>
+        <w:t xml:space="preserve">The distinction between target evidence and historical analogy is central. A retrieved report may be highly similar and its summary may be faithfully cited, yet it still belongs to another patient. The generator must inspect the target image and use historical cases only as contextual analogies. This is why the output separates </w:t>
+      </w:r>
+      <w:r>
+        <w:rPr>
+          <w:rFonts w:ascii="Consolas" w:hAnsi="Consolas"/>
+          <w:color w:val="0B2545"/>
+          <w:sz w:val="19"/>
+        </w:rPr>
+        <w:t>answer</w:t>
+      </w:r>
+      <w:r>
+        <w:rPr>
+          <w:rFonts w:ascii="Times New Roman" w:hAnsi="Times New Roman"/>
+        </w:rPr>
+        <w:t xml:space="preserve">, </w:t>
+      </w:r>
+      <w:r>
+        <w:rPr>
+          <w:rFonts w:ascii="Consolas" w:hAnsi="Consolas"/>
+          <w:color w:val="0B2545"/>
+          <w:sz w:val="19"/>
+        </w:rPr>
+        <w:t>target_image_findings</w:t>
+      </w:r>
+      <w:r>
+        <w:rPr>
+          <w:rFonts w:ascii="Times New Roman" w:hAnsi="Times New Roman"/>
+        </w:rPr>
+        <w:t xml:space="preserve">, and </w:t>
+      </w:r>
+      <w:r>
+        <w:rPr>
+          <w:rFonts w:ascii="Consolas" w:hAnsi="Consolas"/>
+          <w:color w:val="0B2545"/>
+          <w:sz w:val="19"/>
+        </w:rPr>
+        <w:t>historical_support</w:t>
+      </w:r>
+      <w:r>
+        <w:rPr>
+          <w:rFonts w:ascii="Times New Roman" w:hAnsi="Times New Roman"/>
+        </w:rPr>
+        <w:t>. The distinction is also why the agent checks the historical field only. Treating a historical report as proof would create precisely the cross-case contamination risk that the earlier studies exposed.</w:t>
+      </w:r>
+    </w:p>
+    <w:p>
+      <w:pPr>
+        <w:pStyle w:val="Heading2"/>
+      </w:pPr>
+      <w:r>
+        <w:rPr>
+          <w:rFonts w:ascii="Times New Roman" w:hAnsi="Times New Roman"/>
+        </w:rPr>
+        <w:t>5.3 Research Contributions</w:t>
+      </w:r>
+    </w:p>
+    <w:p>
+      <w:pPr>
+        <w:pStyle w:val="Heading3"/>
+      </w:pPr>
+      <w:r>
+        <w:rPr>
+          <w:rFonts w:ascii="Times New Roman" w:hAnsi="Times New Roman"/>
+        </w:rPr>
+        <w:t>5.3.1 Task Contribution</w:t>
+      </w:r>
+    </w:p>
+    <w:p>
+      <w:r>
+        <w:rPr>
+          <w:rFonts w:ascii="Times New Roman" w:hAnsi="Times New Roman"/>
+        </w:rPr>
+        <w:t>The final task is a new-case, other-patient similar-case QA problem rather than target-report recovery. It preserves the original thesis title because it remains retrieval-augmented question answering over paired radiology images and reports, but it gives the pairing a clinically defensible role. Historical images are paired with their reports in the bank; the target image is paired with a hidden report only for evaluation.</w:t>
+      </w:r>
+    </w:p>
+    <w:p>
+      <w:pPr>
+        <w:pStyle w:val="Heading3"/>
+      </w:pPr>
+      <w:r>
+        <w:rPr>
+          <w:rFonts w:ascii="Times New Roman" w:hAnsi="Times New Roman"/>
+        </w:rPr>
+        <w:t>5.3.2 Method Contribution</w:t>
+      </w:r>
+    </w:p>
+    <w:p>
+      <w:r>
+        <w:rPr>
+          <w:rFonts w:ascii="Times New Roman" w:hAnsi="Times New Roman"/>
+        </w:rPr>
+        <w:t>The method combines frozen biomedical foundation models with a small learned reranker. Training focuses on the research question: how to combine retrieval state. The pairwise objective uses graded differences, and the model is tested against the strongest component under a frozen protocol. This is more informative than replacing every model or adding an opaque agent framework.</w:t>
+      </w:r>
+    </w:p>
+    <w:p>
+      <w:pPr>
+        <w:pStyle w:val="Heading3"/>
+      </w:pPr>
+      <w:r>
+        <w:rPr>
+          <w:rFonts w:ascii="Times New Roman" w:hAnsi="Times New Roman"/>
+        </w:rPr>
+        <w:t>5.3.3 Evaluation Contribution</w:t>
+      </w:r>
+    </w:p>
+    <w:p>
+      <w:r>
+        <w:rPr>
+          <w:rFonts w:ascii="Times New Roman" w:hAnsi="Times New Roman"/>
+        </w:rPr>
+        <w:t>The evaluation integrates graded nDCG, component baselines, case-grouped bootstrap intervals, shuffled-image negative controls, retrieval-to-QA transfer, near-duplicate exclusion, qrel variants, a modern dense text baseline, wording perturbations, F1-RadGraph, structured-output reparsing, automated historical support, runtime, and artifact hashes. Each measure has a stated scope. The result is an auditable evidence chain rather than a single favorable metric.</w:t>
+      </w:r>
+    </w:p>
+    <w:p>
+      <w:pPr>
+        <w:pStyle w:val="Heading3"/>
+      </w:pPr>
+      <w:r>
+        <w:rPr>
+          <w:rFonts w:ascii="Times New Roman" w:hAnsi="Times New Roman"/>
+        </w:rPr>
+        <w:t>5.3.4 Agent Contribution</w:t>
+      </w:r>
+    </w:p>
+    <w:p>
+      <w:r>
+        <w:rPr>
+          <w:rFonts w:ascii="Times New Roman" w:hAnsi="Times New Roman"/>
+        </w:rPr>
+        <w:t>The bounded agent demonstrates that agentic behavior can be defined as a controlled state machine rather than an unbounded collection of language-model roles. One retry, explicit reasons, citation tracking, and evidence abstention are sufficient to create a meaningful agentic contribution. The design is reproducible and easier to audit than a general-purpose orchestration framework.</w:t>
+      </w:r>
+    </w:p>
+    <w:p>
+      <w:pPr>
+        <w:pStyle w:val="Heading3"/>
+      </w:pPr>
+      <w:r>
+        <w:rPr>
+          <w:rFonts w:ascii="Times New Roman" w:hAnsi="Times New Roman"/>
+        </w:rPr>
+        <w:t>5.3.5 Reproducibility Contribution</w:t>
+      </w:r>
+    </w:p>
+    <w:p>
+      <w:r>
+        <w:rPr>
+          <w:rFonts w:ascii="Times New Roman" w:hAnsi="Times New Roman"/>
+        </w:rPr>
+        <w:t>The repository records protocol chronology, deterministic splits, source and cohort fingerprints, model revisions, checkpoint hashes, aggregate results, tests, and dashboard behavior. Local retention of source-derived artifacts respects practical data and repository boundaries while public hashes enable integrity checks. The technical freeze prohibits outcome-driven V9 retuning.</w:t>
+      </w:r>
+    </w:p>
+    <w:p>
+      <w:pPr>
+        <w:pStyle w:val="Heading2"/>
+      </w:pPr>
+      <w:r>
+        <w:rPr>
+          <w:rFonts w:ascii="Times New Roman" w:hAnsi="Times New Roman"/>
+        </w:rPr>
+        <w:t>5.4 Practical and Theoretical Significance</w:t>
+      </w:r>
+    </w:p>
+    <w:p>
+      <w:r>
+        <w:rPr>
+          <w:rFonts w:ascii="Times New Roman" w:hAnsi="Times New Roman"/>
+        </w:rPr>
+        <w:t>Practically, similar-case retrieval can expose historical reports that may help a model describe or contextualize a new image. The value is not automatic diagnosis. It is access to analogous language and patterns with explicit provenance. In a future clinician-facing system, retrieved cases could support education, audit, differential consideration, or report drafting, provided that access control, external validation, and human oversight are established.</w:t>
+      </w:r>
+    </w:p>
+    <w:p>
+      <w:r>
+        <w:rPr>
+          <w:rFonts w:ascii="Times New Roman" w:hAnsi="Times New Roman"/>
+        </w:rPr>
+        <w:t>Theoretically, the study shows that multimodal fusion should be understood as a conditional ranking problem. A modality can be strong on average yet weak for a particular candidate or question. Fixed addition assumes stable reliability across queries. The learned reranker uses observable retrieval state to combine channels, which explains its improvement over fixed fusion. At the same time, the small downstream difference between learned and fixed RAG shows that retrieval metrics and generation metrics are connected but not equivalent.</w:t>
+      </w:r>
+    </w:p>
+    <w:p>
+      <w:r>
+        <w:rPr>
+          <w:rFonts w:ascii="Times New Roman" w:hAnsi="Times New Roman"/>
+        </w:rPr>
+        <w:t>The study also extends the concept of grounding. Local faithfulness asks whether a statement follows from the context. Case alignment asks whether that context is appropriate for the target. Historical-evidence control asks whether claims about an analogy are supported. Target-image correctness asks whether the answer reflects the current patient's radiograph. Clinical safety asks whether the system can be trusted in practice. These layers require different evidence and should not be collapsed into one support score.</w:t>
+      </w:r>
+    </w:p>
+    <w:p>
+      <w:pPr>
+        <w:pStyle w:val="Heading2"/>
+      </w:pPr>
+      <w:r>
+        <w:rPr>
+          <w:rFonts w:ascii="Times New Roman" w:hAnsi="Times New Roman"/>
+        </w:rPr>
+        <w:t>5.5 Limitations</w:t>
+      </w:r>
+    </w:p>
+    <w:p>
+      <w:pPr>
+        <w:pStyle w:val="Heading3"/>
+      </w:pPr>
+      <w:r>
+        <w:rPr>
+          <w:rFonts w:ascii="Times New Roman" w:hAnsi="Times New Roman"/>
+        </w:rPr>
+        <w:t>Same-source and modality scope</w:t>
+      </w:r>
+    </w:p>
+    <w:p>
+      <w:r>
+        <w:rPr>
+          <w:rFonts w:ascii="Times New Roman" w:hAnsi="Times New Roman"/>
+        </w:rPr>
+        <w:t>All final results come from OpenI/IU-Xray chest radiographs. The study improves within-source spectrum coverage but does not demonstrate external generalization. Scanner distributions, reporting styles, disease prevalence, and image quality may differ in MIMIC-CXR, CheXpert Plus, PadChest, or local hospital data. Other radiology modalities such as CT, MRI, ultrasound, or mammography would require different encoders, study-level aggregation, and relevance definitions.</w:t>
+      </w:r>
+    </w:p>
+    <w:p>
+      <w:r>
+        <w:rPr>
+          <w:rFonts w:ascii="Times New Roman" w:hAnsi="Times New Roman"/>
+        </w:rPr>
+        <w:t>The supplemental audit found substantial normalized-report similarity between Train and Test. R4 remained first after excluding Test reports with cosine similarity at least 0.95, but the prevalence of exact and near duplicates means that the benchmark should not be presented as a clean estimate for a different hospital or reporting environment. Image dHash collisions were also frequent, although perceptual similarity in standardized chest radiographs cannot establish patient duplication.</w:t>
+      </w:r>
+    </w:p>
+    <w:p>
+      <w:pPr>
+        <w:pStyle w:val="Heading3"/>
+      </w:pPr>
+      <w:r>
+        <w:rPr>
+          <w:rFonts w:ascii="Times New Roman" w:hAnsi="Times New Roman"/>
+        </w:rPr>
+        <w:t>Patient identity boundary</w:t>
+      </w:r>
+    </w:p>
+    <w:p>
+      <w:r>
+        <w:rPr>
+          <w:rFonts w:ascii="Times New Roman" w:hAnsi="Times New Roman"/>
+        </w:rPr>
+        <w:t>The source design reports one study per patient, but stable patient identifiers were unavailable for independent verification. The split is case-ID disjoint. It should not be described as identifier-verified patient-disjoint evaluation.</w:t>
+      </w:r>
+    </w:p>
+    <w:p>
+      <w:pPr>
+        <w:pStyle w:val="Heading3"/>
+      </w:pPr>
+      <w:r>
+        <w:rPr>
+          <w:rFonts w:ascii="Times New Roman" w:hAnsi="Times New Roman"/>
+        </w:rPr>
+        <w:t>Operational relevance</w:t>
+      </w:r>
+    </w:p>
+    <w:p>
+      <w:r>
+        <w:rPr>
+          <w:rFonts w:ascii="Times New Roman" w:hAnsi="Times New Roman"/>
+        </w:rPr>
+        <w:t>The primary gain combines active dataset labels and RadGraph facts. It is reproducible and avoids rewarding negative-label agreement, but it reflects report similarity rather than physician judgment of which historical cases are useful. Label extraction and RadGraph annotation can both contain errors. Normal-normal gain is necessarily coarse. R4 remained first under label-only and fact-only qrels, but its fact-only advantage over image retrieval was only 0.002950 nDCG@10, demonstrating construct-dependent effect size.</w:t>
+      </w:r>
+    </w:p>
+    <w:p>
+      <w:pPr>
+        <w:pStyle w:val="Heading3"/>
+      </w:pPr>
+      <w:r>
+        <w:rPr>
+          <w:rFonts w:ascii="Times New Roman" w:hAnsi="Times New Roman"/>
+        </w:rPr>
+        <w:t>Question and reference provenance</w:t>
+      </w:r>
+    </w:p>
+    <w:p>
+      <w:r>
+        <w:rPr>
+          <w:rFonts w:ascii="Times New Roman" w:hAnsi="Times New Roman"/>
+        </w:rPr>
+        <w:t>The findings and impression questions are fixed templates, not physician-authored questions arising during care. References are report sections and Token-F1 rewards lexical overlap. Fixed paraphrase tests showed that R4 was stable, but researcher-written variants cannot substitute for clinician language. Clinically equivalent terminology and valid image observations absent from the report can be under-rewarded. ReportQA, RadQA, or clinician-authored evaluation would complement the current design but cannot be substituted without respecting licensing and access rules.</w:t>
+      </w:r>
+    </w:p>
+    <w:p>
+      <w:pPr>
+        <w:pStyle w:val="Heading3"/>
+      </w:pPr>
+      <w:r>
+        <w:rPr>
+          <w:rFonts w:ascii="Times New Roman" w:hAnsi="Times New Roman"/>
+        </w:rPr>
+        <w:t>Generation reliability</w:t>
+      </w:r>
+    </w:p>
+    <w:p>
+      <w:r>
+        <w:rPr>
+          <w:rFonts w:ascii="Times New Roman" w:hAnsi="Times New Roman"/>
+        </w:rPr>
+        <w:t>Absolute Token-F1 remained low, and strict JSON completeness peaked at 57.23%. Robust formatting-only reparsing recovered no additional rows, indicating that token-ceiling truncation rather than a simple regular-expression defect caused most failures. The maximum generation length and 4-bit local configuration may constrain output, but changing them after confirmation would invalidate the freeze. A stronger model or constrained decoder could improve usability, yet must be evaluated in a new protocol.</w:t>
+      </w:r>
+    </w:p>
+    <w:p>
+      <w:pPr>
+        <w:pStyle w:val="Heading3"/>
+      </w:pPr>
+      <w:r>
+        <w:rPr>
+          <w:rFonts w:ascii="Times New Roman" w:hAnsi="Times New Roman"/>
+        </w:rPr>
+        <w:t>Automated verification</w:t>
+      </w:r>
+    </w:p>
+    <w:p>
+      <w:r>
+        <w:rPr>
+          <w:rFonts w:ascii="Times New Roman" w:hAnsi="Times New Roman"/>
+        </w:rPr>
+        <w:t>BioLinkBERT-MedNLI is not a clinical gold standard. The agent's zero final unsupported rate partly results from removing the historical-support field. The checker does not inspect image pixels and cannot validate the target diagnosis. Over-rejection and under-detection remain possible.</w:t>
+      </w:r>
+    </w:p>
+    <w:p>
+      <w:pPr>
+        <w:pStyle w:val="Heading3"/>
+      </w:pPr>
+      <w:r>
+        <w:rPr>
+          <w:rFonts w:ascii="Times New Roman" w:hAnsi="Times New Roman"/>
+        </w:rPr>
+        <w:t>Human evaluation</w:t>
+      </w:r>
+    </w:p>
+    <w:p>
+      <w:r>
+        <w:rPr>
+          <w:rFonts w:ascii="Times New Roman" w:hAnsi="Times New Roman"/>
+        </w:rPr>
+        <w:t>The author completed the deterministic 24-case review and accepted the tool-assisted labels. This is not independent radiologist adjudication, blinded review, or inter-rater evaluation. The selected-case counts cannot estimate cohort-wide error prevalence. Independent clinical evaluation remains the strongest missing validation layer.</w:t>
+      </w:r>
+    </w:p>
+    <w:p>
+      <w:pPr>
+        <w:pStyle w:val="Heading3"/>
+      </w:pPr>
+      <w:r>
+        <w:rPr>
+          <w:rFonts w:ascii="Times New Roman" w:hAnsi="Times New Roman"/>
+        </w:rPr>
+        <w:t>Clinical and deployment boundary</w:t>
+      </w:r>
+    </w:p>
+    <w:p>
+      <w:r>
+        <w:rPr>
+          <w:rFonts w:ascii="Times New Roman" w:hAnsi="Times New Roman"/>
+        </w:rPr>
+        <w:t>The prototype lacks prospective workflow integration, calibration, privacy/security assessment, monitoring, access control, fairness analysis, and regulatory evaluation. It is not a medical device or decision-support product.</w:t>
+      </w:r>
+    </w:p>
+    <w:p>
+      <w:pPr>
+        <w:pStyle w:val="Heading2"/>
+      </w:pPr>
+      <w:r>
+        <w:rPr>
+          <w:rFonts w:ascii="Times New Roman" w:hAnsi="Times New Roman"/>
+        </w:rPr>
+        <w:t>5.6 Future Work</w:t>
+      </w:r>
+    </w:p>
+    <w:p>
+      <w:r>
+        <w:rPr>
+          <w:rFonts w:ascii="Times New Roman" w:hAnsi="Times New Roman"/>
+        </w:rPr>
+        <w:t>The highest-priority extension is independent clinical review. Radiologists could judge whether retrieved cases are clinically similar, whether target-image answers are correct and complete, whether historical analogies are useful, and whether abstention is appropriate. Multiple reviewers would permit inter-rater agreement and adjudication.</w:t>
+      </w:r>
+    </w:p>
+    <w:p>
+      <w:r>
+        <w:rPr>
+          <w:rFonts w:ascii="Times New Roman" w:hAnsi="Times New Roman"/>
+        </w:rPr>
+        <w:t>The second priority is external replication. A new protocol could use a licensed subset of MIMIC-CXR, CheXpert Plus, PadChest, or another paired image-report source. The historical bank need not contain millions of images; a prespecified, sufficiently powered patient-disjoint subset could test whether the direction of the V9 effects transfers. Source-specific labels and patient identifiers would need a fresh audit.</w:t>
+      </w:r>
+    </w:p>
+    <w:p>
+      <w:r>
+        <w:rPr>
+          <w:rFonts w:ascii="Times New Roman" w:hAnsi="Times New Roman"/>
+        </w:rPr>
+        <w:t>Third, generation can be improved without changing the completed V9 result. Constrained JSON decoding, larger token budgets, multi-view image input, report-section-aware prompts, and alternative local multimodal generators should be compared on a new development and confirmation split. Retrieval and generation changes should remain factorial so that causal attribution is preserved.</w:t>
+      </w:r>
+    </w:p>
+    <w:p>
+      <w:r>
+        <w:rPr>
+          <w:rFonts w:ascii="Times New Roman" w:hAnsi="Times New Roman"/>
+        </w:rPr>
+        <w:t>Fourth, relevance can be strengthened with physician-labeled pairwise similarity or a task-specific utility label. Such judgments could train the reranker directly and reveal whether report-derived relevance correlates with actual clinical usefulness. Calibration and selective prediction should accompany any such study.</w:t>
+      </w:r>
+    </w:p>
+    <w:p>
+      <w:r>
+        <w:rPr>
+          <w:rFonts w:ascii="Times New Roman" w:hAnsi="Times New Roman"/>
+        </w:rPr>
+        <w:t>Fifth, the agent can be expanded cautiously. A future version could route by question type, retrieve at both case and evidence-span levels, compare independent visual and historical claims, and request human review under uncertainty. The loop should remain bounded and every tool action should be logged. LangChain or another orchestration library is unnecessary unless it removes concrete engineering complexity; the scientific value lies in the state and evidence contract, not the framework name.</w:t>
+      </w:r>
+    </w:p>
+    <w:p>
+      <w:pPr>
+        <w:pStyle w:val="Heading2"/>
+      </w:pPr>
+      <w:r>
+        <w:rPr>
+          <w:rFonts w:ascii="Times New Roman" w:hAnsi="Times New Roman"/>
+        </w:rPr>
+        <w:t>5.7 Conclusion</w:t>
+      </w:r>
+    </w:p>
+    <w:p>
+      <w:r>
+        <w:rPr>
+          <w:rFonts w:ascii="Times New Roman" w:hAnsi="Times New Roman"/>
+        </w:rPr>
+        <w:t>This thesis developed a complete multimodal similar-case RAG workflow for new-patient chest-radiograph question answering. From 3,851 OpenI cases, it constructed a deterministic Train/Validation/Test study and a 2,608-case historical bank. Frozen BM25 and MedSigLIP channels were compared with a current dense text baseline, fixed fusion, and a trained 865-parameter reranker. The learned reranker achieved a statistically resolved nDCG@10 gain over image-only retrieval, and aligned images substantially exceeded 100 shuffled controls. Its ordering remained first after strict near-duplicate exclusion, across three qrel variants, and under fixed wording changes. Retrieved multimodal reports improved MedGemma Token-F1 over the same generator without retrieval and over text-only RAG. A bounded agent then suppressed unsupported historical-support claims through one retry or evidence abstention.</w:t>
+      </w:r>
+    </w:p>
+    <w:p>
+      <w:r>
+        <w:rPr>
+          <w:rFonts w:ascii="Times New Roman" w:hAnsi="Times New Roman"/>
+        </w:rPr>
+        <w:t>The contribution is deliberately scoped. The system does not prove diagnostic accuracy, clinical safety, or external validity. It demonstrates that correct image alignment matters, that learned fusion can outperform the strongest frozen retrieval component, that retrieval gains can transfer to downstream QA, and that agentic evidence control can be made bounded and auditable. Equally important, it records where the evidence remains weak: fixed fusion can degrade retrieval, learned retrieval need not produce confirmed learned-QA superiority, F1-RadGraph did not establish broad G3 superiority, structured output can fail through truncation, automated verification is not clinical judgment, and independent clinical evaluation is still required.</w:t>
+      </w:r>
+    </w:p>
+    <w:p>
+      <w:r>
+        <w:rPr>
+          <w:rFonts w:ascii="Times New Roman" w:hAnsi="Times New Roman"/>
+        </w:rPr>
+        <w:t>The final value of the research is therefore not a claim that an agent can replace a radiologist. It is a reproducible account of how images, clinical text, historical reports, learned fusion, generation, and evidence control interact in a medically sensitive RAG pipeline, together with the controls needed to distinguish technical improvement from unsupported clinical claims.</w:t>
+      </w:r>
+    </w:p>
+    <w:p>
+      <w:r>
+        <w:br w:type="page"/>
+      </w:r>
+    </w:p>
+    <w:p>
+      <w:pPr>
+        <w:pStyle w:val="Heading1"/>
+      </w:pPr>
+      <w:r>
+        <w:rPr>
+          <w:rFonts w:ascii="Times New Roman" w:hAnsi="Times New Roman"/>
+        </w:rPr>
+        <w:t>References</w:t>
+      </w:r>
+    </w:p>
+    <w:p>
+      <w:r>
+        <w:rPr>
+          <w:rFonts w:ascii="Times New Roman" w:hAnsi="Times New Roman"/>
+        </w:rPr>
+        <w:t xml:space="preserve">Bae, S., Kyung, D., Ryu, J., et al. (2023). EHRXQA: A multi-modal question answering dataset for electronic health records with chest X-ray images. </w:t>
+      </w:r>
+      <w:r>
+        <w:rPr>
+          <w:rFonts w:ascii="Times New Roman" w:hAnsi="Times New Roman"/>
+          <w:i/>
+        </w:rPr>
+        <w:t>Advances in Neural Information Processing Systems</w:t>
+      </w:r>
+      <w:r>
+        <w:rPr>
+          <w:rFonts w:ascii="Times New Roman" w:hAnsi="Times New Roman"/>
+        </w:rPr>
+        <w:t>.</w:t>
+      </w:r>
+    </w:p>
+    <w:p>
+      <w:r>
+        <w:rPr>
+          <w:rFonts w:ascii="Times New Roman" w:hAnsi="Times New Roman"/>
+        </w:rPr>
+        <w:t xml:space="preserve">Bannur, S., Hyland, S., Liu, Q., et al. (2023). Learning to exploit temporal structure for biomedical vision-language processing. </w:t>
+      </w:r>
+      <w:r>
+        <w:rPr>
+          <w:rFonts w:ascii="Times New Roman" w:hAnsi="Times New Roman"/>
+          <w:i/>
+        </w:rPr>
+        <w:t>Proceedings of the IEEE/CVF Conference on Computer Vision and Pattern Recognition</w:t>
+      </w:r>
+      <w:r>
+        <w:rPr>
+          <w:rFonts w:ascii="Times New Roman" w:hAnsi="Times New Roman"/>
+        </w:rPr>
+        <w:t>.</w:t>
+      </w:r>
+    </w:p>
+    <w:p>
+      <w:r>
+        <w:rPr>
+          <w:rFonts w:ascii="Times New Roman" w:hAnsi="Times New Roman"/>
+        </w:rPr>
+        <w:t xml:space="preserve">Boecking, B., Usuyama, N., Bannur, S., et al. (2022). Making the most of text semantics to improve biomedical vision-language processing. </w:t>
+      </w:r>
+      <w:r>
+        <w:rPr>
+          <w:rFonts w:ascii="Times New Roman" w:hAnsi="Times New Roman"/>
+          <w:i/>
+        </w:rPr>
+        <w:t>European Conference on Computer Vision</w:t>
+      </w:r>
+      <w:r>
+        <w:rPr>
+          <w:rFonts w:ascii="Times New Roman" w:hAnsi="Times New Roman"/>
+        </w:rPr>
+        <w:t>.</w:t>
+      </w:r>
+    </w:p>
+    <w:p>
+      <w:r>
+        <w:rPr>
+          <w:rFonts w:ascii="Times New Roman" w:hAnsi="Times New Roman"/>
+        </w:rPr>
+        <w:t xml:space="preserve">Demner-Fushman, D., Kohli, M. D., Rosenman, M. B., et al. (2016). Preparing a collection of radiology examinations for distribution and retrieval. </w:t>
+      </w:r>
+      <w:r>
+        <w:rPr>
+          <w:rFonts w:ascii="Times New Roman" w:hAnsi="Times New Roman"/>
+          <w:i/>
+        </w:rPr>
+        <w:t>Journal of the American Medical Informatics Association, 23</w:t>
+      </w:r>
+      <w:r>
+        <w:rPr>
+          <w:rFonts w:ascii="Times New Roman" w:hAnsi="Times New Roman"/>
+        </w:rPr>
+        <w:t>(2), 304-310.</w:t>
+      </w:r>
+    </w:p>
+    <w:p>
+      <w:r>
+        <w:rPr>
+          <w:rFonts w:ascii="Times New Roman" w:hAnsi="Times New Roman"/>
+        </w:rPr>
+        <w:t xml:space="preserve">Elallaf, A., Zhang, Y., Masupalli, Y., et al. (2026). MedProbCLIP: Probabilistic adaptation of vision-language foundation model for reliable radiograph-report retrieval. </w:t>
+      </w:r>
+      <w:r>
+        <w:rPr>
+          <w:rFonts w:ascii="Times New Roman" w:hAnsi="Times New Roman"/>
+          <w:i/>
+        </w:rPr>
+        <w:t>Proceedings of the IEEE/CVF Winter Conference on Applications of Computer Vision Workshops</w:t>
+      </w:r>
+      <w:r>
+        <w:rPr>
+          <w:rFonts w:ascii="Times New Roman" w:hAnsi="Times New Roman"/>
+        </w:rPr>
+        <w:t>, 1-10.</w:t>
+      </w:r>
+    </w:p>
+    <w:p>
+      <w:r>
+        <w:rPr>
+          <w:rFonts w:ascii="Times New Roman" w:hAnsi="Times New Roman"/>
+        </w:rPr>
+        <w:t xml:space="preserve">Endo, M., Krishnan, R., Krishna, V., Ng, A. Y., and Rajpurkar, P. (2021). Retrieval-based chest X-ray report generation using a pre-trained contrastive language-image model. </w:t>
+      </w:r>
+      <w:r>
+        <w:rPr>
+          <w:rFonts w:ascii="Times New Roman" w:hAnsi="Times New Roman"/>
+          <w:i/>
+        </w:rPr>
+        <w:t>Proceedings of Machine Learning for Health</w:t>
+      </w:r>
+      <w:r>
+        <w:rPr>
+          <w:rFonts w:ascii="Times New Roman" w:hAnsi="Times New Roman"/>
+        </w:rPr>
+        <w:t>, 209-219.</w:t>
+      </w:r>
+    </w:p>
+    <w:p>
+      <w:r>
+        <w:rPr>
+          <w:rFonts w:ascii="Times New Roman" w:hAnsi="Times New Roman"/>
+        </w:rPr>
+        <w:t xml:space="preserve">Es, S., James, J., Espinosa-Anke, L., and Schockaert, S. (2024). RAGAS: Automated evaluation of retrieval augmented generation. </w:t>
+      </w:r>
+      <w:r>
+        <w:rPr>
+          <w:rFonts w:ascii="Times New Roman" w:hAnsi="Times New Roman"/>
+          <w:i/>
+        </w:rPr>
+        <w:t>Proceedings of EACL System Demonstrations</w:t>
+      </w:r>
+      <w:r>
+        <w:rPr>
+          <w:rFonts w:ascii="Times New Roman" w:hAnsi="Times New Roman"/>
+        </w:rPr>
+        <w:t>.</w:t>
+      </w:r>
+    </w:p>
+    <w:p>
+      <w:r>
+        <w:rPr>
+          <w:rFonts w:ascii="Times New Roman" w:hAnsi="Times New Roman"/>
+        </w:rPr>
+        <w:t>Google Health AI Developer Foundations. (2025). MedGemma model card. https://developers.google.com/health-ai-developer-foundations/medgemma/model-card</w:t>
+      </w:r>
+    </w:p>
+    <w:p>
+      <w:r>
+        <w:rPr>
+          <w:rFonts w:ascii="Times New Roman" w:hAnsi="Times New Roman"/>
+        </w:rPr>
+        <w:t>Google Health AI Developer Foundations. (2025). MedSigLIP model card. https://developers.google.com/health-ai-developer-foundations/medsiglip/model-card</w:t>
+      </w:r>
+    </w:p>
+    <w:p>
+      <w:r>
+        <w:rPr>
+          <w:rFonts w:ascii="Times New Roman" w:hAnsi="Times New Roman"/>
+        </w:rPr>
+        <w:t xml:space="preserve">Jain, S., Agrawal, A., Saporta, A., et al. (2021). RadGraph: Extracting clinical entities and relations from radiology reports. </w:t>
+      </w:r>
+      <w:r>
+        <w:rPr>
+          <w:rFonts w:ascii="Times New Roman" w:hAnsi="Times New Roman"/>
+          <w:i/>
+        </w:rPr>
+        <w:t>NeurIPS Datasets and Benchmarks</w:t>
+      </w:r>
+      <w:r>
+        <w:rPr>
+          <w:rFonts w:ascii="Times New Roman" w:hAnsi="Times New Roman"/>
+        </w:rPr>
+        <w:t>.</w:t>
+      </w:r>
+    </w:p>
+    <w:p>
+      <w:r>
+        <w:rPr>
+          <w:rFonts w:ascii="Times New Roman" w:hAnsi="Times New Roman"/>
+        </w:rPr>
+        <w:t xml:space="preserve">Jeong, J., Tian, K., Li, A., et al. (2023). Multimodal image-text matching improves retrieval-based chest X-ray report generation. </w:t>
+      </w:r>
+      <w:r>
+        <w:rPr>
+          <w:rFonts w:ascii="Times New Roman" w:hAnsi="Times New Roman"/>
+          <w:i/>
+        </w:rPr>
+        <w:t>Medical Imaging with Deep Learning</w:t>
+      </w:r>
+      <w:r>
+        <w:rPr>
+          <w:rFonts w:ascii="Times New Roman" w:hAnsi="Times New Roman"/>
+        </w:rPr>
+        <w:t>.</w:t>
+      </w:r>
+    </w:p>
+    <w:p>
+      <w:r>
+        <w:rPr>
+          <w:rFonts w:ascii="Times New Roman" w:hAnsi="Times New Roman"/>
+        </w:rPr>
+        <w:t xml:space="preserve">Lewis, P., Perez, E., Piktus, A., et al. (2020). Retrieval-augmented generation for knowledge-intensive NLP tasks. </w:t>
+      </w:r>
+      <w:r>
+        <w:rPr>
+          <w:rFonts w:ascii="Times New Roman" w:hAnsi="Times New Roman"/>
+          <w:i/>
+        </w:rPr>
+        <w:t>Advances in Neural Information Processing Systems</w:t>
+      </w:r>
+      <w:r>
+        <w:rPr>
+          <w:rFonts w:ascii="Times New Roman" w:hAnsi="Times New Roman"/>
+        </w:rPr>
+        <w:t>.</w:t>
+      </w:r>
+    </w:p>
+    <w:p>
+      <w:r>
+        <w:rPr>
+          <w:rFonts w:ascii="Times New Roman" w:hAnsi="Times New Roman"/>
+        </w:rPr>
+        <w:t xml:space="preserve">Pal, A., Umapathi, L. K., and Sankarasubbu, M. (2023). Med-HALT: Medical domain hallucination test for large language models. </w:t>
+      </w:r>
+      <w:r>
+        <w:rPr>
+          <w:rFonts w:ascii="Times New Roman" w:hAnsi="Times New Roman"/>
+          <w:i/>
+        </w:rPr>
+        <w:t>Proceedings of CoNLL</w:t>
+      </w:r>
+      <w:r>
+        <w:rPr>
+          <w:rFonts w:ascii="Times New Roman" w:hAnsi="Times New Roman"/>
+        </w:rPr>
+        <w:t>, 314-334.</w:t>
+      </w:r>
+    </w:p>
+    <w:p>
+      <w:r>
+        <w:rPr>
+          <w:rFonts w:ascii="Times New Roman" w:hAnsi="Times New Roman"/>
+        </w:rPr>
+        <w:t xml:space="preserve">Park, J., Yoon, B., Kim, S., and Choi, K. (2026). RA-RRG: Multimodal retrieval-augmented radiology report generation with key phrase extraction. </w:t>
+      </w:r>
+      <w:r>
+        <w:rPr>
+          <w:rFonts w:ascii="Times New Roman" w:hAnsi="Times New Roman"/>
+          <w:i/>
+        </w:rPr>
+        <w:t>Findings of the Association for Computational Linguistics: ACL 2026</w:t>
+      </w:r>
+      <w:r>
+        <w:rPr>
+          <w:rFonts w:ascii="Times New Roman" w:hAnsi="Times New Roman"/>
+        </w:rPr>
+        <w:t>, 5029-5048.</w:t>
+      </w:r>
+    </w:p>
+    <w:p>
+      <w:r>
+        <w:rPr>
+          <w:rFonts w:ascii="Times New Roman" w:hAnsi="Times New Roman"/>
+        </w:rPr>
+        <w:t>Qwen Team. (2025). Qwen3 Embedding: Advancing text embedding and reranking through foundation models. https://qwenlm.github.io/blog/qwen3-embedding/</w:t>
+      </w:r>
+    </w:p>
+    <w:p>
+      <w:r>
+        <w:rPr>
+          <w:rFonts w:ascii="Times New Roman" w:hAnsi="Times New Roman"/>
+        </w:rPr>
+        <w:t xml:space="preserve">Robertson, S., and Zaragoza, H. (2009). The probabilistic relevance framework: BM25 and beyond. </w:t>
+      </w:r>
+      <w:r>
+        <w:rPr>
+          <w:rFonts w:ascii="Times New Roman" w:hAnsi="Times New Roman"/>
+          <w:i/>
+        </w:rPr>
+        <w:t>Foundations and Trends in Information Retrieval, 3</w:t>
+      </w:r>
+      <w:r>
+        <w:rPr>
+          <w:rFonts w:ascii="Times New Roman" w:hAnsi="Times New Roman"/>
+        </w:rPr>
+        <w:t>(4), 333-389.</w:t>
+      </w:r>
+    </w:p>
+    <w:p>
+      <w:r>
+        <w:rPr>
+          <w:rFonts w:ascii="Times New Roman" w:hAnsi="Times New Roman"/>
+        </w:rPr>
+        <w:t xml:space="preserve">Romanov, A., and Shivade, C. (2018). Lessons from natural language inference in the clinical domain. </w:t>
+      </w:r>
+      <w:r>
+        <w:rPr>
+          <w:rFonts w:ascii="Times New Roman" w:hAnsi="Times New Roman"/>
+          <w:i/>
+        </w:rPr>
+        <w:t>Proceedings of EMNLP</w:t>
+      </w:r>
+      <w:r>
+        <w:rPr>
+          <w:rFonts w:ascii="Times New Roman" w:hAnsi="Times New Roman"/>
+        </w:rPr>
+        <w:t>, 1586-1596.</w:t>
+      </w:r>
+    </w:p>
+    <w:p>
+      <w:r>
+        <w:rPr>
+          <w:rFonts w:ascii="Times New Roman" w:hAnsi="Times New Roman"/>
+        </w:rPr>
+        <w:t xml:space="preserve">Singhal, K., Azizi, S., Tu, T., et al. (2023). Large language models encode clinical knowledge. </w:t>
+      </w:r>
+      <w:r>
+        <w:rPr>
+          <w:rFonts w:ascii="Times New Roman" w:hAnsi="Times New Roman"/>
+          <w:i/>
+        </w:rPr>
+        <w:t>Nature, 620</w:t>
+      </w:r>
+      <w:r>
+        <w:rPr>
+          <w:rFonts w:ascii="Times New Roman" w:hAnsi="Times New Roman"/>
+        </w:rPr>
+        <w:t>, 172-180.</w:t>
+      </w:r>
+    </w:p>
+    <w:p>
+      <w:r>
+        <w:rPr>
+          <w:rFonts w:ascii="Times New Roman" w:hAnsi="Times New Roman"/>
+        </w:rPr>
+        <w:t xml:space="preserve">Soni, S., Gudala, M., Pajouhi, A., and Roberts, K. (2022). RadQA: A question answering dataset to improve comprehension of radiology reports. </w:t>
+      </w:r>
+      <w:r>
+        <w:rPr>
+          <w:rFonts w:ascii="Times New Roman" w:hAnsi="Times New Roman"/>
+          <w:i/>
+        </w:rPr>
+        <w:t>Proceedings of LREC 2022</w:t>
+      </w:r>
+      <w:r>
+        <w:rPr>
+          <w:rFonts w:ascii="Times New Roman" w:hAnsi="Times New Roman"/>
+        </w:rPr>
+        <w:t>, 6250-6259.</w:t>
+      </w:r>
+    </w:p>
+    <w:p>
+      <w:r>
+        <w:rPr>
+          <w:rFonts w:ascii="Times New Roman" w:hAnsi="Times New Roman"/>
+        </w:rPr>
+        <w:t xml:space="preserve">Sun, L., Zhao, J. J., Han, W., and Xiong, C. (2025). Fact-aware multimodal retrieval augmentation for accurate medical radiology report generation. </w:t>
+      </w:r>
+      <w:r>
+        <w:rPr>
+          <w:rFonts w:ascii="Times New Roman" w:hAnsi="Times New Roman"/>
+          <w:i/>
+        </w:rPr>
+        <w:t>Proceedings of NAACL 2025</w:t>
+      </w:r>
+      <w:r>
+        <w:rPr>
+          <w:rFonts w:ascii="Times New Roman" w:hAnsi="Times New Roman"/>
+        </w:rPr>
+        <w:t>, 643-655.</w:t>
+      </w:r>
+    </w:p>
+    <w:p>
+      <w:r>
+        <w:rPr>
+          <w:rFonts w:ascii="Times New Roman" w:hAnsi="Times New Roman"/>
+        </w:rPr>
+        <w:t xml:space="preserve">Xiong, G., Jin, Q., Lu, Z., and Zhang, A. (2024). Benchmarking retrieval-augmented generation for medicine. </w:t>
+      </w:r>
+      <w:r>
+        <w:rPr>
+          <w:rFonts w:ascii="Times New Roman" w:hAnsi="Times New Roman"/>
+          <w:i/>
+        </w:rPr>
+        <w:t>Findings of ACL 2024</w:t>
+      </w:r>
+      <w:r>
+        <w:rPr>
+          <w:rFonts w:ascii="Times New Roman" w:hAnsi="Times New Roman"/>
+        </w:rPr>
+        <w:t>, 6233-6251.</w:t>
+      </w:r>
+    </w:p>
+    <w:p>
+      <w:r>
+        <w:br w:type="page"/>
+      </w:r>
+    </w:p>
+    <w:p>
+      <w:pPr>
+        <w:pStyle w:val="Heading1"/>
+      </w:pPr>
+      <w:r>
+        <w:rPr>
+          <w:rFonts w:ascii="Times New Roman" w:hAnsi="Times New Roman"/>
+        </w:rPr>
+        <w:t>Appendices</w:t>
+      </w:r>
+    </w:p>
+    <w:p>
+      <w:pPr>
+        <w:pStyle w:val="Heading2"/>
+      </w:pPr>
+      <w:r>
+        <w:rPr>
+          <w:rFonts w:ascii="Times New Roman" w:hAnsi="Times New Roman"/>
+        </w:rPr>
+        <w:t>Appendix A: Final V9 Public Evidence</w:t>
+      </w:r>
+    </w:p>
+    <w:p>
+      <w:pPr>
+        <w:pStyle w:val="ListBullet"/>
+      </w:pPr>
+      <w:r>
+        <w:rPr>
+          <w:rFonts w:ascii="Times New Roman" w:hAnsi="Times New Roman"/>
+        </w:rPr>
+        <w:t xml:space="preserve">Development protocol: </w:t>
+      </w:r>
+      <w:r>
+        <w:rPr>
+          <w:rFonts w:ascii="Consolas" w:hAnsi="Consolas"/>
+          <w:color w:val="0B2545"/>
+          <w:sz w:val="19"/>
+        </w:rPr>
+        <w:t>docs/V9_DEVELOPMENT_PROTOCOL.md</w:t>
+      </w:r>
+    </w:p>
+    <w:p>
+      <w:pPr>
+        <w:pStyle w:val="ListBullet"/>
+      </w:pPr>
+      <w:r>
+        <w:rPr>
+          <w:rFonts w:ascii="Times New Roman" w:hAnsi="Times New Roman"/>
+        </w:rPr>
+        <w:t xml:space="preserve">Full-source split amendment: </w:t>
+      </w:r>
+      <w:r>
+        <w:rPr>
+          <w:rFonts w:ascii="Consolas" w:hAnsi="Consolas"/>
+          <w:color w:val="0B2545"/>
+          <w:sz w:val="19"/>
+        </w:rPr>
+        <w:t>docs/V9_FULL_SOURCE_SPLIT_PROTOCOL_AMENDMENT.md</w:t>
+      </w:r>
+    </w:p>
+    <w:p>
+      <w:pPr>
+        <w:pStyle w:val="ListBullet"/>
+      </w:pPr>
+      <w:r>
+        <w:rPr>
+          <w:rFonts w:ascii="Times New Roman" w:hAnsi="Times New Roman"/>
+        </w:rPr>
+        <w:t xml:space="preserve">RadGraph preprocessing amendment: </w:t>
+      </w:r>
+      <w:r>
+        <w:rPr>
+          <w:rFonts w:ascii="Consolas" w:hAnsi="Consolas"/>
+          <w:color w:val="0B2545"/>
+          <w:sz w:val="19"/>
+        </w:rPr>
+        <w:t>docs/V9_RADGRAPH_PREPROCESSING_PROTOCOL_AMENDMENT.md</w:t>
+      </w:r>
+    </w:p>
+    <w:p>
+      <w:pPr>
+        <w:pStyle w:val="ListBullet"/>
+      </w:pPr>
+      <w:r>
+        <w:rPr>
+          <w:rFonts w:ascii="Times New Roman" w:hAnsi="Times New Roman"/>
+        </w:rPr>
+        <w:t xml:space="preserve">MedSigLIP matrix: </w:t>
+      </w:r>
+      <w:r>
+        <w:rPr>
+          <w:rFonts w:ascii="Consolas" w:hAnsi="Consolas"/>
+          <w:color w:val="0B2545"/>
+          <w:sz w:val="19"/>
+        </w:rPr>
+        <w:t>docs/V9_MEDSIGLIP_DEVELOPMENT_MATRIX.md</w:t>
+      </w:r>
+    </w:p>
+    <w:p>
+      <w:pPr>
+        <w:pStyle w:val="ListBullet"/>
+      </w:pPr>
+      <w:r>
+        <w:rPr>
+          <w:rFonts w:ascii="Times New Roman" w:hAnsi="Times New Roman"/>
+        </w:rPr>
+        <w:t xml:space="preserve">Learned-reranker protocol: </w:t>
+      </w:r>
+      <w:r>
+        <w:rPr>
+          <w:rFonts w:ascii="Consolas" w:hAnsi="Consolas"/>
+          <w:color w:val="0B2545"/>
+          <w:sz w:val="19"/>
+        </w:rPr>
+        <w:t>docs/V9_LEARNED_RERANKER_DEVELOPMENT_PROTOCOL.md</w:t>
+      </w:r>
+    </w:p>
+    <w:p>
+      <w:pPr>
+        <w:pStyle w:val="ListBullet"/>
+      </w:pPr>
+      <w:r>
+        <w:rPr>
+          <w:rFonts w:ascii="Times New Roman" w:hAnsi="Times New Roman"/>
+        </w:rPr>
+        <w:t xml:space="preserve">Retrieval decision record: </w:t>
+      </w:r>
+      <w:r>
+        <w:rPr>
+          <w:rFonts w:ascii="Consolas" w:hAnsi="Consolas"/>
+          <w:color w:val="0B2545"/>
+          <w:sz w:val="19"/>
+        </w:rPr>
+        <w:t>docs/V9_RETRIEVAL_DEVELOPMENT_DECISION_RECORD.md</w:t>
+      </w:r>
+    </w:p>
+    <w:p>
+      <w:pPr>
+        <w:pStyle w:val="ListBullet"/>
+      </w:pPr>
+      <w:r>
+        <w:rPr>
+          <w:rFonts w:ascii="Times New Roman" w:hAnsi="Times New Roman"/>
+        </w:rPr>
+        <w:t xml:space="preserve">Retrieval confirmation protocol and results: </w:t>
+      </w:r>
+      <w:r>
+        <w:rPr>
+          <w:rFonts w:ascii="Consolas" w:hAnsi="Consolas"/>
+          <w:color w:val="0B2545"/>
+          <w:sz w:val="19"/>
+        </w:rPr>
+        <w:t>docs/V9_RETRIEVAL_CONFIRMATION_PROTOCOL.md</w:t>
+      </w:r>
+      <w:r>
+        <w:rPr>
+          <w:rFonts w:ascii="Times New Roman" w:hAnsi="Times New Roman"/>
+        </w:rPr>
+        <w:t xml:space="preserve">, </w:t>
+      </w:r>
+      <w:r>
+        <w:rPr>
+          <w:rFonts w:ascii="Consolas" w:hAnsi="Consolas"/>
+          <w:color w:val="0B2545"/>
+          <w:sz w:val="19"/>
+        </w:rPr>
+        <w:t>docs/V9_RETRIEVAL_CONFIRMATION_RESULTS.md</w:t>
+      </w:r>
+    </w:p>
+    <w:p>
+      <w:pPr>
+        <w:pStyle w:val="ListBullet"/>
+      </w:pPr>
+      <w:r>
+        <w:rPr>
+          <w:rFonts w:ascii="Times New Roman" w:hAnsi="Times New Roman"/>
+        </w:rPr>
+        <w:t xml:space="preserve">QA and agent protocol and results: </w:t>
+      </w:r>
+      <w:r>
+        <w:rPr>
+          <w:rFonts w:ascii="Consolas" w:hAnsi="Consolas"/>
+          <w:color w:val="0B2545"/>
+          <w:sz w:val="19"/>
+        </w:rPr>
+        <w:t>docs/V9_QA_AGENT_CONFIRMATION_PROTOCOL.md</w:t>
+      </w:r>
+      <w:r>
+        <w:rPr>
+          <w:rFonts w:ascii="Times New Roman" w:hAnsi="Times New Roman"/>
+        </w:rPr>
+        <w:t xml:space="preserve">, </w:t>
+      </w:r>
+      <w:r>
+        <w:rPr>
+          <w:rFonts w:ascii="Consolas" w:hAnsi="Consolas"/>
+          <w:color w:val="0B2545"/>
+          <w:sz w:val="19"/>
+        </w:rPr>
+        <w:t>docs/V9_QA_AGENT_RESULTS.md</w:t>
+      </w:r>
+    </w:p>
+    <w:p>
+      <w:pPr>
+        <w:pStyle w:val="ListBullet"/>
+      </w:pPr>
+      <w:r>
+        <w:rPr>
+          <w:rFonts w:ascii="Times New Roman" w:hAnsi="Times New Roman"/>
+        </w:rPr>
+        <w:t xml:space="preserve">Qualitative protocol and final review: </w:t>
+      </w:r>
+      <w:r>
+        <w:rPr>
+          <w:rFonts w:ascii="Consolas" w:hAnsi="Consolas"/>
+          <w:color w:val="0B2545"/>
+          <w:sz w:val="19"/>
+        </w:rPr>
+        <w:t>docs/V9_QUALITATIVE_ANALYSIS_PROTOCOL.md</w:t>
+      </w:r>
+      <w:r>
+        <w:rPr>
+          <w:rFonts w:ascii="Times New Roman" w:hAnsi="Times New Roman"/>
+        </w:rPr>
+        <w:t xml:space="preserve">, </w:t>
+      </w:r>
+      <w:r>
+        <w:rPr>
+          <w:rFonts w:ascii="Consolas" w:hAnsi="Consolas"/>
+          <w:color w:val="0B2545"/>
+          <w:sz w:val="19"/>
+        </w:rPr>
+        <w:t>docs/V9_QUALITATIVE_ERROR_ANALYSIS.md</w:t>
+      </w:r>
+    </w:p>
+    <w:p>
+      <w:pPr>
+        <w:pStyle w:val="ListBullet"/>
+      </w:pPr>
+      <w:r>
+        <w:rPr>
+          <w:rFonts w:ascii="Times New Roman" w:hAnsi="Times New Roman"/>
+        </w:rPr>
+        <w:t xml:space="preserve">Supplemental validity protocol and results: </w:t>
+      </w:r>
+      <w:r>
+        <w:rPr>
+          <w:rFonts w:ascii="Consolas" w:hAnsi="Consolas"/>
+          <w:color w:val="0B2545"/>
+          <w:sz w:val="19"/>
+        </w:rPr>
+        <w:t>docs/V9_SUPPLEMENTAL_VALIDITY_PROTOCOL.md</w:t>
+      </w:r>
+      <w:r>
+        <w:rPr>
+          <w:rFonts w:ascii="Times New Roman" w:hAnsi="Times New Roman"/>
+        </w:rPr>
+        <w:t xml:space="preserve">, </w:t>
+      </w:r>
+      <w:r>
+        <w:rPr>
+          <w:rFonts w:ascii="Consolas" w:hAnsi="Consolas"/>
+          <w:color w:val="0B2545"/>
+          <w:sz w:val="19"/>
+        </w:rPr>
+        <w:t>docs/V9_SUPPLEMENTAL_VALIDITY_RESULTS.md</w:t>
+      </w:r>
+    </w:p>
+    <w:p>
+      <w:pPr>
+        <w:pStyle w:val="ListBullet"/>
+      </w:pPr>
+      <w:r>
+        <w:rPr>
+          <w:rFonts w:ascii="Times New Roman" w:hAnsi="Times New Roman"/>
+        </w:rPr>
+        <w:t xml:space="preserve">Final freeze: </w:t>
+      </w:r>
+      <w:r>
+        <w:rPr>
+          <w:rFonts w:ascii="Consolas" w:hAnsi="Consolas"/>
+          <w:color w:val="0B2545"/>
+          <w:sz w:val="19"/>
+        </w:rPr>
+        <w:t>docs/V9_TECHNICAL_FREEZE.md</w:t>
+      </w:r>
+    </w:p>
+    <w:p>
+      <w:pPr>
+        <w:pStyle w:val="Heading2"/>
+      </w:pPr>
+      <w:r>
+        <w:rPr>
+          <w:rFonts w:ascii="Times New Roman" w:hAnsi="Times New Roman"/>
+        </w:rPr>
+        <w:t>Appendix B: Aggregate Result Artifacts</w:t>
+      </w:r>
+    </w:p>
+    <w:p>
+      <w:pPr>
+        <w:pStyle w:val="ListBullet"/>
+      </w:pPr>
+      <w:r>
+        <w:rPr>
+          <w:rFonts w:ascii="Times New Roman" w:hAnsi="Times New Roman"/>
+        </w:rPr>
+        <w:t xml:space="preserve">Retrieval summary: </w:t>
+      </w:r>
+      <w:r>
+        <w:rPr>
+          <w:rFonts w:ascii="Consolas" w:hAnsi="Consolas"/>
+          <w:color w:val="0B2545"/>
+          <w:sz w:val="19"/>
+        </w:rPr>
+        <w:t>data/splits/v9/v9_retrieval_confirmation_summary.json</w:t>
+      </w:r>
+    </w:p>
+    <w:p>
+      <w:pPr>
+        <w:pStyle w:val="ListBullet"/>
+      </w:pPr>
+      <w:r>
+        <w:rPr>
+          <w:rFonts w:ascii="Times New Roman" w:hAnsi="Times New Roman"/>
+        </w:rPr>
+        <w:t xml:space="preserve">QA summary: </w:t>
+      </w:r>
+      <w:r>
+        <w:rPr>
+          <w:rFonts w:ascii="Consolas" w:hAnsi="Consolas"/>
+          <w:color w:val="0B2545"/>
+          <w:sz w:val="19"/>
+        </w:rPr>
+        <w:t>data/splits/v9/v9_qa_confirmation_summary.json</w:t>
+      </w:r>
+    </w:p>
+    <w:p>
+      <w:pPr>
+        <w:pStyle w:val="ListBullet"/>
+      </w:pPr>
+      <w:r>
+        <w:rPr>
+          <w:rFonts w:ascii="Times New Roman" w:hAnsi="Times New Roman"/>
+        </w:rPr>
+        <w:t xml:space="preserve">QA statistics: </w:t>
+      </w:r>
+      <w:r>
+        <w:rPr>
+          <w:rFonts w:ascii="Consolas" w:hAnsi="Consolas"/>
+          <w:color w:val="0B2545"/>
+          <w:sz w:val="19"/>
+        </w:rPr>
+        <w:t>data/splits/v9/v9_qa_statistical_analysis.json</w:t>
+      </w:r>
+    </w:p>
+    <w:p>
+      <w:pPr>
+        <w:pStyle w:val="ListBullet"/>
+      </w:pPr>
+      <w:r>
+        <w:rPr>
+          <w:rFonts w:ascii="Times New Roman" w:hAnsi="Times New Roman"/>
+        </w:rPr>
+        <w:t xml:space="preserve">Agent summary: </w:t>
+      </w:r>
+      <w:r>
+        <w:rPr>
+          <w:rFonts w:ascii="Consolas" w:hAnsi="Consolas"/>
+          <w:color w:val="0B2545"/>
+          <w:sz w:val="19"/>
+        </w:rPr>
+        <w:t>data/splits/v9/v9_agent_evaluation_summary.json</w:t>
+      </w:r>
+    </w:p>
+    <w:p>
+      <w:pPr>
+        <w:pStyle w:val="ListBullet"/>
+      </w:pPr>
+      <w:r>
+        <w:rPr>
+          <w:rFonts w:ascii="Times New Roman" w:hAnsi="Times New Roman"/>
+        </w:rPr>
+        <w:t xml:space="preserve">Split freeze: </w:t>
+      </w:r>
+      <w:r>
+        <w:rPr>
+          <w:rFonts w:ascii="Consolas" w:hAnsi="Consolas"/>
+          <w:color w:val="0B2545"/>
+          <w:sz w:val="19"/>
+        </w:rPr>
+        <w:t>data/splits/v9/v9_full_source_split_freeze.json</w:t>
+      </w:r>
+    </w:p>
+    <w:p>
+      <w:pPr>
+        <w:pStyle w:val="ListBullet"/>
+      </w:pPr>
+      <w:r>
+        <w:rPr>
+          <w:rFonts w:ascii="Times New Roman" w:hAnsi="Times New Roman"/>
+        </w:rPr>
+        <w:t xml:space="preserve">Public qualitative index: </w:t>
+      </w:r>
+      <w:r>
+        <w:rPr>
+          <w:rFonts w:ascii="Consolas" w:hAnsi="Consolas"/>
+          <w:color w:val="0B2545"/>
+          <w:sz w:val="19"/>
+        </w:rPr>
+        <w:t>data/splits/v9/v9_qualitative_case_index.csv</w:t>
+      </w:r>
+    </w:p>
+    <w:p>
+      <w:pPr>
+        <w:pStyle w:val="ListBullet"/>
+      </w:pPr>
+      <w:r>
+        <w:rPr>
+          <w:rFonts w:ascii="Times New Roman" w:hAnsi="Times New Roman"/>
+        </w:rPr>
+        <w:t xml:space="preserve">Qualitative review summary: </w:t>
+      </w:r>
+      <w:r>
+        <w:rPr>
+          <w:rFonts w:ascii="Consolas" w:hAnsi="Consolas"/>
+          <w:color w:val="0B2545"/>
+          <w:sz w:val="19"/>
+        </w:rPr>
+        <w:t>data/splits/v9/v9_qualitative_review_summary.json</w:t>
+      </w:r>
+    </w:p>
+    <w:p>
+      <w:pPr>
+        <w:pStyle w:val="ListBullet"/>
+      </w:pPr>
+      <w:r>
+        <w:rPr>
+          <w:rFonts w:ascii="Times New Roman" w:hAnsi="Times New Roman"/>
+        </w:rPr>
+        <w:t xml:space="preserve">Cross-split duplicate audit: </w:t>
+      </w:r>
+      <w:r>
+        <w:rPr>
+          <w:rFonts w:ascii="Consolas" w:hAnsi="Consolas"/>
+          <w:color w:val="0B2545"/>
+          <w:sz w:val="19"/>
+        </w:rPr>
+        <w:t>data/splits/v9/v9_cross_split_duplicate_summary.json</w:t>
+      </w:r>
+    </w:p>
+    <w:p>
+      <w:pPr>
+        <w:pStyle w:val="ListBullet"/>
+      </w:pPr>
+      <w:r>
+        <w:rPr>
+          <w:rFonts w:ascii="Times New Roman" w:hAnsi="Times New Roman"/>
+        </w:rPr>
+        <w:t xml:space="preserve">Qrel sensitivity: </w:t>
+      </w:r>
+      <w:r>
+        <w:rPr>
+          <w:rFonts w:ascii="Consolas" w:hAnsi="Consolas"/>
+          <w:color w:val="0B2545"/>
+          <w:sz w:val="19"/>
+        </w:rPr>
+        <w:t>data/splits/v9/v9_qrel_sensitivity_summary.json</w:t>
+      </w:r>
+    </w:p>
+    <w:p>
+      <w:pPr>
+        <w:pStyle w:val="ListBullet"/>
+      </w:pPr>
+      <w:r>
+        <w:rPr>
+          <w:rFonts w:ascii="Times New Roman" w:hAnsi="Times New Roman"/>
+        </w:rPr>
+        <w:t xml:space="preserve">Dense baseline and wording robustness: </w:t>
+      </w:r>
+      <w:r>
+        <w:rPr>
+          <w:rFonts w:ascii="Consolas" w:hAnsi="Consolas"/>
+          <w:color w:val="0B2545"/>
+          <w:sz w:val="19"/>
+        </w:rPr>
+        <w:t>data/splits/v9/v9_dense_text_robustness_summary.json</w:t>
+      </w:r>
+    </w:p>
+    <w:p>
+      <w:pPr>
+        <w:pStyle w:val="ListBullet"/>
+      </w:pPr>
+      <w:r>
+        <w:rPr>
+          <w:rFonts w:ascii="Times New Roman" w:hAnsi="Times New Roman"/>
+        </w:rPr>
+        <w:t xml:space="preserve">F1-RadGraph clinical metrics: </w:t>
+      </w:r>
+      <w:r>
+        <w:rPr>
+          <w:rFonts w:ascii="Consolas" w:hAnsi="Consolas"/>
+          <w:color w:val="0B2545"/>
+          <w:sz w:val="19"/>
+        </w:rPr>
+        <w:t>data/splits/v9/v9_clinical_metrics_summary.json</w:t>
+      </w:r>
+    </w:p>
+    <w:p>
+      <w:pPr>
+        <w:pStyle w:val="ListBullet"/>
+      </w:pPr>
+      <w:r>
+        <w:rPr>
+          <w:rFonts w:ascii="Times New Roman" w:hAnsi="Times New Roman"/>
+        </w:rPr>
+        <w:t xml:space="preserve">Structured-output reparse audit: </w:t>
+      </w:r>
+      <w:r>
+        <w:rPr>
+          <w:rFonts w:ascii="Consolas" w:hAnsi="Consolas"/>
+          <w:color w:val="0B2545"/>
+          <w:sz w:val="19"/>
+        </w:rPr>
+        <w:t>data/splits/v9/v9_structured_reparse_summary.json</w:t>
+      </w:r>
+    </w:p>
+    <w:p>
+      <w:r>
+        <w:rPr>
+          <w:rFonts w:ascii="Times New Roman" w:hAnsi="Times New Roman"/>
+        </w:rPr>
+        <w:t>Large source-derived reports, image pixels, vectors, checkpoints, prompts, and per-row generations remain local. Public hashes verify their frozen identity without redistributing source content.</w:t>
+      </w:r>
+    </w:p>
+    <w:p>
+      <w:pPr>
+        <w:pStyle w:val="Heading2"/>
+      </w:pPr>
+      <w:r>
+        <w:rPr>
+          <w:rFonts w:ascii="Times New Roman" w:hAnsi="Times New Roman"/>
+        </w:rPr>
+        <w:t>Appendix C: Reproduction Entry Points</w:t>
+      </w:r>
+    </w:p>
+    <w:p>
+      <w:r>
+        <w:rPr>
+          <w:rFonts w:ascii="Times New Roman" w:hAnsi="Times New Roman"/>
+          <w:b/>
+        </w:rPr>
+        <w:t>Repository:</w:t>
+      </w:r>
+      <w:r>
+        <w:rPr>
+          <w:rFonts w:ascii="Times New Roman" w:hAnsi="Times New Roman"/>
+        </w:rPr>
+        <w:t xml:space="preserve"> https://github.com/yzy542968-jpg/wqf7023-medical-rag</w:t>
+      </w:r>
+    </w:p>
+    <w:p>
+      <w:r>
+        <w:rPr>
+          <w:rFonts w:ascii="Times New Roman" w:hAnsi="Times New Roman"/>
+          <w:b/>
+        </w:rPr>
+        <w:t>Branch:</w:t>
+      </w:r>
+      <w:r>
+        <w:rPr>
+          <w:rFonts w:ascii="Times New Roman" w:hAnsi="Times New Roman"/>
+        </w:rPr>
+        <w:t xml:space="preserve"> </w:t>
+      </w:r>
+      <w:r>
+        <w:rPr>
+          <w:rFonts w:ascii="Consolas" w:hAnsi="Consolas"/>
+          <w:color w:val="0B2545"/>
+          <w:sz w:val="19"/>
+        </w:rPr>
+        <w:t>post-submission-improvements</w:t>
+      </w:r>
+    </w:p>
+    <w:p>
+      <w:pPr>
+        <w:pStyle w:val="CodeBlock"/>
+      </w:pPr>
+      <w:r>
+        <w:rPr>
+          <w:rFonts w:ascii="Times New Roman" w:hAnsi="Times New Roman"/>
+        </w:rPr>
+        <w:t>&amp; ".\.venv\Scripts\python.exe" -m pytest -q</w:t>
+        <w:br/>
+        <w:t>&amp; ".\.venv\Scripts\python.exe" scripts\run_v9_retrieval_confirmation.py</w:t>
+        <w:br/>
+        <w:t>&amp; ".\.venv\Scripts\python.exe" scripts\analyze_v9_qa_statistics.py</w:t>
+        <w:br/>
+        <w:t>&amp; ".\.venv\Scripts\python.exe" scripts\evaluate_v9_qa_agent.py</w:t>
+        <w:br/>
+        <w:t>&amp; ".\.venv\Scripts\python.exe" scripts\audit_v9_cross_split_duplicates.py</w:t>
+        <w:br/>
+        <w:t>&amp; ".\.venv\Scripts\python.exe" scripts\audit_v9_qrel_sensitivity.py</w:t>
+        <w:br/>
+        <w:t>&amp; ".\.venv\Scripts\python.exe" scripts\run_v9_supplemental_dense_robustness.py</w:t>
+        <w:br/>
+        <w:t>&amp; ".\.venv\Scripts\python.exe" scripts\evaluate_v9_clinical_metrics.py</w:t>
+        <w:br/>
+        <w:t>&amp; ".\.venv\Scripts\python.exe" scripts\audit_v9_structured_output_reparse.py</w:t>
+        <w:br/>
+        <w:t>streamlit run app.py --server.port 8504</w:t>
+      </w:r>
+    </w:p>
+    <w:p>
+      <w:r>
+        <w:rPr>
+          <w:rFonts w:ascii="Times New Roman" w:hAnsi="Times New Roman"/>
+        </w:rPr>
+        <w:t>Exact executable options, model revisions, hashes, failure rules, and local artifact paths are recorded in the frozen protocol and result documents. Confirmation should not be rerun under altered settings and presented as the same study.</w:t>
+      </w:r>
+    </w:p>
+    <w:p>
+      <w:pPr>
+        <w:pStyle w:val="Heading2"/>
+      </w:pPr>
+      <w:r>
+        <w:rPr>
+          <w:rFonts w:ascii="Times New Roman" w:hAnsi="Times New Roman"/>
+        </w:rPr>
+        <w:t>Appendix D: Qualitative and Human-Evaluation Boundary</w:t>
+      </w:r>
+    </w:p>
+    <w:p>
+      <w:r>
+        <w:rPr>
+          <w:rFonts w:ascii="Times New Roman" w:hAnsi="Times New Roman"/>
+        </w:rPr>
+        <w:t>The researcher reviewed all 24 deterministically selected cases and accepted the assistant-proposed exploratory labels without modification. The process was tool-assisted, author-conducted, and non-blinded; it is not independent radiologist adjudication. No clinical correctness, similarity, harmfulness, usefulness, preference, or inter-rater agreement result is claimed, and selected-pack counts are not extrapolated to the full cohort.</w:t>
+      </w:r>
+    </w:p>
+    <w:p>
+      <w:pPr>
+        <w:pStyle w:val="Heading2"/>
+      </w:pPr>
+      <w:r>
+        <w:rPr>
+          <w:rFonts w:ascii="Times New Roman" w:hAnsi="Times New Roman"/>
+        </w:rPr>
+        <w:t>Appendix E: Dashboard Demonstration Boundary</w:t>
+      </w:r>
+    </w:p>
+    <w:p>
+      <w:r>
+        <w:rPr>
+          <w:rFonts w:ascii="Times New Roman" w:hAnsi="Times New Roman"/>
+        </w:rPr>
+        <w:t>The dashboard accepts a target chest radiograph, indication, and question; retrieves Top-3 similar reports from the frozen 2,608-case bank; optionally generates a MedGemma answer; and shows bounded-agent evidence actions. It describes the reports as historical analogies. It must not claim to locate the target patient's own report, diagnose the image, or replace radiologist review.</w:t>
+      </w:r>
+    </w:p>
+    <w:p>
+      <w:pPr>
+        <w:pStyle w:val="Heading2"/>
+      </w:pPr>
+      <w:r>
+        <w:rPr>
+          <w:rFonts w:ascii="Times New Roman" w:hAnsi="Times New Roman"/>
+        </w:rPr>
+        <w:t>Appendix F: Version Boundary</w:t>
+      </w:r>
+    </w:p>
+    <w:p>
+      <w:r>
+        <w:rPr>
+          <w:rFonts w:ascii="Times New Roman" w:hAnsi="Times New Roman"/>
+        </w:rPr>
+        <w:t>V5-V7 are preliminary controlled studies and remain frozen. V8 ended in a documented development no-go. V9 is the final primary study. Supplemental V9 audits were committed after the technical freeze and before their own outcomes; they did not change a frozen model, prompt, threshold, metric, split, case, or primary conclusion. Reporting edits do not alter technical artifacts.</w:t>
+      </w:r>
+    </w:p>
+    <w:p>
+      <w:r>
+        <w:rPr>
+          <w:rFonts w:ascii="Times New Roman" w:hAnsi="Times New Roman"/>
+        </w:rPr>
+        <w:t>The following appendices preserve the detailed V5 controlled study for traceability. They are formative evidence and do not replace the V9 primary study.</w:t>
+      </w:r>
+    </w:p>
+    <w:p>
+      <w:pPr>
+        <w:pStyle w:val="Heading2"/>
+      </w:pPr>
+      <w:r>
+        <w:rPr>
+          <w:rFonts w:ascii="Times New Roman" w:hAnsi="Times New Roman"/>
+        </w:rPr>
+        <w:t>Appendix G: Frozen Preliminary Controlled-Study Methods</w:t>
+      </w:r>
+    </w:p>
+    <w:p>
+      <w:pPr>
+        <w:pStyle w:val="Heading3"/>
+      </w:pPr>
+      <w:r>
+        <w:rPr>
+          <w:rFonts w:ascii="Times New Roman" w:hAnsi="Times New Roman"/>
+        </w:rPr>
+        <w:t>G.1 Research Design</w:t>
       </w:r>
     </w:p>
     <w:p>
@@ -1886,13 +4595,13 @@
     </w:p>
     <w:p>
       <w:pPr>
-        <w:pStyle w:val="Heading2"/>
-      </w:pPr>
-      <w:r>
-        <w:rPr>
-          <w:rFonts w:ascii="Times New Roman" w:hAnsi="Times New Roman"/>
-        </w:rPr>
-        <w:t>3.2 Data Source and Cohort Construction</w:t>
+        <w:pStyle w:val="Heading3"/>
+      </w:pPr>
+      <w:r>
+        <w:rPr>
+          <w:rFonts w:ascii="Times New Roman" w:hAnsi="Times New Roman"/>
+        </w:rPr>
+        <w:t>G.2 Data Source and Cohort Construction</w:t>
       </w:r>
     </w:p>
     <w:p>
@@ -1991,13 +4700,13 @@
     </w:p>
     <w:p>
       <w:pPr>
-        <w:pStyle w:val="Heading2"/>
-      </w:pPr>
-      <w:r>
-        <w:rPr>
-          <w:rFonts w:ascii="Times New Roman" w:hAnsi="Times New Roman"/>
-        </w:rPr>
-        <w:t>3.3 Question and Input Conditions</w:t>
+        <w:pStyle w:val="Heading3"/>
+      </w:pPr>
+      <w:r>
+        <w:rPr>
+          <w:rFonts w:ascii="Times New Roman" w:hAnsi="Times New Roman"/>
+        </w:rPr>
+        <w:t>G.3 Question and Input Conditions</w:t>
       </w:r>
     </w:p>
     <w:p>
@@ -2163,13 +4872,13 @@
     </w:p>
     <w:p>
       <w:pPr>
-        <w:pStyle w:val="Heading2"/>
-      </w:pPr>
-      <w:r>
-        <w:rPr>
-          <w:rFonts w:ascii="Times New Roman" w:hAnsi="Times New Roman"/>
-        </w:rPr>
-        <w:t>3.4 Case-Aware Evidence Representation and Downstream QA Workflow</w:t>
+        <w:pStyle w:val="Heading3"/>
+      </w:pPr>
+      <w:r>
+        <w:rPr>
+          <w:rFonts w:ascii="Times New Roman" w:hAnsi="Times New Roman"/>
+        </w:rPr>
+        <w:t>G.4 Case-Aware Evidence Representation and Downstream QA Workflow</w:t>
       </w:r>
     </w:p>
     <w:p>
@@ -2358,13 +5067,13 @@
     </w:p>
     <w:p>
       <w:pPr>
-        <w:pStyle w:val="Heading2"/>
-      </w:pPr>
-      <w:r>
-        <w:rPr>
-          <w:rFonts w:ascii="Times New Roman" w:hAnsi="Times New Roman"/>
-        </w:rPr>
-        <w:t>3.5 Text Retrieval</w:t>
+        <w:pStyle w:val="Heading3"/>
+      </w:pPr>
+      <w:r>
+        <w:rPr>
+          <w:rFonts w:ascii="Times New Roman" w:hAnsi="Times New Roman"/>
+        </w:rPr>
+        <w:t>G.5 Text Retrieval</w:t>
       </w:r>
     </w:p>
     <w:p>
@@ -2456,13 +5165,13 @@
     </w:p>
     <w:p>
       <w:pPr>
-        <w:pStyle w:val="Heading2"/>
-      </w:pPr>
-      <w:r>
-        <w:rPr>
-          <w:rFonts w:ascii="Times New Roman" w:hAnsi="Times New Roman"/>
-        </w:rPr>
-        <w:t>3.6 Image Encoding and Multimodal Reranking</w:t>
+        <w:pStyle w:val="Heading3"/>
+      </w:pPr>
+      <w:r>
+        <w:rPr>
+          <w:rFonts w:ascii="Times New Roman" w:hAnsi="Times New Roman"/>
+        </w:rPr>
+        <w:t>G.6 Image Encoding and Multimodal Reranking</w:t>
       </w:r>
     </w:p>
     <w:p>
@@ -2569,13 +5278,13 @@
     </w:p>
     <w:p>
       <w:pPr>
-        <w:pStyle w:val="Heading2"/>
-      </w:pPr>
-      <w:r>
-        <w:rPr>
-          <w:rFonts w:ascii="Times New Roman" w:hAnsi="Times New Roman"/>
-        </w:rPr>
-        <w:t>3.7 Shuffled-Image Control</w:t>
+        <w:pStyle w:val="Heading3"/>
+      </w:pPr>
+      <w:r>
+        <w:rPr>
+          <w:rFonts w:ascii="Times New Roman" w:hAnsi="Times New Roman"/>
+        </w:rPr>
+        <w:t>G.7 Shuffled-Image Control</w:t>
       </w:r>
     </w:p>
     <w:p>
@@ -2662,13 +5371,13 @@
     </w:p>
     <w:p>
       <w:pPr>
-        <w:pStyle w:val="Heading2"/>
-      </w:pPr>
-      <w:r>
-        <w:rPr>
-          <w:rFonts w:ascii="Times New Roman" w:hAnsi="Times New Roman"/>
-        </w:rPr>
-        <w:t>3.8 Answer Generation and Semantic Verification</w:t>
+        <w:pStyle w:val="Heading3"/>
+      </w:pPr>
+      <w:r>
+        <w:rPr>
+          <w:rFonts w:ascii="Times New Roman" w:hAnsi="Times New Roman"/>
+        </w:rPr>
+        <w:t>G.8 Answer Generation and Semantic Verification</w:t>
       </w:r>
     </w:p>
     <w:p>
@@ -2757,776 +5466,351 @@
     </w:p>
     <w:p>
       <w:pPr>
+        <w:pStyle w:val="Heading3"/>
+      </w:pPr>
+      <w:r>
+        <w:rPr>
+          <w:rFonts w:ascii="Times New Roman" w:hAnsi="Times New Roman"/>
+        </w:rPr>
+        <w:t>G.9 Evaluation Metrics and Statistical Analysis</w:t>
+      </w:r>
+    </w:p>
+    <w:p>
+      <w:r>
+        <w:rPr>
+          <w:rFonts w:ascii="Times New Roman" w:hAnsi="Times New Roman"/>
+        </w:rPr>
+        <w:t>Retrieval metrics were Hit@1, Hit@5, Hit@10, MRR, and an extractive proxy Token-F1 calculated from the selected report evidence. Hit@1 measured Top-1 target-case alignment; MRR retained information about target-rank movement even when the target did not reach first place.</w:t>
+      </w:r>
+    </w:p>
+    <w:p>
+      <w:r>
+        <w:rPr>
+          <w:rFonts w:ascii="Times New Roman" w:hAnsi="Times New Roman"/>
+        </w:rPr>
+        <w:t>QA metrics were draft Token-F1, final Token-F1 after semantic checking, automated evidence-support rate, revision rate, and abstention rate. Token-F1 measured reference overlap and was not interpreted as clinical correctness.</w:t>
+      </w:r>
+    </w:p>
+    <w:p>
+      <w:r>
+        <w:rPr>
+          <w:rFonts w:ascii="Times New Roman" w:hAnsi="Times New Roman"/>
+        </w:rPr>
+        <w:t>V5 used 5,000 grouped bootstrap resamples at case level and paired randomization tests with seed 7023. The primary retrieval comparison was indication-plus-question with correctly aligned image minus indication-plus-question BM25. The primary QA comparison was multimodal final Token-F1 minus report-only final Token-F1. Confidence intervals and p-values therefore preserved the dependence among questions from the same case.</w:t>
+      </w:r>
+    </w:p>
+    <w:p>
+      <w:r>
+        <w:rPr>
+          <w:rFonts w:ascii="Times New Roman" w:hAnsi="Times New Roman"/>
+        </w:rPr>
+        <w:t>Hit@k was defined as the proportion of questions for which the frozen target report appeared within the first k positions. Hit@1 corresponds to the report actually passed downstream. MRR averaged the reciprocal target rank, assigning greater credit to movement near the top. These metrics answer different questions: Hit@1 evaluates the operational selection decision, whereas MRR detects useful ordering changes that may support future multi-document or retry policies.</w:t>
+      </w:r>
+    </w:p>
+    <w:p>
+      <w:r>
+        <w:rPr>
+          <w:rFonts w:ascii="Times New Roman" w:hAnsi="Times New Roman"/>
+        </w:rPr>
+        <w:t>The extractive proxy Token-F1 compared answer-bearing target text with evidence available from a ranked candidate. It is a retrieval-oriented approximation of answer availability rather than a generated-answer metric. An increase indicates that the selected or highly ranked evidence contains more target wording, but it does not demonstrate that the generator uses that evidence correctly.</w:t>
+      </w:r>
+    </w:p>
+    <w:p>
+      <w:r>
+        <w:rPr>
+          <w:rFonts w:ascii="Times New Roman" w:hAnsi="Times New Roman"/>
+        </w:rPr>
+        <w:t>Draft Token-F1 measured overlap between the raw generated response and frozen reference. Final Token-F1 measured the response after checker actions. Precision and recall were calculated over normalized tokens and combined as their harmonic mean. This metric is transparent and reproducible but insensitive to some forms of semantic equivalence and clinical importance. It may reward copied phrasing and penalize acceptable paraphrase.</w:t>
+      </w:r>
+    </w:p>
+    <w:p>
+      <w:r>
+        <w:rPr>
+          <w:rFonts w:ascii="Times New Roman" w:hAnsi="Times New Roman"/>
+        </w:rPr>
+        <w:t>Automated support rate summarized checker judgments, revision rate measured how often the final response differed from the draft, and abstention rate measured outputs in which no substantive answer was retained. These outcomes were interpreted jointly. A higher revision rate can represent useful filtering or excessive intervention; a higher abstention rate can represent caution or loss of valid coverage.</w:t>
+      </w:r>
+    </w:p>
+    <w:p>
+      <w:r>
+        <w:rPr>
+          <w:rFonts w:ascii="Times New Roman" w:hAnsi="Times New Roman"/>
+        </w:rPr>
+        <w:t>For paired bootstrap analysis, cases were sampled with replacement and all three questions for each sampled case were included. The 2.5th and 97.5th percentiles of 5,000 paired differences formed the reported 95% interval. Paired randomization swapped condition labels within cases under the null and recalculated the difference. The seed and iteration count were fixed for reproducibility.</w:t>
+      </w:r>
+    </w:p>
+    <w:p>
+      <w:r>
+        <w:rPr>
+          <w:rFonts w:ascii="Times New Roman" w:hAnsi="Times New Roman"/>
+        </w:rPr>
+        <w:t>Statistical significance was not treated as clinical significance. The candidate pool was controlled, questions were templated, and metrics were automatic. Confidence intervals quantify uncertainty within this benchmark; they do not account for institutional shift, different clinical workflows, or expert disagreement.</w:t>
+      </w:r>
+    </w:p>
+    <w:p>
+      <w:pPr>
+        <w:pStyle w:val="Heading3"/>
+      </w:pPr>
+      <w:r>
+        <w:rPr>
+          <w:rFonts w:ascii="Times New Roman" w:hAnsi="Times New Roman"/>
+        </w:rPr>
+        <w:t>G.10 Researcher-Reviewed Qualitative Analysis</w:t>
+      </w:r>
+    </w:p>
+    <w:p>
+      <w:r>
+        <w:rPr>
+          <w:rFonts w:ascii="Times New Roman" w:hAnsi="Times New Roman"/>
+        </w:rPr>
+        <w:t>A post-hoc qualitative protocol was committed after the technical freeze but before systematic case extraction and coding. Some individual outputs had previously been inspected during pipeline verification, so this was not a result-blind preregistration.</w:t>
+      </w:r>
+    </w:p>
+    <w:p>
+      <w:r>
+        <w:rPr>
+          <w:rFonts w:ascii="Times New Roman" w:hAnsi="Times New Roman"/>
+        </w:rPr>
+        <w:t>The fixed protocol selected 24 representative questions: six target-rank improvements, six target-rank degradations, six QA-gain/support-loss cases, and six correct-retrieval generation-error cases. Each stratum contained two findings, two impression, and two summary questions. The full 360-question numeric index was retained.</w:t>
+      </w:r>
+    </w:p>
+    <w:p>
+      <w:r>
+        <w:rPr>
+          <w:rFonts w:ascii="Times New Roman" w:hAnsi="Times New Roman"/>
+        </w:rPr>
+        <w:t>Protocol taxonomy v1.0 was preserved in the audit trail. During interpretation, a refined three-level taxonomy v1.1 separated pipeline stage, specific pattern, and outcome modifier. It distinguished target-rank movement from Top-1 success, generation omission from post-verification content loss, and abstention occurrence from its suspected cause. Assistant-proposed v1.1 labels were recorded separately from the original labels. The researcher reviewed and accepted all 24 proposals on 19 August 2026, producing 24 accepted, 0 modified, and 0 excluded cases.</w:t>
+      </w:r>
+    </w:p>
+    <w:p>
+      <w:r>
+        <w:rPr>
+          <w:rFonts w:ascii="Times New Roman" w:hAnsi="Times New Roman"/>
+        </w:rPr>
+        <w:t>Qualitative counts describe only this predefined purposive review set. They were not used for population-level inference, verifier accuracy estimation, or clinical error-rate estimation.</w:t>
+      </w:r>
+    </w:p>
+    <w:p>
+      <w:r>
+        <w:rPr>
+          <w:rFonts w:ascii="Times New Roman" w:hAnsi="Times New Roman"/>
+        </w:rPr>
+        <w:t>Case extraction was deterministic. The script read frozen retrieval and QA rows, calculated rank and metric deltas, applied the protocol strata, balanced question roles, and produced a 24-row review package. The public package retained identifiers, metric changes, original protocol labels, proposed refined labels, review status, and concise notes. Full report text and model generations remained local under repository policy.</w:t>
+      </w:r>
+    </w:p>
+    <w:p>
+      <w:r>
+        <w:rPr>
+          <w:rFonts w:ascii="Times New Roman" w:hAnsi="Times New Roman"/>
+        </w:rPr>
+        <w:t>Taxonomy v1.1 used three levels. Pipeline stage located the issue in retrieval, generation, verification, abstention, or data ambiguity. A specific pattern described the mechanism, such as Top-1 retrieval failure, generation omission, possible verifier over-rejection, or de-identification ambiguity. An outcome modifier recorded cross-stage effects such as QA gain with support loss or no substantive answer loss. This structure avoided treating every observation as one mutually exclusive error.</w:t>
+      </w:r>
+    </w:p>
+    <w:p>
+      <w:r>
+        <w:rPr>
+          <w:rFonts w:ascii="Times New Roman" w:hAnsi="Times New Roman"/>
+        </w:rPr>
+        <w:t>The researcher decision field distinguished accepted, modified, excluded, and pending cases. In the completed review, all 24 assistant proposals were accepted as the researcher-reviewed labels. This does not make the labels independent or clinically adjudicated. It establishes that the named researcher reviewed the proposed interpretation and accepted it for exploratory analysis.</w:t>
+      </w:r>
+    </w:p>
+    <w:p>
+      <w:r>
+        <w:rPr>
+          <w:rFonts w:ascii="Times New Roman" w:hAnsi="Times New Roman"/>
+        </w:rPr>
+        <w:t>The qualitative analysis used cautious language. Without physician gold labels, it did not call checker decisions false positives or false negatives. Terms such as possible over-rejection, suspected unnecessary abstention, and abstention consistent with available evidence describe the observed relation among the frozen report, reference, and outputs without asserting definitive clinical correctness.</w:t>
+      </w:r>
+    </w:p>
+    <w:p>
+      <w:pPr>
+        <w:pStyle w:val="Heading3"/>
+      </w:pPr>
+      <w:r>
+        <w:rPr>
+          <w:rFonts w:ascii="Times New Roman" w:hAnsi="Times New Roman"/>
+        </w:rPr>
+        <w:t>G.11 Computational Cost and Reproducibility</w:t>
+      </w:r>
+    </w:p>
+    <w:p>
+      <w:r>
+        <w:rPr>
+          <w:rFonts w:ascii="Times New Roman" w:hAnsi="Times New Roman"/>
+        </w:rPr>
+        <w:t>The frozen manifest stored the cohort fingerprint and LF-normalized SHA-256 values for configurations, code, aggregate results, and tests. Large generations, prompt packs, image pixels, model weights, and private full-text review rows remained local.</w:t>
+      </w:r>
+    </w:p>
+    <w:p>
+      <w:r>
+        <w:rPr>
+          <w:rFonts w:ascii="Times New Roman" w:hAnsi="Times New Roman"/>
+        </w:rPr>
+        <w:t>Generation timing was measured on an NVIDIA GeForce RTX 5070 Laptop GPU with 8,150.6 MiB total memory. These values are machine-, cache-, and generated-length-dependent and do not constitute a complete production latency or energy analysis.</w:t>
+      </w:r>
+    </w:p>
+    <w:p>
+      <w:r>
+        <w:rPr>
+          <w:rFonts w:ascii="Times New Roman" w:hAnsi="Times New Roman"/>
+        </w:rPr>
+        <w:t>Reproducibility operated at several levels. Configuration reproducibility stored model identifiers, revisions, seeds, shortlist size, fusion weights, thresholds, batch sizes, and generation parameters. Data reproducibility stored case counts, case-level partitions, and a cohort fingerprint; a stable patient identifier was not available for verification. Result reproducibility stored aggregate JSON summaries and statistical outputs. Implementation reproducibility stored scripts and tests. The artifact manifest joined these with LF-normalized SHA-256 values so that unintended changes could be detected across platforms.</w:t>
+      </w:r>
+    </w:p>
+    <w:p>
+      <w:r>
+        <w:rPr>
+          <w:rFonts w:ascii="Times New Roman" w:hAnsi="Times New Roman"/>
+        </w:rPr>
+        <w:t>Large files were separated from the public repository for practical and licensing reasons. Image archives, local processed image pixels, model weights, full prompt packs, per-question generations, and some detailed review material remained local. Their absence from GitHub is documented rather than hidden. Public aggregate files and indices are sufficient to audit reported counts and metrics, while authorized users can rerun the complete local pipeline after obtaining the source data and models.</w:t>
+      </w:r>
+    </w:p>
+    <w:p>
+      <w:r>
+        <w:rPr>
+          <w:rFonts w:ascii="Times New Roman" w:hAnsi="Times New Roman"/>
+        </w:rPr>
+        <w:t>Runtime measurement distinguished generation-only time from total processing time and reported throughput and peak allocated GPU memory. Earlier component measurements were retained for image encoding, BM25 retrieval, and cached reranking. The measurements were not combined into a deployment service-level claim because startup, disk cache, concurrent users, web overhead, and hardware power were outside the protocol.</w:t>
+      </w:r>
+    </w:p>
+    <w:p>
+      <w:r>
+        <w:rPr>
+          <w:rFonts w:ascii="Times New Roman" w:hAnsi="Times New Roman"/>
+        </w:rPr>
+        <w:t>Automated tests covered cohort behavior, multimodal retrieval logic, dashboard integration, and artifact assumptions. Passing tests do not validate scientific claims, but they reduce the risk that reported behavior results from accidental schema drift or broken code paths. Hash checks and tests were rerun after manuscript generation to confirm that documentation changes did not modify frozen V5 artifacts.</w:t>
+      </w:r>
+    </w:p>
+    <w:p>
+      <w:pPr>
+        <w:pStyle w:val="Heading3"/>
+      </w:pPr>
+      <w:r>
+        <w:rPr>
+          <w:rFonts w:ascii="Times New Roman" w:hAnsi="Times New Roman"/>
+        </w:rPr>
+        <w:t>G.12 Ethics and Claim Boundaries</w:t>
+      </w:r>
+    </w:p>
+    <w:p>
+      <w:r>
+        <w:rPr>
+          <w:rFonts w:ascii="Times New Roman" w:hAnsi="Times New Roman"/>
+        </w:rPr>
+        <w:t>The system was a research prototype. It did not provide treatment recommendations, authenticate clinical users, or claim deployment safety. V5 did not establish image-based diagnosis, clinical causality, external validation, natural-question generalization, or human-validated verifier correctness. Images and reports were processed locally, and no attempt was made to reverse de-identification.</w:t>
+      </w:r>
+    </w:p>
+    <w:p>
+      <w:r>
+        <w:rPr>
+          <w:rFonts w:ascii="Times New Roman" w:hAnsi="Times New Roman"/>
+        </w:rPr>
+        <w:t>The source collection is de-identified and publicly distributed for research, but de-identification does not remove every ethical responsibility. The project minimized redistribution of raw content, retained source licensing and citation requirements, and avoided sending images or reports to ordinary online language-model services. Local processing reduced exposure to third-party retention and training policies.</w:t>
+      </w:r>
+    </w:p>
+    <w:p>
+      <w:r>
+        <w:rPr>
+          <w:rFonts w:ascii="Times New Roman" w:hAnsi="Times New Roman"/>
+        </w:rPr>
+        <w:t>The system was designed for retrospective experimentation rather than clinical access control. A real deployment would require authenticated patient scope, role-based permissions, audit logging, encryption, data-retention governance, and procedures for correcting records. Visual similarity should never be used as a substitute for patient identity when an authorized record identifier is available.</w:t>
+      </w:r>
+    </w:p>
+    <w:p>
+      <w:r>
+        <w:rPr>
+          <w:rFonts w:ascii="Times New Roman" w:hAnsi="Times New Roman"/>
+        </w:rPr>
+        <w:t>The dashboard language follows this boundary. It can state that the system retrieves the top-ranked candidate report from the indexed corpus and shows the evidence used for generation. It must not state that an arbitrary uploaded image has been matched to the true patient record, that the model diagnosed the image, or that an answer is medically safe.</w:t>
+      </w:r>
+    </w:p>
+    <w:p>
+      <w:r>
+        <w:rPr>
+          <w:rFonts w:ascii="Times New Roman" w:hAnsi="Times New Roman"/>
+        </w:rPr>
+        <w:t>Finally, the analysis avoids fabricating human evaluation. The completed researcher review supports exploratory interpretation of 24 cases. Independent radiologist correctness, harmfulness, preference, and inter-rater agreement remain future work. This distinction is preserved in the manuscript, repository, and demonstration narrative.</w:t>
+      </w:r>
+    </w:p>
+    <w:p>
+      <w:pPr>
+        <w:pStyle w:val="Heading3"/>
+      </w:pPr>
+      <w:r>
+        <w:rPr>
+          <w:rFonts w:ascii="Times New Roman" w:hAnsi="Times New Roman"/>
+        </w:rPr>
+        <w:t>G.13 Methodological Summary</w:t>
+      </w:r>
+    </w:p>
+    <w:p>
+      <w:r>
+        <w:rPr>
+          <w:rFonts w:ascii="Times New Roman" w:hAnsi="Times New Roman"/>
+        </w:rPr>
+        <w:t>The methodology links each research question to a controlled comparison. RQ1 uses question and indication ablations to measure patient-scope ambiguity and then compares the strongest text baseline with correctly aligned image reranking. RQ2 holds the text workflow fixed and replaces the correct image with 100 deterministic fixed-point-free misalignments. RQ3 passes the Top-1 report from report-only and multimodal retrieval through the same non-oracle generator and checker. RQ4 joins frozen metrics with a protocol-driven 24-question qualitative review.</w:t>
+      </w:r>
+    </w:p>
+    <w:p>
+      <w:r>
+        <w:rPr>
+          <w:rFonts w:ascii="Times New Roman" w:hAnsi="Times New Roman"/>
+        </w:rPr>
+        <w:t>Several safeguards reduce avoidable bias. Cases were fresh relative to earlier project cohorts and split at case level. Confirmation targets were evaluated in a fixed 240-case candidate pool. Model identifiers, revisions, seeds, prompts, thresholds, fusion weights, shortlist size, and statistical iterations were frozen. Case-grouped resampling respected the three-question dependency. Artifact hashes made later changes detectable.</w:t>
+      </w:r>
+    </w:p>
+    <w:p>
+      <w:r>
+        <w:rPr>
+          <w:rFonts w:ascii="Times New Roman" w:hAnsi="Times New Roman"/>
+        </w:rPr>
+        <w:t>The design also preserves negative evidence. The question-only condition is retained despite poor performance because it measures scope ambiguity. The shuffled-image distribution is retained despite lower scores because it tests alignment. Hit@1 is reported even though its evidence is weaker than MRR. Automated support decline is reported alongside Token-F1 improvement. Qualitative cases include target-rank degradation and suspected verifier disagreement rather than only successful examples.</w:t>
+      </w:r>
+    </w:p>
+    <w:p>
+      <w:r>
+        <w:rPr>
+          <w:rFonts w:ascii="Times New Roman" w:hAnsi="Times New Roman"/>
+        </w:rPr>
+        <w:t>The methodology does not eliminate all bias. V5 remains within one dataset, uses templated questions, assumes the target is present, and evaluates a single frozen model path. The technical freeze was not a formal preregistration, and the qualitative review was not independent clinical adjudication. These limitations define the appropriate inference: a controlled within-source result about alignment-specific retrieval and downstream automatic QA behavior.</w:t>
+      </w:r>
+    </w:p>
+    <w:p>
+      <w:r>
+        <w:rPr>
+          <w:rFonts w:ascii="Times New Roman" w:hAnsi="Times New Roman"/>
+        </w:rPr>
+        <w:t>The complete method can be reproduced in stages. A researcher can rebuild the cohort and verify its fingerprint, regenerate embeddings and retrieval rows, rebuild prompt packs, rerun local generation and semantic evaluation, reproduce grouped statistics, verify artifact hashes, and rebuild qualitative materials. The public repository supplies code and aggregate evidence, while source data, weights, images, and large row-level artifacts must be obtained or retained locally according to their licenses and storage policy.</w:t>
+      </w:r>
+    </w:p>
+    <w:p>
+      <w:r>
+        <w:rPr>
+          <w:rFonts w:ascii="Times New Roman" w:hAnsi="Times New Roman"/>
+        </w:rPr>
+        <w:t>This balance between control, auditability, and bounded claims is central to the project. The method is complex enough to test a genuine multimodal RAG pipeline but modular enough that one favorable end-to-end score cannot hide the behavior of its components.</w:t>
+      </w:r>
+    </w:p>
+    <w:p>
+      <w:pPr>
         <w:pStyle w:val="Heading2"/>
       </w:pPr>
       <w:r>
         <w:rPr>
           <w:rFonts w:ascii="Times New Roman" w:hAnsi="Times New Roman"/>
         </w:rPr>
-        <w:t>3.9 Evaluation Metrics and Statistical Analysis</w:t>
-      </w:r>
-    </w:p>
-    <w:p>
-      <w:r>
-        <w:rPr>
-          <w:rFonts w:ascii="Times New Roman" w:hAnsi="Times New Roman"/>
-        </w:rPr>
-        <w:t>Retrieval metrics were Hit@1, Hit@5, Hit@10, MRR, and an extractive proxy Token-F1 calculated from the selected report evidence. Hit@1 measured Top-1 target-case alignment; MRR retained information about target-rank movement even when the target did not reach first place.</w:t>
-      </w:r>
-    </w:p>
-    <w:p>
-      <w:r>
-        <w:rPr>
-          <w:rFonts w:ascii="Times New Roman" w:hAnsi="Times New Roman"/>
-        </w:rPr>
-        <w:t>QA metrics were draft Token-F1, final Token-F1 after semantic checking, automated evidence-support rate, revision rate, and abstention rate. Token-F1 measured reference overlap and was not interpreted as clinical correctness.</w:t>
-      </w:r>
-    </w:p>
-    <w:p>
-      <w:r>
-        <w:rPr>
-          <w:rFonts w:ascii="Times New Roman" w:hAnsi="Times New Roman"/>
-        </w:rPr>
-        <w:t>V5 used 5,000 grouped bootstrap resamples at case level and paired randomization tests with seed 7023. The primary retrieval comparison was indication-plus-question with correctly aligned image minus indication-plus-question BM25. The primary QA comparison was multimodal final Token-F1 minus report-only final Token-F1. Confidence intervals and p-values therefore preserved the dependence among questions from the same case.</w:t>
-      </w:r>
-    </w:p>
-    <w:p>
-      <w:r>
-        <w:rPr>
-          <w:rFonts w:ascii="Times New Roman" w:hAnsi="Times New Roman"/>
-        </w:rPr>
-        <w:t>Hit@k was defined as the proportion of questions for which the frozen target report appeared within the first k positions. Hit@1 corresponds to the report actually passed downstream. MRR averaged the reciprocal target rank, assigning greater credit to movement near the top. These metrics answer different questions: Hit@1 evaluates the operational selection decision, whereas MRR detects useful ordering changes that may support future multi-document or retry policies.</w:t>
-      </w:r>
-    </w:p>
-    <w:p>
-      <w:r>
-        <w:rPr>
-          <w:rFonts w:ascii="Times New Roman" w:hAnsi="Times New Roman"/>
-        </w:rPr>
-        <w:t>The extractive proxy Token-F1 compared answer-bearing target text with evidence available from a ranked candidate. It is a retrieval-oriented approximation of answer availability rather than a generated-answer metric. An increase indicates that the selected or highly ranked evidence contains more target wording, but it does not demonstrate that the generator uses that evidence correctly.</w:t>
-      </w:r>
-    </w:p>
-    <w:p>
-      <w:r>
-        <w:rPr>
-          <w:rFonts w:ascii="Times New Roman" w:hAnsi="Times New Roman"/>
-        </w:rPr>
-        <w:t>Draft Token-F1 measured overlap between the raw generated response and frozen reference. Final Token-F1 measured the response after checker actions. Precision and recall were calculated over normalized tokens and combined as their harmonic mean. This metric is transparent and reproducible but insensitive to some forms of semantic equivalence and clinical importance. It may reward copied phrasing and penalize acceptable paraphrase.</w:t>
-      </w:r>
-    </w:p>
-    <w:p>
-      <w:r>
-        <w:rPr>
-          <w:rFonts w:ascii="Times New Roman" w:hAnsi="Times New Roman"/>
-        </w:rPr>
-        <w:t>Automated support rate summarized checker judgments, revision rate measured how often the final response differed from the draft, and abstention rate measured outputs in which no substantive answer was retained. These outcomes were interpreted jointly. A higher revision rate can represent useful filtering or excessive intervention; a higher abstention rate can represent caution or loss of valid coverage.</w:t>
-      </w:r>
-    </w:p>
-    <w:p>
-      <w:r>
-        <w:rPr>
-          <w:rFonts w:ascii="Times New Roman" w:hAnsi="Times New Roman"/>
-        </w:rPr>
-        <w:t>For paired bootstrap analysis, cases were sampled with replacement and all three questions for each sampled case were included. The 2.5th and 97.5th percentiles of 5,000 paired differences formed the reported 95% interval. Paired randomization swapped condition labels within cases under the null and recalculated the difference. The seed and iteration count were fixed for reproducibility.</w:t>
-      </w:r>
-    </w:p>
-    <w:p>
-      <w:r>
-        <w:rPr>
-          <w:rFonts w:ascii="Times New Roman" w:hAnsi="Times New Roman"/>
-        </w:rPr>
-        <w:t>Statistical significance was not treated as clinical significance. The candidate pool was controlled, questions were templated, and metrics were automatic. Confidence intervals quantify uncertainty within this benchmark; they do not account for institutional shift, different clinical workflows, or expert disagreement.</w:t>
-      </w:r>
-    </w:p>
-    <w:p>
-      <w:pPr>
-        <w:pStyle w:val="Heading2"/>
-      </w:pPr>
-      <w:r>
-        <w:rPr>
-          <w:rFonts w:ascii="Times New Roman" w:hAnsi="Times New Roman"/>
-        </w:rPr>
-        <w:t>3.10 Researcher-Reviewed Qualitative Analysis</w:t>
-      </w:r>
-    </w:p>
-    <w:p>
-      <w:r>
-        <w:rPr>
-          <w:rFonts w:ascii="Times New Roman" w:hAnsi="Times New Roman"/>
-        </w:rPr>
-        <w:t>A post-hoc qualitative protocol was committed after the technical freeze but before systematic case extraction and coding. Some individual outputs had previously been inspected during pipeline verification, so this was not a result-blind preregistration.</w:t>
-      </w:r>
-    </w:p>
-    <w:p>
-      <w:r>
-        <w:rPr>
-          <w:rFonts w:ascii="Times New Roman" w:hAnsi="Times New Roman"/>
-        </w:rPr>
-        <w:t>The fixed protocol selected 24 representative questions: six target-rank improvements, six target-rank degradations, six QA-gain/support-loss cases, and six correct-retrieval generation-error cases. Each stratum contained two findings, two impression, and two summary questions. The full 360-question numeric index was retained.</w:t>
-      </w:r>
-    </w:p>
-    <w:p>
-      <w:r>
-        <w:rPr>
-          <w:rFonts w:ascii="Times New Roman" w:hAnsi="Times New Roman"/>
-        </w:rPr>
-        <w:t>Protocol taxonomy v1.0 was preserved in the audit trail. During interpretation, a refined three-level taxonomy v1.1 separated pipeline stage, specific pattern, and outcome modifier. It distinguished target-rank movement from Top-1 success, generation omission from post-verification content loss, and abstention occurrence from its suspected cause. Assistant-proposed v1.1 labels were recorded separately from the original labels. The researcher reviewed and accepted all 24 proposals on 19 August 2026, producing 24 accepted, 0 modified, and 0 excluded cases.</w:t>
-      </w:r>
-    </w:p>
-    <w:p>
-      <w:r>
-        <w:rPr>
-          <w:rFonts w:ascii="Times New Roman" w:hAnsi="Times New Roman"/>
-        </w:rPr>
-        <w:t>Qualitative counts describe only this predefined purposive review set. They were not used for population-level inference, verifier accuracy estimation, or clinical error-rate estimation.</w:t>
-      </w:r>
-    </w:p>
-    <w:p>
-      <w:r>
-        <w:rPr>
-          <w:rFonts w:ascii="Times New Roman" w:hAnsi="Times New Roman"/>
-        </w:rPr>
-        <w:t>Case extraction was deterministic. The script read frozen retrieval and QA rows, calculated rank and metric deltas, applied the protocol strata, balanced question roles, and produced a 24-row review package. The public package retained identifiers, metric changes, original protocol labels, proposed refined labels, review status, and concise notes. Full report text and model generations remained local under repository policy.</w:t>
-      </w:r>
-    </w:p>
-    <w:p>
-      <w:r>
-        <w:rPr>
-          <w:rFonts w:ascii="Times New Roman" w:hAnsi="Times New Roman"/>
-        </w:rPr>
-        <w:t>Taxonomy v1.1 used three levels. Pipeline stage located the issue in retrieval, generation, verification, abstention, or data ambiguity. A specific pattern described the mechanism, such as Top-1 retrieval failure, generation omission, possible verifier over-rejection, or de-identification ambiguity. An outcome modifier recorded cross-stage effects such as QA gain with support loss or no substantive answer loss. This structure avoided treating every observation as one mutually exclusive error.</w:t>
-      </w:r>
-    </w:p>
-    <w:p>
-      <w:r>
-        <w:rPr>
-          <w:rFonts w:ascii="Times New Roman" w:hAnsi="Times New Roman"/>
-        </w:rPr>
-        <w:t>The researcher decision field distinguished accepted, modified, excluded, and pending cases. In the completed review, all 24 assistant proposals were accepted as the researcher-reviewed labels. This does not make the labels independent or clinically adjudicated. It establishes that the named researcher reviewed the proposed interpretation and accepted it for exploratory analysis.</w:t>
-      </w:r>
-    </w:p>
-    <w:p>
-      <w:r>
-        <w:rPr>
-          <w:rFonts w:ascii="Times New Roman" w:hAnsi="Times New Roman"/>
-        </w:rPr>
-        <w:t>The qualitative analysis used cautious language. Without physician gold labels, it did not call checker decisions false positives or false negatives. Terms such as possible over-rejection, suspected unnecessary abstention, and abstention consistent with available evidence describe the observed relation among the frozen report, reference, and outputs without asserting definitive clinical correctness.</w:t>
-      </w:r>
-    </w:p>
-    <w:p>
-      <w:pPr>
-        <w:pStyle w:val="Heading2"/>
-      </w:pPr>
-      <w:r>
-        <w:rPr>
-          <w:rFonts w:ascii="Times New Roman" w:hAnsi="Times New Roman"/>
-        </w:rPr>
-        <w:t>3.11 Computational Cost and Reproducibility</w:t>
-      </w:r>
-    </w:p>
-    <w:p>
-      <w:r>
-        <w:rPr>
-          <w:rFonts w:ascii="Times New Roman" w:hAnsi="Times New Roman"/>
-        </w:rPr>
-        <w:t>The frozen manifest stored the cohort fingerprint and LF-normalized SHA-256 values for configurations, code, aggregate results, and tests. Large generations, prompt packs, image pixels, model weights, and private full-text review rows remained local.</w:t>
-      </w:r>
-    </w:p>
-    <w:p>
-      <w:r>
-        <w:rPr>
-          <w:rFonts w:ascii="Times New Roman" w:hAnsi="Times New Roman"/>
-        </w:rPr>
-        <w:t>Generation timing was measured on an NVIDIA GeForce RTX 5070 Laptop GPU with 8,150.6 MiB total memory. These values are machine-, cache-, and generated-length-dependent and do not constitute a complete production latency or energy analysis.</w:t>
-      </w:r>
-    </w:p>
-    <w:p>
-      <w:r>
-        <w:rPr>
-          <w:rFonts w:ascii="Times New Roman" w:hAnsi="Times New Roman"/>
-        </w:rPr>
-        <w:t>Reproducibility operated at several levels. Configuration reproducibility stored model identifiers, revisions, seeds, shortlist size, fusion weights, thresholds, batch sizes, and generation parameters. Data reproducibility stored case counts, case-level partitions, and a cohort fingerprint; a stable patient identifier was not available for verification. Result reproducibility stored aggregate JSON summaries and statistical outputs. Implementation reproducibility stored scripts and tests. The artifact manifest joined these with LF-normalized SHA-256 values so that unintended changes could be detected across platforms.</w:t>
-      </w:r>
-    </w:p>
-    <w:p>
-      <w:r>
-        <w:rPr>
-          <w:rFonts w:ascii="Times New Roman" w:hAnsi="Times New Roman"/>
-        </w:rPr>
-        <w:t>Large files were separated from the public repository for practical and licensing reasons. Image archives, local processed image pixels, model weights, full prompt packs, per-question generations, and some detailed review material remained local. Their absence from GitHub is documented rather than hidden. Public aggregate files and indices are sufficient to audit reported counts and metrics, while authorized users can rerun the complete local pipeline after obtaining the source data and models.</w:t>
-      </w:r>
-    </w:p>
-    <w:p>
-      <w:r>
-        <w:rPr>
-          <w:rFonts w:ascii="Times New Roman" w:hAnsi="Times New Roman"/>
-        </w:rPr>
-        <w:t>Runtime measurement distinguished generation-only time from total processing time and reported throughput and peak allocated GPU memory. Earlier component measurements were retained for image encoding, BM25 retrieval, and cached reranking. The measurements were not combined into a deployment service-level claim because startup, disk cache, concurrent users, web overhead, and hardware power were outside the protocol.</w:t>
-      </w:r>
-    </w:p>
-    <w:p>
-      <w:r>
-        <w:rPr>
-          <w:rFonts w:ascii="Times New Roman" w:hAnsi="Times New Roman"/>
-        </w:rPr>
-        <w:t>Automated tests covered cohort behavior, multimodal retrieval logic, dashboard integration, and artifact assumptions. Passing tests do not validate scientific claims, but they reduce the risk that reported behavior results from accidental schema drift or broken code paths. Hash checks and tests were rerun after manuscript generation to confirm that documentation changes did not modify frozen V5 artifacts.</w:t>
-      </w:r>
-    </w:p>
-    <w:p>
-      <w:pPr>
-        <w:pStyle w:val="Heading2"/>
-      </w:pPr>
-      <w:r>
-        <w:rPr>
-          <w:rFonts w:ascii="Times New Roman" w:hAnsi="Times New Roman"/>
-        </w:rPr>
-        <w:t>3.12 Ethics and Claim Boundaries</w:t>
-      </w:r>
-    </w:p>
-    <w:p>
-      <w:r>
-        <w:rPr>
-          <w:rFonts w:ascii="Times New Roman" w:hAnsi="Times New Roman"/>
-        </w:rPr>
-        <w:t>The system was a research prototype. It did not provide treatment recommendations, authenticate clinical users, or claim deployment safety. V5 did not establish image-based diagnosis, clinical causality, external validation, natural-question generalization, or human-validated verifier correctness. Images and reports were processed locally, and no attempt was made to reverse de-identification.</w:t>
-      </w:r>
-    </w:p>
-    <w:p>
-      <w:r>
-        <w:rPr>
-          <w:rFonts w:ascii="Times New Roman" w:hAnsi="Times New Roman"/>
-        </w:rPr>
-        <w:t>The source collection is de-identified and publicly distributed for research, but de-identification does not remove every ethical responsibility. The project minimized redistribution of raw content, retained source licensing and citation requirements, and avoided sending images or reports to ordinary online language-model services. Local processing reduced exposure to third-party retention and training policies.</w:t>
-      </w:r>
-    </w:p>
-    <w:p>
-      <w:r>
-        <w:rPr>
-          <w:rFonts w:ascii="Times New Roman" w:hAnsi="Times New Roman"/>
-        </w:rPr>
-        <w:t>The system was designed for retrospective experimentation rather than clinical access control. A real deployment would require authenticated patient scope, role-based permissions, audit logging, encryption, data-retention governance, and procedures for correcting records. Visual similarity should never be used as a substitute for patient identity when an authorized record identifier is available.</w:t>
-      </w:r>
-    </w:p>
-    <w:p>
-      <w:r>
-        <w:rPr>
-          <w:rFonts w:ascii="Times New Roman" w:hAnsi="Times New Roman"/>
-        </w:rPr>
-        <w:t>The dashboard language follows this boundary. It can state that the system retrieves the top-ranked candidate report from the indexed corpus and shows the evidence used for generation. It must not state that an arbitrary uploaded image has been matched to the true patient record, that the model diagnosed the image, or that an answer is medically safe.</w:t>
-      </w:r>
-    </w:p>
-    <w:p>
-      <w:r>
-        <w:rPr>
-          <w:rFonts w:ascii="Times New Roman" w:hAnsi="Times New Roman"/>
-        </w:rPr>
-        <w:t>Finally, the analysis avoids fabricating human evaluation. The completed researcher review supports exploratory interpretation of 24 cases. Independent radiologist correctness, harmfulness, preference, and inter-rater agreement remain future work. This distinction is preserved in the manuscript, repository, and demonstration narrative.</w:t>
-      </w:r>
-    </w:p>
-    <w:p>
-      <w:pPr>
-        <w:pStyle w:val="Heading2"/>
-      </w:pPr>
-      <w:r>
-        <w:rPr>
-          <w:rFonts w:ascii="Times New Roman" w:hAnsi="Times New Roman"/>
-        </w:rPr>
-        <w:t>3.13 Methodological Summary</w:t>
-      </w:r>
-    </w:p>
-    <w:p>
-      <w:r>
-        <w:rPr>
-          <w:rFonts w:ascii="Times New Roman" w:hAnsi="Times New Roman"/>
-        </w:rPr>
-        <w:t>The methodology links each research question to a controlled comparison. RQ1 uses question and indication ablations to measure patient-scope ambiguity and then compares the strongest text baseline with correctly aligned image reranking. RQ2 holds the text workflow fixed and replaces the correct image with 100 deterministic fixed-point-free misalignments. RQ3 passes the Top-1 report from report-only and multimodal retrieval through the same non-oracle generator and checker. RQ4 joins frozen metrics with a protocol-driven 24-question qualitative review.</w:t>
-      </w:r>
-    </w:p>
-    <w:p>
-      <w:r>
-        <w:rPr>
-          <w:rFonts w:ascii="Times New Roman" w:hAnsi="Times New Roman"/>
-        </w:rPr>
-        <w:t>Several safeguards reduce avoidable bias. Cases were fresh relative to earlier project cohorts and split at case level. Confirmation targets were evaluated in a fixed 240-case candidate pool. Model identifiers, revisions, seeds, prompts, thresholds, fusion weights, shortlist size, and statistical iterations were frozen. Case-grouped resampling respected the three-question dependency. Artifact hashes made later changes detectable.</w:t>
-      </w:r>
-    </w:p>
-    <w:p>
-      <w:r>
-        <w:rPr>
-          <w:rFonts w:ascii="Times New Roman" w:hAnsi="Times New Roman"/>
-        </w:rPr>
-        <w:t>The design also preserves negative evidence. The question-only condition is retained despite poor performance because it measures scope ambiguity. The shuffled-image distribution is retained despite lower scores because it tests alignment. Hit@1 is reported even though its evidence is weaker than MRR. Automated support decline is reported alongside Token-F1 improvement. Qualitative cases include target-rank degradation and suspected verifier disagreement rather than only successful examples.</w:t>
-      </w:r>
-    </w:p>
-    <w:p>
-      <w:r>
-        <w:rPr>
-          <w:rFonts w:ascii="Times New Roman" w:hAnsi="Times New Roman"/>
-        </w:rPr>
-        <w:t>The methodology does not eliminate all bias. V5 remains within one dataset, uses templated questions, assumes the target is present, and evaluates a single frozen model path. The technical freeze was not a formal preregistration, and the qualitative review was not independent clinical adjudication. These limitations define the appropriate inference: a controlled within-source result about alignment-specific retrieval and downstream automatic QA behavior.</w:t>
-      </w:r>
-    </w:p>
-    <w:p>
-      <w:r>
-        <w:rPr>
-          <w:rFonts w:ascii="Times New Roman" w:hAnsi="Times New Roman"/>
-        </w:rPr>
-        <w:t>The complete method can be reproduced in stages. A researcher can rebuild the cohort and verify its fingerprint, regenerate embeddings and retrieval rows, rebuild prompt packs, rerun local generation and semantic evaluation, reproduce grouped statistics, verify artifact hashes, and rebuild qualitative materials. The public repository supplies code and aggregate evidence, while source data, weights, images, and large row-level artifacts must be obtained or retained locally according to their licenses and storage policy.</w:t>
-      </w:r>
-    </w:p>
-    <w:p>
-      <w:r>
-        <w:rPr>
-          <w:rFonts w:ascii="Times New Roman" w:hAnsi="Times New Roman"/>
-        </w:rPr>
-        <w:t>This balance between control, auditability, and bounded claims is central to the project. The method is complex enough to test a genuine multimodal RAG pipeline but modular enough that one favorable end-to-end score cannot hide the behavior of its components.</w:t>
-      </w:r>
-    </w:p>
-    <w:p>
-      <w:pPr>
-        <w:pStyle w:val="Heading2"/>
-      </w:pPr>
-      <w:r>
-        <w:rPr>
-          <w:rFonts w:ascii="Times New Roman" w:hAnsi="Times New Roman"/>
-        </w:rPr>
-        <w:t>3.14 Transition from Preliminary Studies to the Final V9 Study</w:t>
-      </w:r>
-    </w:p>
-    <w:p>
-      <w:r>
-        <w:rPr>
-          <w:rFonts w:ascii="Times New Roman" w:hAnsi="Times New Roman"/>
-        </w:rPr>
-        <w:t>Sections 3.1-3.13 describe the preliminary controlled study that established the project's evaluation vocabulary: target alignment, indication shortcut, shuffled-image control, retrieval-to-generation transfer, and automated-verifier disagreement. Those experiments retrieved the paired target report from a controlled corpus and are retained because they explain the methodological development. They are not the final task. V9 removes the target report from the bank and treats every retrieved report as an other-case historical analogy.</w:t>
-      </w:r>
-    </w:p>
-    <w:p>
-      <w:r>
-        <w:rPr>
-          <w:rFonts w:ascii="Times New Roman" w:hAnsi="Times New Roman"/>
-        </w:rPr>
-        <w:t>The transition was protocol governed. V5-V8 artifacts remained frozen. A technology-reuse audit defined which repository components could be retained and which external methods could be independently reimplemented. A full-source split amendment was committed before the final split was instantiated. RadGraph preprocessing, MedSigLIP development, learned-reranker training, retrieval confirmation, QA confirmation, and qualitative extraction each had separate frozen boundaries. No Test outcome was used to alter a model, prompt, threshold, metric, case, or hypothesis.</w:t>
-      </w:r>
-    </w:p>
-    <w:p>
-      <w:pPr>
-        <w:pStyle w:val="Heading2"/>
-      </w:pPr>
-      <w:r>
-        <w:rPr>
-          <w:rFonts w:ascii="Times New Roman" w:hAnsi="Times New Roman"/>
-        </w:rPr>
-        <w:t>3.15 Data Source, Eligibility, and Deterministic Partition</w:t>
-      </w:r>
-    </w:p>
-    <w:p>
-      <w:r>
-        <w:rPr>
-          <w:rFonts w:ascii="Times New Roman" w:hAnsi="Times New Roman"/>
-        </w:rPr>
-        <w:t xml:space="preserve">The source artifact contains 3,851 paired OpenI/IU-Xray studies. Cases were classified from the normalized </w:t>
-      </w:r>
-      <w:r>
-        <w:rPr>
-          <w:rFonts w:ascii="Consolas" w:hAnsi="Consolas"/>
-          <w:color w:val="0B2545"/>
-          <w:sz w:val="19"/>
-        </w:rPr>
-        <w:t>problems</w:t>
-      </w:r>
-      <w:r>
-        <w:rPr>
-          <w:rFonts w:ascii="Times New Roman" w:hAnsi="Times New Roman"/>
-        </w:rPr>
-        <w:t xml:space="preserve"> field before splitting. There were 1,379 report-indexed normal cases, 2,380 report-indexed abnormal cases, and 92 report-index indeterminate cases. "Report-indexed" denotes the dataset annotation and does not represent new physician review. The 92 empty or </w:t>
-      </w:r>
-      <w:r>
-        <w:rPr>
-          <w:rFonts w:ascii="Consolas" w:hAnsi="Consolas"/>
-          <w:color w:val="0B2545"/>
-          <w:sz w:val="19"/>
-        </w:rPr>
-        <w:t>no indexing</w:t>
-      </w:r>
-      <w:r>
-        <w:rPr>
-          <w:rFonts w:ascii="Times New Roman" w:hAnsi="Times New Roman"/>
-        </w:rPr>
-        <w:t xml:space="preserve"> cases were excluded from the primary stratifiable frame rather than reclassified. The resulting primary universe contained 3,759 cases.</w:t>
-      </w:r>
-    </w:p>
-    <w:p>
-      <w:r>
-        <w:rPr>
-          <w:rFonts w:ascii="Times New Roman" w:hAnsi="Times New Roman"/>
-        </w:rPr>
-        <w:t>The predefined split approximated 70/10/20 while preserving the exact normal/abnormal totals. Train contained 965 normal and 1,666 abnormal cases (2,631 total). Validation contained 138 normal and 238 abnormal cases (376 total). Test contained 276 normal and 476 abnormal cases (752 total). All 262 previously unused eligible cases identified by the project-history audit were placed in Test, and deterministic SHA-256 ranking selected the remaining 490 Test cases and all Validation cases. The split seed was 7029 with domain-separated payloads for Test supplementation and Validation selection. Canonical case identifiers were stripped strings, UTF-8 encoded, sorted by digest and identifier, and sampled without replacement.</w:t>
-      </w:r>
-    </w:p>
-    <w:p>
-      <w:r>
-        <w:rPr>
-          <w:rFonts w:ascii="Times New Roman" w:hAnsi="Times New Roman"/>
-        </w:rPr>
-        <w:t>Twenty-five source cases had neither findings nor impression. Twenty-three occurred in Train and two in Validation; none occurred in Test. To keep every comparator on the same evidence universe, the 23 empty-report Train cases were excluded from all retrieval conditions, including image-only retrieval. The shared historical bank therefore contained 2,608 report-bearing Train cases. Primary Validation relevance evaluation used 374 report-bearing queries. All 752 Test queries had usable report-derived relevance references. The downstream QA frame required both findings and impression and contained 685 Test cases.</w:t>
-      </w:r>
-    </w:p>
-    <w:p>
-      <w:r>
-        <w:rPr>
-          <w:rFonts w:ascii="Times New Roman" w:hAnsi="Times New Roman"/>
-        </w:rPr>
-        <w:t>The source publication describes one study per patient, but released patient identifiers were unavailable in the processed data. Case-ID disjointness was verified. The thesis does not claim independently verified patient-level separation. Validation and Test queries nevertheless retrieve only from the Train bank, so their own study reports are absent from inference.</w:t>
-      </w:r>
-    </w:p>
-    <w:p>
-      <w:pPr>
-        <w:pStyle w:val="Heading2"/>
-      </w:pPr>
-      <w:r>
-        <w:rPr>
-          <w:rFonts w:ascii="Times New Roman" w:hAnsi="Times New Roman"/>
-        </w:rPr>
-        <w:t>3.16 Report-Derived Graded Relevance</w:t>
-      </w:r>
-    </w:p>
-    <w:p>
-      <w:r>
-        <w:rPr>
-          <w:rFonts w:ascii="Times New Roman" w:hAnsi="Times New Roman"/>
-        </w:rPr>
-        <w:t>V9 requires a graded notion of clinical similarity because exact report identity is neither available nor desirable in the historical bank. Offline relevance was constructed from hidden target-report annotations and candidate-report annotations. It was never exposed to retrieval, generation, verification, or agent routing.</w:t>
-      </w:r>
-    </w:p>
-    <w:p>
-      <w:r>
-        <w:rPr>
-          <w:rFonts w:ascii="Times New Roman" w:hAnsi="Times New Roman"/>
-        </w:rPr>
-        <w:t>Active label similarity used weighted Jaccard overlap. Positive labels received weight 1.0, uncertain labels 0.5, and negative or missing labels 0.0. Shared absent abnormalities therefore contributed no reward. If both reports had no active abnormal label, label similarity was defined as 1.0; if only one had active abnormalities, it was 0.0. This special case allowed report-indexed normal cases to be evaluated without rewarding a large vector of explicitly absent labels.</w:t>
-      </w:r>
-    </w:p>
-    <w:p>
-      <w:r>
-        <w:rPr>
-          <w:rFonts w:ascii="Times New Roman" w:hAnsi="Times New Roman"/>
-        </w:rPr>
-        <w:t>RadGraph XL was run locally on normalized findings plus impression. Entities and relations were flattened with the deterministic complete-reward representation. Report-derived fact similarity was the F1 overlap of the normalized fact sets. The continuous primary gain was:</w:t>
-      </w:r>
-    </w:p>
-    <w:p>
-      <w:pPr>
-        <w:pStyle w:val="CodeBlock"/>
-      </w:pPr>
-      <w:r>
-        <w:rPr>
-          <w:rFonts w:ascii="Times New Roman" w:hAnsi="Times New Roman"/>
-        </w:rPr>
-        <w:t>gain(query, candidate)</w:t>
-        <w:br/>
-        <w:t xml:space="preserve">  = 0.60 × active-label similarity</w:t>
-        <w:br/>
-        <w:t xml:space="preserve">  + 0.40 × RadGraph fact similarity</w:t>
-      </w:r>
-    </w:p>
-    <w:p>
-      <w:r>
-        <w:rPr>
-          <w:rFonts w:ascii="Times New Roman" w:hAnsi="Times New Roman"/>
-        </w:rPr>
-        <w:t>The score was constrained to [0,1]. nDCG@10 used the continuous gain. Binary MRR and Recall diagnostics used a frozen gain threshold of 0.50. Label-only and fact-only results were sensitivity analyses. The operational relevance supports reproducible ranking comparisons but is not physician-adjudicated similarity.</w:t>
-      </w:r>
-    </w:p>
-    <w:p>
-      <w:pPr>
-        <w:pStyle w:val="Heading2"/>
-      </w:pPr>
-      <w:r>
-        <w:rPr>
-          <w:rFonts w:ascii="Times New Roman" w:hAnsi="Times New Roman"/>
-        </w:rPr>
-        <w:t>3.17 Retrieval Components and Fixed Fusion</w:t>
-      </w:r>
-    </w:p>
-    <w:p>
-      <w:r>
-        <w:rPr>
-          <w:rFonts w:ascii="Times New Roman" w:hAnsi="Times New Roman"/>
-        </w:rPr>
-        <w:t>R0 was BM25 over historical findings and impression, queried with the clinical indication and one of three fixed question templates. R1 was cosine similarity between the normalized mean MedSigLIP embedding of the target image views and the normalized mean embedding of each historical study's image views. R2 was MedSigLIP cross-modal similarity between the target image representation and the historical report representation.</w:t>
-      </w:r>
-    </w:p>
-    <w:p>
-      <w:r>
-        <w:rPr>
-          <w:rFonts w:ascii="Times New Roman" w:hAnsi="Times New Roman"/>
-        </w:rPr>
-        <w:t>Historical reports were split into sentence-aware, section-prefixed chunks of at most 64 MedSigLIP tokens. Each chunk was encoded and normalized. Validation compared normalized mean chunk aggregation with maximum image-to-chunk similarity. Mean aggregation was retained because the maximum policy did not satisfy the frozen material-improvement rule. For multi-view studies, each readable view was encoded independently, normalized, averaged, and normalized again. No view was selected based on outcome.</w:t>
-      </w:r>
-    </w:p>
-    <w:p>
-      <w:r>
-        <w:rPr>
-          <w:rFonts w:ascii="Times New Roman" w:hAnsi="Times New Roman"/>
-        </w:rPr>
-        <w:t>Each retrieval channel was independently min-max normalized across all 2,608 candidates for a query. Constant channels mapped to zero. The fixed fusion grid evaluated nonnegative weight triples in increments of 0.25 that summed to one. A valid multimodal candidate required positive BM25 weight and positive total image weight. Validation nDCG@10 selected the final R3 weights under a simplicity rule that favored more BM25 weight among candidates within 0.005 of the maximum. Canonical case ID resolved every ranking tie.</w:t>
-      </w:r>
-    </w:p>
-    <w:p>
-      <w:pPr>
-        <w:pStyle w:val="Heading2"/>
-      </w:pPr>
-      <w:r>
-        <w:rPr>
-          <w:rFonts w:ascii="Times New Roman" w:hAnsi="Times New Roman"/>
-        </w:rPr>
-        <w:t>3.18 Learned Multimodal Reranker</w:t>
-      </w:r>
-    </w:p>
-    <w:p>
-      <w:r>
-        <w:rPr>
-          <w:rFonts w:ascii="Times New Roman" w:hAnsi="Times New Roman"/>
-        </w:rPr>
-        <w:t>The project-trained component was deliberately small. A nine-feature vector represented each query-candidate state: independently normalized BM25, image-image, and image-report scores; normalized reciprocal rank under each component; and three one-hot indicators for findings, impression, or acute question type. Raw text, image pixels, identifiers, filenames, labels, RadGraph facts, references, and QA outcomes were prohibited as features.</w:t>
-      </w:r>
-    </w:p>
-    <w:p>
-      <w:r>
-        <w:rPr>
-          <w:rFonts w:ascii="Times New Roman" w:hAnsi="Times New Roman"/>
-        </w:rPr>
-        <w:t>The 2,608 Train-bank cases were deterministically assigned to 1,600 pairwise-fit queries, 500 internal early-stop queries, and 508 bank-only cases while remaining available as historical candidates. For a fit query, candidate mining formed a deterministic union of Top-32 candidates under each component and offline relevance, plus Bottom-32 relevance candidates. The eight highest-gain and eight lowest-gain members formed ordered pairs when their gain difference was at least 0.05. Pair weights equaled the gain difference. This generated 307,176 weighted pairwise examples.</w:t>
-      </w:r>
-    </w:p>
-    <w:p>
-      <w:r>
-        <w:rPr>
-          <w:rFonts w:ascii="Times New Roman" w:hAnsi="Times New Roman"/>
-        </w:rPr>
-        <w:t xml:space="preserve">Two scorers were prespecified: a linear 9-to-1 model and a multilayer perceptron </w:t>
-      </w:r>
-      <w:r>
-        <w:rPr>
-          <w:rFonts w:ascii="Consolas" w:hAnsi="Consolas"/>
-          <w:color w:val="0B2545"/>
-          <w:sz w:val="19"/>
-        </w:rPr>
-        <w:t>9 → 32 → 16 → 1</w:t>
-      </w:r>
-      <w:r>
-        <w:rPr>
-          <w:rFonts w:ascii="Times New Roman" w:hAnsi="Times New Roman"/>
-        </w:rPr>
-        <w:t xml:space="preserve"> with ReLU activations. Both used weighted pairwise softplus loss, AdamW, learning rate 0.001, weight decay 0.0001, batch size 4,096 pairs, at most 30 epochs, seed 7030, and internal early stopping. Validation selected the architecture. The MLP was promoted because it met the frozen margin over fixed fusion and also exceeded the strongest individual component. Its 865 parameters were the only learned model parameters in the final system. Foundation encoders and language models remained frozen.</w:t>
-      </w:r>
-    </w:p>
-    <w:p>
-      <w:pPr>
-        <w:pStyle w:val="Heading2"/>
-      </w:pPr>
-      <w:r>
-        <w:rPr>
-          <w:rFonts w:ascii="Times New Roman" w:hAnsi="Times New Roman"/>
-        </w:rPr>
-        <w:t>3.19 Retrieval Confirmation and Alignment Control</w:t>
-      </w:r>
-    </w:p>
-    <w:p>
-      <w:r>
-        <w:rPr>
-          <w:rFonts w:ascii="Times New Roman" w:hAnsi="Times New Roman"/>
-        </w:rPr>
-        <w:t>Five frozen systems were evaluated once on 752 Test cases and three fixed questions: BM25, image-image, image-report, fixed fusion, and the learned MLP. The primary metric was case-grouped equal-question nDCG@10. The primary paired comparison was learned MLP minus image-image because image-image was the strongest frozen component on Validation. A 10,000-iteration case bootstrap with seed 7031 produced a percentile 95% confidence interval. Confirmed superiority required the lower bound to be greater than zero.</w:t>
-      </w:r>
-    </w:p>
-    <w:p>
-      <w:r>
-        <w:rPr>
-          <w:rFonts w:ascii="Times New Roman" w:hAnsi="Times New Roman"/>
-        </w:rPr>
-        <w:t>Alignment dependence was evaluated through 100 deterministic, unique, fixed-point-free wrong-image assignments. Test cases were ordered by a domain-separated SHA-256 rule, and cyclic shifts 1-100 supplied complete image-view sets from other Test cases. For each assignment, image-image scores, image-report scores, normalization, ranks, features, MLP scores, and rankings were recomputed. BM25 remained attached to the original indication and question. The plus-one randomization p-value counted how many shuffled nDCG@10 values equaled or exceeded aligned performance. A predefined 262-case project-history-untouched subset was reported only as sensitivity analysis.</w:t>
-      </w:r>
-    </w:p>
-    <w:p>
-      <w:pPr>
-        <w:pStyle w:val="Heading2"/>
-      </w:pPr>
-      <w:r>
-        <w:rPr>
-          <w:rFonts w:ascii="Times New Roman" w:hAnsi="Times New Roman"/>
-        </w:rPr>
-        <w:t>3.20 Downstream Multimodal Question Answering</w:t>
-      </w:r>
-    </w:p>
-    <w:p>
-      <w:r>
-        <w:rPr>
-          <w:rFonts w:ascii="Times New Roman" w:hAnsi="Times New Roman"/>
-        </w:rPr>
-        <w:t>The downstream frame contained 685 Test cases with nonempty findings and impression. Each contributed a findings question and an impression question, producing 1,370 questions. The acute question used for retrieval was excluded from generation scoring because the dataset lacked a physician-adjudicated binary acute-abnormality reference.</w:t>
-      </w:r>
-    </w:p>
-    <w:p>
-      <w:r>
-        <w:rPr>
-          <w:rFonts w:ascii="Times New Roman" w:hAnsi="Times New Roman"/>
-        </w:rPr>
-        <w:t xml:space="preserve">All four generation conditions used the same </w:t>
-      </w:r>
-      <w:r>
-        <w:rPr>
-          <w:rFonts w:ascii="Consolas" w:hAnsi="Consolas"/>
-          <w:color w:val="0B2545"/>
-          <w:sz w:val="19"/>
-        </w:rPr>
-        <w:t>google/medgemma-1.5-4b-it</w:t>
-      </w:r>
-      <w:r>
-        <w:rPr>
-          <w:rFonts w:ascii="Times New Roman" w:hAnsi="Times New Roman"/>
-        </w:rPr>
-        <w:t xml:space="preserve"> revision, local 4-bit NF4 inference, deterministic decoding, maximum 192 new tokens, target indication, question, and one target chest image. The image policy preferred a frontal view and then lexicographic filename order. G0 received no historical report. G1 received Top-3 BM25 reports. G2 received Top-3 fixed-fusion reports. G3 received Top-3 learned-reranker reports. Historical images influenced retrieval but were not additional generator pixel inputs.</w:t>
-      </w:r>
-    </w:p>
-    <w:p>
-      <w:r>
-        <w:rPr>
-          <w:rFonts w:ascii="Times New Roman" w:hAnsi="Times New Roman"/>
-        </w:rPr>
-        <w:t>The prompt required JSON fields for answer, target-image findings, supporting case IDs, historical support, uncertainty, and abstention. It stated explicitly that historical reports were analogies and not proof about the target patient. Parser failures and token-ceiling outputs were retained; no selective regeneration was allowed. The primary metric was case-grouped equal-question Token-F1 against hidden target findings or impression. G3 minus G0 was the primary comparison, with 10,000 case-bootstrap iterations. Exact match, JSON completeness, per-question effects, subgroup effects, latency, tokens, and memory were secondary.</w:t>
-      </w:r>
-    </w:p>
-    <w:p>
-      <w:pPr>
-        <w:pStyle w:val="Heading2"/>
-      </w:pPr>
-      <w:r>
-        <w:rPr>
-          <w:rFonts w:ascii="Times New Roman" w:hAnsi="Times New Roman"/>
-        </w:rPr>
-        <w:t>3.21 Bounded Evidence-Control Agent</w:t>
-      </w:r>
-    </w:p>
-    <w:p>
-      <w:r>
-        <w:rPr>
-          <w:rFonts w:ascii="Times New Roman" w:hAnsi="Times New Roman"/>
-        </w:rPr>
-        <w:t xml:space="preserve">G4 was a bounded control layer applied after G3. Its verifier checked only whether statements in the </w:t>
-      </w:r>
-      <w:r>
-        <w:rPr>
-          <w:rFonts w:ascii="Consolas" w:hAnsi="Consolas"/>
-          <w:color w:val="0B2545"/>
-          <w:sz w:val="19"/>
-        </w:rPr>
-        <w:t>historical_support</w:t>
-      </w:r>
-      <w:r>
-        <w:rPr>
-          <w:rFonts w:ascii="Times New Roman" w:hAnsi="Times New Roman"/>
-        </w:rPr>
-        <w:t xml:space="preserve"> field were supported by the cited historical reports. It did not verify the </w:t>
-      </w:r>
-      <w:r>
-        <w:rPr>
-          <w:rFonts w:ascii="Consolas" w:hAnsi="Consolas"/>
-          <w:color w:val="0B2545"/>
-          <w:sz w:val="19"/>
-        </w:rPr>
-        <w:t>answer</w:t>
-      </w:r>
-      <w:r>
-        <w:rPr>
-          <w:rFonts w:ascii="Times New Roman" w:hAnsi="Times New Roman"/>
-        </w:rPr>
-        <w:t xml:space="preserve"> or </w:t>
-      </w:r>
-      <w:r>
-        <w:rPr>
-          <w:rFonts w:ascii="Consolas" w:hAnsi="Consolas"/>
-          <w:color w:val="0B2545"/>
-          <w:sz w:val="19"/>
-        </w:rPr>
-        <w:t>target_image_findings</w:t>
-      </w:r>
-      <w:r>
-        <w:rPr>
-          <w:rFonts w:ascii="Times New Roman" w:hAnsi="Times New Roman"/>
-        </w:rPr>
-        <w:t xml:space="preserve"> against the target image. If G3 historical support failed the frozen checker, the agent could perform one deterministic retry using the frozen image-image R1 Top-3 route. If the backup evidence still failed, it removed the historical-support statement and citations, retained the target-image answer, and recorded historical-evidence abstention.</w:t>
-      </w:r>
-    </w:p>
-    <w:p>
-      <w:r>
-        <w:rPr>
-          <w:rFonts w:ascii="Times New Roman" w:hAnsi="Times New Roman"/>
-        </w:rPr>
-        <w:t>The agent had no internet access, no model-selection authority, no threshold changes, no target-report access, and no unbounded loop. Every initial route, cited ID, support score, retry, revision, abstention, and reason was recorded. The primary agent outcome was the paired change in automated unsupported historical-support rate. A Token-F1 noninferiority margin of -0.01 guarded against unintended answer modification, although the target answer was preserved by design.</w:t>
-      </w:r>
-    </w:p>
-    <w:p>
-      <w:pPr>
-        <w:pStyle w:val="Heading2"/>
-      </w:pPr>
-      <w:r>
-        <w:rPr>
-          <w:rFonts w:ascii="Times New Roman" w:hAnsi="Times New Roman"/>
-        </w:rPr>
-        <w:t>3.22 Reproducibility, Ethics, and Qualitative Review</w:t>
-      </w:r>
-    </w:p>
-    <w:p>
-      <w:r>
-        <w:rPr>
-          <w:rFonts w:ascii="Times New Roman" w:hAnsi="Times New Roman"/>
-        </w:rPr>
-        <w:t>The implementation used local CUDA inference and preserved model revisions, configuration files, checkpoint hashes, result hashes, split fingerprints, and protocol commits. Large source-derived texts, image pixels, vectors, checkpoints, prompts, and per-row generations remained local under repository policy. Aggregate summaries, source-neutral code, hashes, tests, and a lightweight case index were public. The final suite contained 206 passing automated tests.</w:t>
-      </w:r>
-    </w:p>
-    <w:p>
-      <w:r>
-        <w:rPr>
-          <w:rFonts w:ascii="Times New Roman" w:hAnsi="Times New Roman"/>
-        </w:rPr>
-        <w:t>A qualitative protocol was committed before deterministic extraction. Twenty-four cases include six largest G3 gains, six largest losses, six agent retry cases, and six historical-evidence abstentions. Tool-assisted proposals remain pending researcher review. They are not reported as completed human findings. No radiologist evaluated similarity, retrieved reports, target-image answers, or agent decisions. The study therefore reports retrospective technical performance and explicitly excludes claims of diagnostic safety, clinical utility, or deployment readiness.</w:t>
-      </w:r>
-    </w:p>
-    <w:p>
-      <w:r>
-        <w:br w:type="page"/>
-      </w:r>
-    </w:p>
-    <w:p>
-      <w:pPr>
-        <w:pStyle w:val="Heading1"/>
-      </w:pPr>
-      <w:r>
-        <w:rPr>
-          <w:rFonts w:ascii="Times New Roman" w:hAnsi="Times New Roman"/>
-        </w:rPr>
-        <w:t>Chapter 4: Results and Analysis</w:t>
-      </w:r>
-    </w:p>
-    <w:p>
-      <w:r>
-        <w:rPr>
-          <w:rFonts w:ascii="Times New Roman" w:hAnsi="Times New Roman"/>
-        </w:rPr>
-        <w:t>Sections 4.1-4.7 summarize the frozen preliminary evidence. Sections 4.8-4.13 report the final V9 held-out study and control the conclusions of this thesis.</w:t>
-      </w:r>
-    </w:p>
-    <w:p>
-      <w:pPr>
-        <w:pStyle w:val="Heading2"/>
-      </w:pPr>
-      <w:r>
-        <w:rPr>
-          <w:rFonts w:ascii="Times New Roman" w:hAnsi="Times New Roman"/>
-        </w:rPr>
-        <w:t>4.1 Patient-Scope Ambiguity and the Indication Shortcut</w:t>
+        <w:t>Appendix H: Frozen Preliminary Controlled-Study Results</w:t>
+      </w:r>
+    </w:p>
+    <w:p>
+      <w:pPr>
+        <w:pStyle w:val="Heading3"/>
+      </w:pPr>
+      <w:r>
+        <w:rPr>
+          <w:rFonts w:ascii="Times New Roman" w:hAnsi="Times New Roman"/>
+        </w:rPr>
+        <w:t>H.1 Patient-Scope Ambiguity and the Indication Shortcut</w:t>
       </w:r>
     </w:p>
     <w:p>
@@ -3548,23 +5832,26 @@
     <w:tbl>
       <w:tblPr>
         <w:tblStyle w:val="TableGrid"/>
-        <w:tblW w:type="dxa" w:w="9360"/>
+        <w:tblW w:type="dxa" w:w="9026"/>
         <w:tblLayout w:type="fixed"/>
         <w:tblLook w:firstColumn="1" w:firstRow="1" w:lastColumn="0" w:lastRow="0" w:noHBand="0" w:noVBand="1" w:val="04A0"/>
         <w:tblInd w:w="120" w:type="dxa"/>
       </w:tblPr>
       <w:tblGrid>
-        <w:gridCol w:w="1560"/>
-        <w:gridCol w:w="1560"/>
-        <w:gridCol w:w="1560"/>
-        <w:gridCol w:w="1560"/>
-        <w:gridCol w:w="1560"/>
-        <w:gridCol w:w="1560"/>
+        <w:gridCol w:w="2834"/>
+        <w:gridCol w:w="1032"/>
+        <w:gridCol w:w="1032"/>
+        <w:gridCol w:w="1032"/>
+        <w:gridCol w:w="1032"/>
+        <w:gridCol w:w="2064"/>
       </w:tblGrid>
       <w:tr>
+        <w:trPr>
+          <w:tblHeader w:val="true"/>
+        </w:trPr>
         <w:tc>
           <w:tcPr>
-            <w:tcW w:type="dxa" w:w="1560"/>
+            <w:tcW w:type="dxa" w:w="2834"/>
             <w:vAlign w:val="center"/>
             <w:tcMar>
               <w:top w:w="80" w:type="dxa"/>
@@ -3590,7 +5877,7 @@
         </w:tc>
         <w:tc>
           <w:tcPr>
-            <w:tcW w:type="dxa" w:w="1560"/>
+            <w:tcW w:type="dxa" w:w="1032"/>
             <w:vAlign w:val="center"/>
             <w:tcMar>
               <w:top w:w="80" w:type="dxa"/>
@@ -3616,7 +5903,7 @@
         </w:tc>
         <w:tc>
           <w:tcPr>
-            <w:tcW w:type="dxa" w:w="1560"/>
+            <w:tcW w:type="dxa" w:w="1032"/>
             <w:vAlign w:val="center"/>
             <w:tcMar>
               <w:top w:w="80" w:type="dxa"/>
@@ -3642,7 +5929,7 @@
         </w:tc>
         <w:tc>
           <w:tcPr>
-            <w:tcW w:type="dxa" w:w="1560"/>
+            <w:tcW w:type="dxa" w:w="1032"/>
             <w:vAlign w:val="center"/>
             <w:tcMar>
               <w:top w:w="80" w:type="dxa"/>
@@ -3668,7 +5955,7 @@
         </w:tc>
         <w:tc>
           <w:tcPr>
-            <w:tcW w:type="dxa" w:w="1560"/>
+            <w:tcW w:type="dxa" w:w="1032"/>
             <w:vAlign w:val="center"/>
             <w:tcMar>
               <w:top w:w="80" w:type="dxa"/>
@@ -3694,7 +5981,7 @@
         </w:tc>
         <w:tc>
           <w:tcPr>
-            <w:tcW w:type="dxa" w:w="1560"/>
+            <w:tcW w:type="dxa" w:w="2064"/>
             <w:vAlign w:val="center"/>
             <w:tcMar>
               <w:top w:w="80" w:type="dxa"/>
@@ -3722,7 +6009,7 @@
       <w:tr>
         <w:tc>
           <w:tcPr>
-            <w:tcW w:type="dxa" w:w="1560"/>
+            <w:tcW w:type="dxa" w:w="2834"/>
             <w:vAlign w:val="center"/>
             <w:tcMar>
               <w:top w:w="80" w:type="dxa"/>
@@ -3747,7 +6034,7 @@
         </w:tc>
         <w:tc>
           <w:tcPr>
-            <w:tcW w:type="dxa" w:w="1560"/>
+            <w:tcW w:type="dxa" w:w="1032"/>
             <w:vAlign w:val="center"/>
             <w:tcMar>
               <w:top w:w="80" w:type="dxa"/>
@@ -3772,7 +6059,7 @@
         </w:tc>
         <w:tc>
           <w:tcPr>
-            <w:tcW w:type="dxa" w:w="1560"/>
+            <w:tcW w:type="dxa" w:w="1032"/>
             <w:vAlign w:val="center"/>
             <w:tcMar>
               <w:top w:w="80" w:type="dxa"/>
@@ -3797,7 +6084,7 @@
         </w:tc>
         <w:tc>
           <w:tcPr>
-            <w:tcW w:type="dxa" w:w="1560"/>
+            <w:tcW w:type="dxa" w:w="1032"/>
             <w:vAlign w:val="center"/>
             <w:tcMar>
               <w:top w:w="80" w:type="dxa"/>
@@ -3822,7 +6109,7 @@
         </w:tc>
         <w:tc>
           <w:tcPr>
-            <w:tcW w:type="dxa" w:w="1560"/>
+            <w:tcW w:type="dxa" w:w="1032"/>
             <w:vAlign w:val="center"/>
             <w:tcMar>
               <w:top w:w="80" w:type="dxa"/>
@@ -3847,7 +6134,7 @@
         </w:tc>
         <w:tc>
           <w:tcPr>
-            <w:tcW w:type="dxa" w:w="1560"/>
+            <w:tcW w:type="dxa" w:w="2064"/>
             <w:vAlign w:val="center"/>
             <w:tcMar>
               <w:top w:w="80" w:type="dxa"/>
@@ -3874,7 +6161,7 @@
       <w:tr>
         <w:tc>
           <w:tcPr>
-            <w:tcW w:type="dxa" w:w="1560"/>
+            <w:tcW w:type="dxa" w:w="2834"/>
             <w:vAlign w:val="center"/>
             <w:tcMar>
               <w:top w:w="80" w:type="dxa"/>
@@ -3899,7 +6186,7 @@
         </w:tc>
         <w:tc>
           <w:tcPr>
-            <w:tcW w:type="dxa" w:w="1560"/>
+            <w:tcW w:type="dxa" w:w="1032"/>
             <w:vAlign w:val="center"/>
             <w:tcMar>
               <w:top w:w="80" w:type="dxa"/>
@@ -3924,7 +6211,7 @@
         </w:tc>
         <w:tc>
           <w:tcPr>
-            <w:tcW w:type="dxa" w:w="1560"/>
+            <w:tcW w:type="dxa" w:w="1032"/>
             <w:vAlign w:val="center"/>
             <w:tcMar>
               <w:top w:w="80" w:type="dxa"/>
@@ -3949,7 +6236,7 @@
         </w:tc>
         <w:tc>
           <w:tcPr>
-            <w:tcW w:type="dxa" w:w="1560"/>
+            <w:tcW w:type="dxa" w:w="1032"/>
             <w:vAlign w:val="center"/>
             <w:tcMar>
               <w:top w:w="80" w:type="dxa"/>
@@ -3974,7 +6261,7 @@
         </w:tc>
         <w:tc>
           <w:tcPr>
-            <w:tcW w:type="dxa" w:w="1560"/>
+            <w:tcW w:type="dxa" w:w="1032"/>
             <w:vAlign w:val="center"/>
             <w:tcMar>
               <w:top w:w="80" w:type="dxa"/>
@@ -3999,7 +6286,7 @@
         </w:tc>
         <w:tc>
           <w:tcPr>
-            <w:tcW w:type="dxa" w:w="1560"/>
+            <w:tcW w:type="dxa" w:w="2064"/>
             <w:vAlign w:val="center"/>
             <w:tcMar>
               <w:top w:w="80" w:type="dxa"/>
@@ -4026,7 +6313,7 @@
       <w:tr>
         <w:tc>
           <w:tcPr>
-            <w:tcW w:type="dxa" w:w="1560"/>
+            <w:tcW w:type="dxa" w:w="2834"/>
             <w:vAlign w:val="center"/>
             <w:tcMar>
               <w:top w:w="80" w:type="dxa"/>
@@ -4051,7 +6338,7 @@
         </w:tc>
         <w:tc>
           <w:tcPr>
-            <w:tcW w:type="dxa" w:w="1560"/>
+            <w:tcW w:type="dxa" w:w="1032"/>
             <w:vAlign w:val="center"/>
             <w:tcMar>
               <w:top w:w="80" w:type="dxa"/>
@@ -4076,7 +6363,7 @@
         </w:tc>
         <w:tc>
           <w:tcPr>
-            <w:tcW w:type="dxa" w:w="1560"/>
+            <w:tcW w:type="dxa" w:w="1032"/>
             <w:vAlign w:val="center"/>
             <w:tcMar>
               <w:top w:w="80" w:type="dxa"/>
@@ -4101,7 +6388,7 @@
         </w:tc>
         <w:tc>
           <w:tcPr>
-            <w:tcW w:type="dxa" w:w="1560"/>
+            <w:tcW w:type="dxa" w:w="1032"/>
             <w:vAlign w:val="center"/>
             <w:tcMar>
               <w:top w:w="80" w:type="dxa"/>
@@ -4126,7 +6413,7 @@
         </w:tc>
         <w:tc>
           <w:tcPr>
-            <w:tcW w:type="dxa" w:w="1560"/>
+            <w:tcW w:type="dxa" w:w="1032"/>
             <w:vAlign w:val="center"/>
             <w:tcMar>
               <w:top w:w="80" w:type="dxa"/>
@@ -4151,7 +6438,7 @@
         </w:tc>
         <w:tc>
           <w:tcPr>
-            <w:tcW w:type="dxa" w:w="1560"/>
+            <w:tcW w:type="dxa" w:w="2064"/>
             <w:vAlign w:val="center"/>
             <w:tcMar>
               <w:top w:w="80" w:type="dxa"/>
@@ -4178,7 +6465,7 @@
       <w:tr>
         <w:tc>
           <w:tcPr>
-            <w:tcW w:type="dxa" w:w="1560"/>
+            <w:tcW w:type="dxa" w:w="2834"/>
             <w:vAlign w:val="center"/>
             <w:tcMar>
               <w:top w:w="80" w:type="dxa"/>
@@ -4203,7 +6490,7 @@
         </w:tc>
         <w:tc>
           <w:tcPr>
-            <w:tcW w:type="dxa" w:w="1560"/>
+            <w:tcW w:type="dxa" w:w="1032"/>
             <w:vAlign w:val="center"/>
             <w:tcMar>
               <w:top w:w="80" w:type="dxa"/>
@@ -4228,7 +6515,7 @@
         </w:tc>
         <w:tc>
           <w:tcPr>
-            <w:tcW w:type="dxa" w:w="1560"/>
+            <w:tcW w:type="dxa" w:w="1032"/>
             <w:vAlign w:val="center"/>
             <w:tcMar>
               <w:top w:w="80" w:type="dxa"/>
@@ -4253,7 +6540,7 @@
         </w:tc>
         <w:tc>
           <w:tcPr>
-            <w:tcW w:type="dxa" w:w="1560"/>
+            <w:tcW w:type="dxa" w:w="1032"/>
             <w:vAlign w:val="center"/>
             <w:tcMar>
               <w:top w:w="80" w:type="dxa"/>
@@ -4278,7 +6565,7 @@
         </w:tc>
         <w:tc>
           <w:tcPr>
-            <w:tcW w:type="dxa" w:w="1560"/>
+            <w:tcW w:type="dxa" w:w="1032"/>
             <w:vAlign w:val="center"/>
             <w:tcMar>
               <w:top w:w="80" w:type="dxa"/>
@@ -4303,7 +6590,7 @@
         </w:tc>
         <w:tc>
           <w:tcPr>
-            <w:tcW w:type="dxa" w:w="1560"/>
+            <w:tcW w:type="dxa" w:w="2064"/>
             <w:vAlign w:val="center"/>
             <w:tcMar>
               <w:top w:w="80" w:type="dxa"/>
@@ -4391,13 +6678,13 @@
     </w:p>
     <w:p>
       <w:pPr>
-        <w:pStyle w:val="Heading2"/>
-      </w:pPr>
-      <w:r>
-        <w:rPr>
-          <w:rFonts w:ascii="Times New Roman" w:hAnsi="Times New Roman"/>
-        </w:rPr>
-        <w:t>4.2 Indication and Correct-Image Ablation</w:t>
+        <w:pStyle w:val="Heading3"/>
+      </w:pPr>
+      <w:r>
+        <w:rPr>
+          <w:rFonts w:ascii="Times New Roman" w:hAnsi="Times New Roman"/>
+        </w:rPr>
+        <w:t>H.2 Indication and Correct-Image Ablation</w:t>
       </w:r>
     </w:p>
     <w:p>
@@ -4458,13 +6745,13 @@
     </w:p>
     <w:p>
       <w:pPr>
-        <w:pStyle w:val="Heading2"/>
-      </w:pPr>
-      <w:r>
-        <w:rPr>
-          <w:rFonts w:ascii="Times New Roman" w:hAnsi="Times New Roman"/>
-        </w:rPr>
-        <w:t>4.3 Correctly Aligned Versus Shuffled Images</w:t>
+        <w:pStyle w:val="Heading3"/>
+      </w:pPr>
+      <w:r>
+        <w:rPr>
+          <w:rFonts w:ascii="Times New Roman" w:hAnsi="Times New Roman"/>
+        </w:rPr>
+        <w:t>H.3 Correctly Aligned Versus Shuffled Images</w:t>
       </w:r>
     </w:p>
     <w:p>
@@ -4517,13 +6804,13 @@
     </w:p>
     <w:p>
       <w:pPr>
-        <w:pStyle w:val="Heading2"/>
-      </w:pPr>
-      <w:r>
-        <w:rPr>
-          <w:rFonts w:ascii="Times New Roman" w:hAnsi="Times New Roman"/>
-        </w:rPr>
-        <w:t>4.4 End-to-End Question Answering</w:t>
+        <w:pStyle w:val="Heading3"/>
+      </w:pPr>
+      <w:r>
+        <w:rPr>
+          <w:rFonts w:ascii="Times New Roman" w:hAnsi="Times New Roman"/>
+        </w:rPr>
+        <w:t>H.4 End-to-End Question Answering</w:t>
       </w:r>
     </w:p>
     <w:p>
@@ -4545,23 +6832,26 @@
     <w:tbl>
       <w:tblPr>
         <w:tblStyle w:val="TableGrid"/>
-        <w:tblW w:type="dxa" w:w="9360"/>
+        <w:tblW w:type="dxa" w:w="9026"/>
         <w:tblLayout w:type="fixed"/>
         <w:tblLook w:firstColumn="1" w:firstRow="1" w:lastColumn="0" w:lastRow="0" w:noHBand="0" w:noVBand="1" w:val="04A0"/>
         <w:tblInd w:w="120" w:type="dxa"/>
       </w:tblPr>
       <w:tblGrid>
-        <w:gridCol w:w="1560"/>
-        <w:gridCol w:w="1560"/>
-        <w:gridCol w:w="1560"/>
-        <w:gridCol w:w="1560"/>
-        <w:gridCol w:w="1560"/>
-        <w:gridCol w:w="1560"/>
+        <w:gridCol w:w="1740"/>
+        <w:gridCol w:w="1419"/>
+        <w:gridCol w:w="1419"/>
+        <w:gridCol w:w="1564"/>
+        <w:gridCol w:w="1517"/>
+        <w:gridCol w:w="1367"/>
       </w:tblGrid>
       <w:tr>
+        <w:trPr>
+          <w:tblHeader w:val="true"/>
+        </w:trPr>
         <w:tc>
           <w:tcPr>
-            <w:tcW w:type="dxa" w:w="1560"/>
+            <w:tcW w:type="dxa" w:w="1740"/>
             <w:vAlign w:val="center"/>
             <w:tcMar>
               <w:top w:w="80" w:type="dxa"/>
@@ -4587,7 +6877,7 @@
         </w:tc>
         <w:tc>
           <w:tcPr>
-            <w:tcW w:type="dxa" w:w="1560"/>
+            <w:tcW w:type="dxa" w:w="1419"/>
             <w:vAlign w:val="center"/>
             <w:tcMar>
               <w:top w:w="80" w:type="dxa"/>
@@ -4613,7 +6903,7 @@
         </w:tc>
         <w:tc>
           <w:tcPr>
-            <w:tcW w:type="dxa" w:w="1560"/>
+            <w:tcW w:type="dxa" w:w="1419"/>
             <w:vAlign w:val="center"/>
             <w:tcMar>
               <w:top w:w="80" w:type="dxa"/>
@@ -4639,7 +6929,7 @@
         </w:tc>
         <w:tc>
           <w:tcPr>
-            <w:tcW w:type="dxa" w:w="1560"/>
+            <w:tcW w:type="dxa" w:w="1564"/>
             <w:vAlign w:val="center"/>
             <w:tcMar>
               <w:top w:w="80" w:type="dxa"/>
@@ -4665,7 +6955,7 @@
         </w:tc>
         <w:tc>
           <w:tcPr>
-            <w:tcW w:type="dxa" w:w="1560"/>
+            <w:tcW w:type="dxa" w:w="1517"/>
             <w:vAlign w:val="center"/>
             <w:tcMar>
               <w:top w:w="80" w:type="dxa"/>
@@ -4691,7 +6981,7 @@
         </w:tc>
         <w:tc>
           <w:tcPr>
-            <w:tcW w:type="dxa" w:w="1560"/>
+            <w:tcW w:type="dxa" w:w="1367"/>
             <w:vAlign w:val="center"/>
             <w:tcMar>
               <w:top w:w="80" w:type="dxa"/>
@@ -4719,7 +7009,7 @@
       <w:tr>
         <w:tc>
           <w:tcPr>
-            <w:tcW w:type="dxa" w:w="1560"/>
+            <w:tcW w:type="dxa" w:w="1740"/>
             <w:vAlign w:val="center"/>
             <w:tcMar>
               <w:top w:w="80" w:type="dxa"/>
@@ -4744,7 +7034,7 @@
         </w:tc>
         <w:tc>
           <w:tcPr>
-            <w:tcW w:type="dxa" w:w="1560"/>
+            <w:tcW w:type="dxa" w:w="1419"/>
             <w:vAlign w:val="center"/>
             <w:tcMar>
               <w:top w:w="80" w:type="dxa"/>
@@ -4769,7 +7059,7 @@
         </w:tc>
         <w:tc>
           <w:tcPr>
-            <w:tcW w:type="dxa" w:w="1560"/>
+            <w:tcW w:type="dxa" w:w="1419"/>
             <w:vAlign w:val="center"/>
             <w:tcMar>
               <w:top w:w="80" w:type="dxa"/>
@@ -4794,7 +7084,7 @@
         </w:tc>
         <w:tc>
           <w:tcPr>
-            <w:tcW w:type="dxa" w:w="1560"/>
+            <w:tcW w:type="dxa" w:w="1564"/>
             <w:vAlign w:val="center"/>
             <w:tcMar>
               <w:top w:w="80" w:type="dxa"/>
@@ -4819,7 +7109,7 @@
         </w:tc>
         <w:tc>
           <w:tcPr>
-            <w:tcW w:type="dxa" w:w="1560"/>
+            <w:tcW w:type="dxa" w:w="1517"/>
             <w:vAlign w:val="center"/>
             <w:tcMar>
               <w:top w:w="80" w:type="dxa"/>
@@ -4844,7 +7134,7 @@
         </w:tc>
         <w:tc>
           <w:tcPr>
-            <w:tcW w:type="dxa" w:w="1560"/>
+            <w:tcW w:type="dxa" w:w="1367"/>
             <w:vAlign w:val="center"/>
             <w:tcMar>
               <w:top w:w="80" w:type="dxa"/>
@@ -4871,7 +7161,7 @@
       <w:tr>
         <w:tc>
           <w:tcPr>
-            <w:tcW w:type="dxa" w:w="1560"/>
+            <w:tcW w:type="dxa" w:w="1740"/>
             <w:vAlign w:val="center"/>
             <w:tcMar>
               <w:top w:w="80" w:type="dxa"/>
@@ -4896,7 +7186,7 @@
         </w:tc>
         <w:tc>
           <w:tcPr>
-            <w:tcW w:type="dxa" w:w="1560"/>
+            <w:tcW w:type="dxa" w:w="1419"/>
             <w:vAlign w:val="center"/>
             <w:tcMar>
               <w:top w:w="80" w:type="dxa"/>
@@ -4921,7 +7211,7 @@
         </w:tc>
         <w:tc>
           <w:tcPr>
-            <w:tcW w:type="dxa" w:w="1560"/>
+            <w:tcW w:type="dxa" w:w="1419"/>
             <w:vAlign w:val="center"/>
             <w:tcMar>
               <w:top w:w="80" w:type="dxa"/>
@@ -4946,7 +7236,7 @@
         </w:tc>
         <w:tc>
           <w:tcPr>
-            <w:tcW w:type="dxa" w:w="1560"/>
+            <w:tcW w:type="dxa" w:w="1564"/>
             <w:vAlign w:val="center"/>
             <w:tcMar>
               <w:top w:w="80" w:type="dxa"/>
@@ -4971,7 +7261,7 @@
         </w:tc>
         <w:tc>
           <w:tcPr>
-            <w:tcW w:type="dxa" w:w="1560"/>
+            <w:tcW w:type="dxa" w:w="1517"/>
             <w:vAlign w:val="center"/>
             <w:tcMar>
               <w:top w:w="80" w:type="dxa"/>
@@ -4996,7 +7286,7 @@
         </w:tc>
         <w:tc>
           <w:tcPr>
-            <w:tcW w:type="dxa" w:w="1560"/>
+            <w:tcW w:type="dxa" w:w="1367"/>
             <w:vAlign w:val="center"/>
             <w:tcMar>
               <w:top w:w="80" w:type="dxa"/>
@@ -5092,13 +7382,13 @@
     </w:p>
     <w:p>
       <w:pPr>
-        <w:pStyle w:val="Heading2"/>
-      </w:pPr>
-      <w:r>
-        <w:rPr>
-          <w:rFonts w:ascii="Times New Roman" w:hAnsi="Times New Roman"/>
-        </w:rPr>
-        <w:t>4.5 Researcher-Reviewed Qualitative Findings</w:t>
+        <w:pStyle w:val="Heading3"/>
+      </w:pPr>
+      <w:r>
+        <w:rPr>
+          <w:rFonts w:ascii="Times New Roman" w:hAnsi="Times New Roman"/>
+        </w:rPr>
+        <w:t>H.5 Researcher-Reviewed Qualitative Findings</w:t>
       </w:r>
     </w:p>
     <w:p>
@@ -5306,13 +7596,13 @@
     </w:p>
     <w:p>
       <w:pPr>
-        <w:pStyle w:val="Heading2"/>
-      </w:pPr>
-      <w:r>
-        <w:rPr>
-          <w:rFonts w:ascii="Times New Roman" w:hAnsi="Times New Roman"/>
-        </w:rPr>
-        <w:t>4.6 Computational Cost</w:t>
+        <w:pStyle w:val="Heading3"/>
+      </w:pPr>
+      <w:r>
+        <w:rPr>
+          <w:rFonts w:ascii="Times New Roman" w:hAnsi="Times New Roman"/>
+        </w:rPr>
+        <w:t>H.6 Computational Cost</w:t>
       </w:r>
     </w:p>
     <w:p>
@@ -5326,23 +7616,26 @@
     <w:tbl>
       <w:tblPr>
         <w:tblStyle w:val="TableGrid"/>
-        <w:tblW w:type="dxa" w:w="9360"/>
+        <w:tblW w:type="dxa" w:w="9026"/>
         <w:tblLayout w:type="fixed"/>
         <w:tblLook w:firstColumn="1" w:firstRow="1" w:lastColumn="0" w:lastRow="0" w:noHBand="0" w:noVBand="1" w:val="04A0"/>
         <w:tblInd w:w="120" w:type="dxa"/>
       </w:tblPr>
       <w:tblGrid>
-        <w:gridCol w:w="1560"/>
-        <w:gridCol w:w="1560"/>
-        <w:gridCol w:w="1560"/>
-        <w:gridCol w:w="1560"/>
-        <w:gridCol w:w="1560"/>
-        <w:gridCol w:w="1560"/>
+        <w:gridCol w:w="1598"/>
+        <w:gridCol w:w="997"/>
+        <w:gridCol w:w="1358"/>
+        <w:gridCol w:w="1459"/>
+        <w:gridCol w:w="1727"/>
+        <w:gridCol w:w="1887"/>
       </w:tblGrid>
       <w:tr>
+        <w:trPr>
+          <w:tblHeader w:val="true"/>
+        </w:trPr>
         <w:tc>
           <w:tcPr>
-            <w:tcW w:type="dxa" w:w="1560"/>
+            <w:tcW w:type="dxa" w:w="1598"/>
             <w:vAlign w:val="center"/>
             <w:tcMar>
               <w:top w:w="80" w:type="dxa"/>
@@ -5368,7 +7661,7 @@
         </w:tc>
         <w:tc>
           <w:tcPr>
-            <w:tcW w:type="dxa" w:w="1560"/>
+            <w:tcW w:type="dxa" w:w="997"/>
             <w:vAlign w:val="center"/>
             <w:tcMar>
               <w:top w:w="80" w:type="dxa"/>
@@ -5394,7 +7687,7 @@
         </w:tc>
         <w:tc>
           <w:tcPr>
-            <w:tcW w:type="dxa" w:w="1560"/>
+            <w:tcW w:type="dxa" w:w="1358"/>
             <w:vAlign w:val="center"/>
             <w:tcMar>
               <w:top w:w="80" w:type="dxa"/>
@@ -5420,7 +7713,7 @@
         </w:tc>
         <w:tc>
           <w:tcPr>
-            <w:tcW w:type="dxa" w:w="1560"/>
+            <w:tcW w:type="dxa" w:w="1459"/>
             <w:vAlign w:val="center"/>
             <w:tcMar>
               <w:top w:w="80" w:type="dxa"/>
@@ -5446,7 +7739,7 @@
         </w:tc>
         <w:tc>
           <w:tcPr>
-            <w:tcW w:type="dxa" w:w="1560"/>
+            <w:tcW w:type="dxa" w:w="1727"/>
             <w:vAlign w:val="center"/>
             <w:tcMar>
               <w:top w:w="80" w:type="dxa"/>
@@ -5472,7 +7765,7 @@
         </w:tc>
         <w:tc>
           <w:tcPr>
-            <w:tcW w:type="dxa" w:w="1560"/>
+            <w:tcW w:type="dxa" w:w="1887"/>
             <w:vAlign w:val="center"/>
             <w:tcMar>
               <w:top w:w="80" w:type="dxa"/>
@@ -5500,7 +7793,7 @@
       <w:tr>
         <w:tc>
           <w:tcPr>
-            <w:tcW w:type="dxa" w:w="1560"/>
+            <w:tcW w:type="dxa" w:w="1598"/>
             <w:vAlign w:val="center"/>
             <w:tcMar>
               <w:top w:w="80" w:type="dxa"/>
@@ -5525,7 +7818,7 @@
         </w:tc>
         <w:tc>
           <w:tcPr>
-            <w:tcW w:type="dxa" w:w="1560"/>
+            <w:tcW w:type="dxa" w:w="997"/>
             <w:vAlign w:val="center"/>
             <w:tcMar>
               <w:top w:w="80" w:type="dxa"/>
@@ -5550,7 +7843,7 @@
         </w:tc>
         <w:tc>
           <w:tcPr>
-            <w:tcW w:type="dxa" w:w="1560"/>
+            <w:tcW w:type="dxa" w:w="1358"/>
             <w:vAlign w:val="center"/>
             <w:tcMar>
               <w:top w:w="80" w:type="dxa"/>
@@ -5575,7 +7868,7 @@
         </w:tc>
         <w:tc>
           <w:tcPr>
-            <w:tcW w:type="dxa" w:w="1560"/>
+            <w:tcW w:type="dxa" w:w="1459"/>
             <w:vAlign w:val="center"/>
             <w:tcMar>
               <w:top w:w="80" w:type="dxa"/>
@@ -5600,7 +7893,7 @@
         </w:tc>
         <w:tc>
           <w:tcPr>
-            <w:tcW w:type="dxa" w:w="1560"/>
+            <w:tcW w:type="dxa" w:w="1727"/>
             <w:vAlign w:val="center"/>
             <w:tcMar>
               <w:top w:w="80" w:type="dxa"/>
@@ -5625,7 +7918,7 @@
         </w:tc>
         <w:tc>
           <w:tcPr>
-            <w:tcW w:type="dxa" w:w="1560"/>
+            <w:tcW w:type="dxa" w:w="1887"/>
             <w:vAlign w:val="center"/>
             <w:tcMar>
               <w:top w:w="80" w:type="dxa"/>
@@ -5652,7 +7945,7 @@
       <w:tr>
         <w:tc>
           <w:tcPr>
-            <w:tcW w:type="dxa" w:w="1560"/>
+            <w:tcW w:type="dxa" w:w="1598"/>
             <w:vAlign w:val="center"/>
             <w:tcMar>
               <w:top w:w="80" w:type="dxa"/>
@@ -5677,7 +7970,7 @@
         </w:tc>
         <w:tc>
           <w:tcPr>
-            <w:tcW w:type="dxa" w:w="1560"/>
+            <w:tcW w:type="dxa" w:w="997"/>
             <w:vAlign w:val="center"/>
             <w:tcMar>
               <w:top w:w="80" w:type="dxa"/>
@@ -5702,7 +7995,7 @@
         </w:tc>
         <w:tc>
           <w:tcPr>
-            <w:tcW w:type="dxa" w:w="1560"/>
+            <w:tcW w:type="dxa" w:w="1358"/>
             <w:vAlign w:val="center"/>
             <w:tcMar>
               <w:top w:w="80" w:type="dxa"/>
@@ -5727,7 +8020,7 @@
         </w:tc>
         <w:tc>
           <w:tcPr>
-            <w:tcW w:type="dxa" w:w="1560"/>
+            <w:tcW w:type="dxa" w:w="1459"/>
             <w:vAlign w:val="center"/>
             <w:tcMar>
               <w:top w:w="80" w:type="dxa"/>
@@ -5752,7 +8045,7 @@
         </w:tc>
         <w:tc>
           <w:tcPr>
-            <w:tcW w:type="dxa" w:w="1560"/>
+            <w:tcW w:type="dxa" w:w="1727"/>
             <w:vAlign w:val="center"/>
             <w:tcMar>
               <w:top w:w="80" w:type="dxa"/>
@@ -5777,7 +8070,7 @@
         </w:tc>
         <w:tc>
           <w:tcPr>
-            <w:tcW w:type="dxa" w:w="1560"/>
+            <w:tcW w:type="dxa" w:w="1887"/>
             <w:vAlign w:val="center"/>
             <w:tcMar>
               <w:top w:w="80" w:type="dxa"/>
@@ -5857,13 +8150,13 @@
     </w:p>
     <w:p>
       <w:pPr>
-        <w:pStyle w:val="Heading2"/>
-      </w:pPr>
-      <w:r>
-        <w:rPr>
-          <w:rFonts w:ascii="Times New Roman" w:hAnsi="Times New Roman"/>
-        </w:rPr>
-        <w:t>4.7 Results Summary</w:t>
+        <w:pStyle w:val="Heading3"/>
+      </w:pPr>
+      <w:r>
+        <w:rPr>
+          <w:rFonts w:ascii="Times New Roman" w:hAnsi="Times New Roman"/>
+        </w:rPr>
+        <w:t>H.7 Results Summary</w:t>
       </w:r>
     </w:p>
     <w:p>
@@ -5904,1696 +8197,6 @@
           <w:rFonts w:ascii="Times New Roman" w:hAnsi="Times New Roman"/>
         </w:rPr>
         <w:t>The negative and mixed results contribute to the research value. Weak Hit@1 evidence, high revision rates, and declining automated support reveal where future work should focus. They also reduce the risk that the dashboard is interpreted as a finished clinical product. The final system is demonstrable and auditable precisely because its uncertainties remain visible.</w:t>
-      </w:r>
-    </w:p>
-    <w:p>
-      <w:pPr>
-        <w:pStyle w:val="Heading2"/>
-      </w:pPr>
-      <w:r>
-        <w:rPr>
-          <w:rFonts w:ascii="Times New Roman" w:hAnsi="Times New Roman"/>
-        </w:rPr>
-        <w:t>4.8 Final V9 Retrieval Confirmation</w:t>
-      </w:r>
-    </w:p>
-    <w:p>
-      <w:r>
-        <w:rPr>
-          <w:rFonts w:ascii="Times New Roman" w:hAnsi="Times New Roman"/>
-        </w:rPr>
-        <w:t>The V9 Test evaluation contained 752 cases, three questions per case, five systems, and 11,280 ranking rows. Every system ranked the same 2,608-case historical bank. BM25 produced nDCG@10 of 0.134156 and MRR of 0.083542. Image-image retrieval was substantially stronger at 0.315561 nDCG@10 and 0.328270 MRR. Image-report retrieval achieved 0.274069 and 0.256032 respectively. Fixed multimodal fusion reached 0.246935 nDCG@10 and 0.211322 MRR, below the image-only component. The learned MLP produced the strongest nDCG@10, 0.327942, and MRR, 0.331968.</w:t>
-      </w:r>
-    </w:p>
-    <w:p>
-      <w:r>
-        <w:rPr>
-          <w:rFonts w:ascii="Times New Roman" w:hAnsi="Times New Roman"/>
-        </w:rPr>
-        <w:t>The primary learned-minus-image difference was +0.012381 nDCG@10. Its 10,000-iteration case-bootstrap 95% confidence interval was [0.009226, 0.015584]. Because the lower bound was greater than zero, the frozen superiority criterion passed. The magnitude is modest relative to the large image-versus-text gap, but it is consistent and attributable to the learned combination rather than to foundation-model fine-tuning.</w:t>
-      </w:r>
-    </w:p>
-    <w:p>
-      <w:r>
-        <w:rPr>
-          <w:rFonts w:ascii="Times New Roman" w:hAnsi="Times New Roman"/>
-        </w:rPr>
-        <w:t>The fixed-fusion result is an important negative finding. More modalities did not automatically improve ranking. Equal or validation-selected weighted addition can dilute a strong visual signal with a weak text channel when generic questions and short indications provide limited discrimination. The learned model recovered a gain because it used scores, reciprocal ranks, and question type to condition candidate ordering. This supports learned fusion as the methodological contribution, while cautioning against describing any multimodal combination as inherently superior.</w:t>
-      </w:r>
-    </w:p>
-    <w:p>
-      <w:r>
-        <w:rPr>
-          <w:rFonts w:ascii="Times New Roman" w:hAnsi="Times New Roman"/>
-        </w:rPr>
-        <w:t>The 262-case strict project-history-untouched subset showed the same direction. In that subset, BM25, image-image, image-report, fixed fusion, and learned MLP achieved nDCG@10 values of 0.129956, 0.411812, 0.331673, 0.288307, and 0.419901 respectively. These values were not used for selection and are not a separate confirmatory family. They reduce concern that the full result was driven only by cases encountered in earlier project stages.</w:t>
-      </w:r>
-    </w:p>
-    <w:p>
-      <w:pPr>
-        <w:pStyle w:val="Heading2"/>
-      </w:pPr>
-      <w:r>
-        <w:rPr>
-          <w:rFonts w:ascii="Times New Roman" w:hAnsi="Times New Roman"/>
-        </w:rPr>
-        <w:t>4.9 Alignment-Specific Image Contribution</w:t>
-      </w:r>
-    </w:p>
-    <w:p>
-      <w:r>
-        <w:rPr>
-          <w:rFonts w:ascii="Times New Roman" w:hAnsi="Times New Roman"/>
-        </w:rPr>
-        <w:t>Aligned R4 nDCG@10 was 0.327942. Across 100 complete wrong-image recomputations, mean nDCG@10 was 0.220370, standard deviation 0.004900, and the 2.5th and 97.5th percentiles were 0.210726 and 0.231474. The aligned score exceeded every shuffled assignment. The plus-one p-value was 0.009901.</w:t>
-      </w:r>
-    </w:p>
-    <w:p>
-      <w:r>
-        <w:rPr>
-          <w:rFonts w:ascii="Times New Roman" w:hAnsi="Times New Roman"/>
-        </w:rPr>
-        <w:t>This control is stronger than substituting one arbitrary image or shuffling only the final score. Every visual component and all derived learned features were recomputed under the wrong image. The original clinical indication and question were retained. The result therefore shows that correct target-image alignment materially influenced similar-case ranking. It does not prove that every retrieved case is clinically appropriate, but it rules out an explanation based only on text or a generic image prior.</w:t>
-      </w:r>
-    </w:p>
-    <w:p>
-      <w:pPr>
-        <w:pStyle w:val="Heading2"/>
-      </w:pPr>
-      <w:r>
-        <w:rPr>
-          <w:rFonts w:ascii="Times New Roman" w:hAnsi="Times New Roman"/>
-        </w:rPr>
-        <w:t>4.10 Downstream QA Transfer</w:t>
-      </w:r>
-    </w:p>
-    <w:p>
-      <w:r>
-        <w:rPr>
-          <w:rFonts w:ascii="Times New Roman" w:hAnsi="Times New Roman"/>
-        </w:rPr>
-        <w:t>The QA study used 685 complete-reference Test cases, 1,370 questions, four systems, and 5,480 local MedGemma generations. G0 target-image generation without retrieval achieved Token-F1 0.145559 and complete JSON rate 42.04%. G1 BM25 RAG achieved 0.147947 and 39.42%. G2 fixed multimodal RAG achieved 0.179090 and 46.50%. G3 learned multimodal RAG achieved the highest Token-F1, 0.184803, and complete JSON rate, 57.23%.</w:t>
-      </w:r>
-    </w:p>
-    <w:p>
-      <w:r>
-        <w:rPr>
-          <w:rFonts w:ascii="Times New Roman" w:hAnsi="Times New Roman"/>
-        </w:rPr>
-        <w:t>The primary G3-minus-G0 Token-F1 difference was +0.039244, with 95% confidence interval [0.032572, 0.045745]. The criterion therefore passed. The strict 262-case sensitivity subset also favored G3 by +0.047187, interval [0.034911, 0.059704]. BM25 RAG differed from no retrieval by only +0.002388, interval [-0.003189, 0.008120]. Fixed multimodal RAG improved over no retrieval by +0.033532, interval [0.027790, 0.039502]. Learned multimodal RAG improved over BM25 by +0.036856, interval [0.030410, 0.043524].</w:t>
-      </w:r>
-    </w:p>
-    <w:p>
-      <w:r>
-        <w:rPr>
-          <w:rFonts w:ascii="Times New Roman" w:hAnsi="Times New Roman"/>
-        </w:rPr>
-        <w:t>G3 exceeded G2 by +0.005713, but the interval [-0.000958, 0.012280] crossed zero. The thesis therefore claims that learned multimodal RAG improved over no retrieval and text-only RAG; it does not claim confirmed downstream superiority over fixed multimodal RAG. Retrieval superiority and generation superiority are distinct. A different Top-3 ordering may not change the available evidence enough to produce a resolved answer-level difference.</w:t>
-      </w:r>
-    </w:p>
-    <w:p>
-      <w:r>
-        <w:rPr>
-          <w:rFonts w:ascii="Times New Roman" w:hAnsi="Times New Roman"/>
-        </w:rPr>
-        <w:t>The effect was larger for impression questions (+0.059903) than findings questions (+0.018585). It remained positive for report-indexed normal cases (+0.060784) and abnormal cases (+0.025570). These are prespecified sensitivity results rather than independent confirmatory hypotheses. One interpretation is that retrieved analogies help synthesize an impression more than enumerate visible findings, but this explanation remains inferential because no clinician reviewed individual responses.</w:t>
-      </w:r>
-    </w:p>
-    <w:p>
-      <w:r>
-        <w:rPr>
-          <w:rFonts w:ascii="Times New Roman" w:hAnsi="Times New Roman"/>
-        </w:rPr>
-        <w:t>Absolute performance remained low. MedGemma sometimes reached the 192-token limit or returned non-strict JSON. Only 57.23% of G3 rows contained the complete requested object. All outputs were retained under a tolerant parser rather than selectively regenerated. These failures matter because a system can improve mean Token-F1 while remaining unsuitable for deployment.</w:t>
-      </w:r>
-    </w:p>
-    <w:p>
-      <w:pPr>
-        <w:pStyle w:val="Heading2"/>
-      </w:pPr>
-      <w:r>
-        <w:rPr>
-          <w:rFonts w:ascii="Times New Roman" w:hAnsi="Times New Roman"/>
-        </w:rPr>
-        <w:t>4.11 Bounded Agent Results</w:t>
-      </w:r>
-    </w:p>
-    <w:p>
-      <w:r>
-        <w:rPr>
-          <w:rFonts w:ascii="Times New Roman" w:hAnsi="Times New Roman"/>
-        </w:rPr>
-        <w:t>The G4 agent evaluated all 1,370 G3 rows. Before control, 16.423% of rows contained historical-support statements that the frozen automated checker did not substantiate from the cited reports. After one optional R1 backup route or evidence-field removal, the final automated unsupported historical-support rate was 0%. The paired reduction was 16.423 percentage points, with 95% case-bootstrap interval [14.4526, 18.4672] percentage points in magnitude.</w:t>
-      </w:r>
-    </w:p>
-    <w:p>
-      <w:r>
-        <w:rPr>
-          <w:rFonts w:ascii="Times New Roman" w:hAnsi="Times New Roman"/>
-        </w:rPr>
-        <w:t>The agent retried 16.423% of rows, revised historical support in 17.299%, and abstained from historical evidence in 15.985%. Mean retrieval calls increased from one to 1.164. Token-F1 remained 0.184803 because the target answer was preserved by design. The zero final unsupported rate is therefore partly structural: when no support could be established, the field was removed. It demonstrates auditable claim suppression and abstention, not that all retained target-image answers were correct.</w:t>
-      </w:r>
-    </w:p>
-    <w:p>
-      <w:pPr>
-        <w:pStyle w:val="Heading2"/>
-      </w:pPr>
-      <w:r>
-        <w:rPr>
-          <w:rFonts w:ascii="Times New Roman" w:hAnsi="Times New Roman"/>
-        </w:rPr>
-        <w:t>4.12 Computational Cost and Artifact Integrity</w:t>
-      </w:r>
-    </w:p>
-    <w:p>
-      <w:r>
-        <w:rPr>
-          <w:rFonts w:ascii="Times New Roman" w:hAnsi="Times New Roman"/>
-        </w:rPr>
-        <w:t>The 5,480 local MedGemma generations required 13,496 seconds, or approximately 3.75 hours, at 0.406 records per second. Peak allocated GPU memory was 5,184.5 MiB on the RTX 5070 Laptop GPU with batch size eight. The small reranker trained on CPU-sized feature tensors and introduced negligible inference cost compared with MedSigLIP and MedGemma.</w:t>
-      </w:r>
-    </w:p>
-    <w:p>
-      <w:r>
-        <w:rPr>
-          <w:rFonts w:ascii="Times New Roman" w:hAnsi="Times New Roman"/>
-        </w:rPr>
-        <w:t xml:space="preserve">Frozen hashes identify the principal artifacts. Retrieval rows hash to </w:t>
-      </w:r>
-      <w:r>
-        <w:rPr>
-          <w:rFonts w:ascii="Consolas" w:hAnsi="Consolas"/>
-          <w:color w:val="0B2545"/>
-          <w:sz w:val="19"/>
-        </w:rPr>
-        <w:t>baa56924928b144c9b877b8e2218e04d17df6b77a6f794ed3830f7ccf3e449fd</w:t>
-      </w:r>
-      <w:r>
-        <w:rPr>
-          <w:rFonts w:ascii="Times New Roman" w:hAnsi="Times New Roman"/>
-        </w:rPr>
-        <w:t xml:space="preserve">. The MLP checkpoint hash is </w:t>
-      </w:r>
-      <w:r>
-        <w:rPr>
-          <w:rFonts w:ascii="Consolas" w:hAnsi="Consolas"/>
-          <w:color w:val="0B2545"/>
-          <w:sz w:val="19"/>
-        </w:rPr>
-        <w:t>8afa68a48de9d6c9128d190f1368d0d45d41a958e5eb12787d7e725e7eb09efa</w:t>
-      </w:r>
-      <w:r>
-        <w:rPr>
-          <w:rFonts w:ascii="Times New Roman" w:hAnsi="Times New Roman"/>
-        </w:rPr>
-        <w:t xml:space="preserve">. The Top-3 ranking pack hash is </w:t>
-      </w:r>
-      <w:r>
-        <w:rPr>
-          <w:rFonts w:ascii="Consolas" w:hAnsi="Consolas"/>
-          <w:color w:val="0B2545"/>
-          <w:sz w:val="19"/>
-        </w:rPr>
-        <w:t>28639821abc5fba8189c7c0149822ed0e3935325d0136578803155cc5a4ebd9b</w:t>
-      </w:r>
-      <w:r>
-        <w:rPr>
-          <w:rFonts w:ascii="Times New Roman" w:hAnsi="Times New Roman"/>
-        </w:rPr>
-        <w:t xml:space="preserve">. QA raw rows hash to </w:t>
-      </w:r>
-      <w:r>
-        <w:rPr>
-          <w:rFonts w:ascii="Consolas" w:hAnsi="Consolas"/>
-          <w:color w:val="0B2545"/>
-          <w:sz w:val="19"/>
-        </w:rPr>
-        <w:t>89c69c9a27e393c93c85e572587b330f908598e835cb8162a8678cd15ba512b4</w:t>
-      </w:r>
-      <w:r>
-        <w:rPr>
-          <w:rFonts w:ascii="Times New Roman" w:hAnsi="Times New Roman"/>
-        </w:rPr>
-        <w:t xml:space="preserve">, and agent rows hash to </w:t>
-      </w:r>
-      <w:r>
-        <w:rPr>
-          <w:rFonts w:ascii="Consolas" w:hAnsi="Consolas"/>
-          <w:color w:val="0B2545"/>
-          <w:sz w:val="19"/>
-        </w:rPr>
-        <w:t>9cc8b4513f2ef12f7e849d7b5853a79ef07495b022699c5a84785d1d94624fc1</w:t>
-      </w:r>
-      <w:r>
-        <w:rPr>
-          <w:rFonts w:ascii="Times New Roman" w:hAnsi="Times New Roman"/>
-        </w:rPr>
-        <w:t>.</w:t>
-      </w:r>
-    </w:p>
-    <w:p>
-      <w:pPr>
-        <w:pStyle w:val="Heading2"/>
-      </w:pPr>
-      <w:r>
-        <w:rPr>
-          <w:rFonts w:ascii="Times New Roman" w:hAnsi="Times New Roman"/>
-        </w:rPr>
-        <w:t>4.13 Qualitative Status and Results Summary</w:t>
-      </w:r>
-    </w:p>
-    <w:p>
-      <w:r>
-        <w:rPr>
-          <w:rFonts w:ascii="Times New Roman" w:hAnsi="Times New Roman"/>
-        </w:rPr>
-        <w:t>The deterministic 24-case review pack is complete, but researcher review remains pending. Provisional extraction shows heterogeneous gains and losses, cases in which retrieval improvement did not guarantee a reference-consistent answer, retries that occasionally recovered historical support, and abstentions that removed unsupported analogies. These observations guide review but are not presented as human-confirmed findings.</w:t>
-      </w:r>
-    </w:p>
-    <w:p>
-      <w:r>
-        <w:rPr>
-          <w:rFonts w:ascii="Times New Roman" w:hAnsi="Times New Roman"/>
-        </w:rPr>
-        <w:t>The final quantitative evidence chain is complete. Correct images improved retrieval relative to shuffled images. The learned reranker exceeded the strongest frozen component. Learned multimodal RAG improved reference consistency over no retrieval and text-only RAG. The bounded agent suppressed unsupported historical evidence. At the same time, fixed fusion underperformed image-only retrieval, learned QA did not clearly beat fixed QA, structured output was incomplete, and no clinical human score was obtained.</w:t>
-      </w:r>
-    </w:p>
-    <w:p>
-      <w:r>
-        <w:br w:type="page"/>
-      </w:r>
-    </w:p>
-    <w:p>
-      <w:pPr>
-        <w:pStyle w:val="Heading1"/>
-      </w:pPr>
-      <w:r>
-        <w:rPr>
-          <w:rFonts w:ascii="Times New Roman" w:hAnsi="Times New Roman"/>
-        </w:rPr>
-        <w:t>Chapter 5: Discussion and Conclusion</w:t>
-      </w:r>
-    </w:p>
-    <w:p>
-      <w:pPr>
-        <w:pStyle w:val="Heading2"/>
-      </w:pPr>
-      <w:r>
-        <w:rPr>
-          <w:rFonts w:ascii="Times New Roman" w:hAnsi="Times New Roman"/>
-        </w:rPr>
-        <w:t>5.1 Answers to the Research Questions</w:t>
-      </w:r>
-    </w:p>
-    <w:p>
-      <w:pPr>
-        <w:pStyle w:val="Heading3"/>
-      </w:pPr>
-      <w:r>
-        <w:rPr>
-          <w:rFonts w:ascii="Times New Roman" w:hAnsi="Times New Roman"/>
-        </w:rPr>
-        <w:t>RQ1: Does learned multimodal similar-case retrieval improve graded retrieval quality?</w:t>
-      </w:r>
-    </w:p>
-    <w:p>
-      <w:r>
-        <w:rPr>
-          <w:rFonts w:ascii="Times New Roman" w:hAnsi="Times New Roman"/>
-        </w:rPr>
-        <w:t>Yes, within the frozen OpenI V9 benchmark and the report-derived relevance definition. The learned reranker achieved nDCG@10 of 0.327942 compared with 0.315561 for the strongest frozen image-image component. The paired difference of +0.012381 had a 95% confidence interval entirely above zero. The result is not merely "multimodal beats text." Image-image retrieval already exceeded BM25 by a large margin, and naive fixed fusion underperformed image-only retrieval. The supported conclusion is more specific: a small learned candidate-level combination of frozen component state can add a reproducible gain over the strongest component.</w:t>
-      </w:r>
-    </w:p>
-    <w:p>
-      <w:r>
-        <w:rPr>
-          <w:rFonts w:ascii="Times New Roman" w:hAnsi="Times New Roman"/>
-        </w:rPr>
-        <w:t>The result also clarifies what was trained. MedSigLIP, MedGemma, RadGraph, and BioLinkBERT were frozen. The project trained an 865-parameter MLP on 307,176 weighted pairwise examples. This is a genuine learning contribution, but it is not foundation-model fine-tuning. Keeping the encoders frozen isolates the fusion problem and makes the experiment feasible on consumer hardware.</w:t>
-      </w:r>
-    </w:p>
-    <w:p>
-      <w:pPr>
-        <w:pStyle w:val="Heading3"/>
-      </w:pPr>
-      <w:r>
-        <w:rPr>
-          <w:rFonts w:ascii="Times New Roman" w:hAnsi="Times New Roman"/>
-        </w:rPr>
-        <w:t>RQ2: Is the gain alignment-specific?</w:t>
-      </w:r>
-    </w:p>
-    <w:p>
-      <w:r>
-        <w:rPr>
-          <w:rFonts w:ascii="Times New Roman" w:hAnsi="Times New Roman"/>
-        </w:rPr>
-        <w:t>Yes under the prespecified negative control. Aligned nDCG@10 exceeded all 100 fixed-point-free shuffled-image runs, with plus-one p = 0.009901. Because the complete visual state was recomputed, the difference cannot be attributed to reusing aligned features or changing only a final scalar. The correct image contains case-specific information that changes the rank ordering of historical reports.</w:t>
-      </w:r>
-    </w:p>
-    <w:p>
-      <w:r>
-        <w:rPr>
-          <w:rFonts w:ascii="Times New Roman" w:hAnsi="Times New Roman"/>
-        </w:rPr>
-        <w:t>The control does not establish that MedSigLIP localizes each pathology or that the retrieved cases match a radiologist's concept of similarity. It establishes a narrower and important fact: the observed retrieval quality depends on the correct query image rather than only on the indication-question text or generic properties of chest radiographs.</w:t>
-      </w:r>
-    </w:p>
-    <w:p>
-      <w:pPr>
-        <w:pStyle w:val="Heading3"/>
-      </w:pPr>
-      <w:r>
-        <w:rPr>
-          <w:rFonts w:ascii="Times New Roman" w:hAnsi="Times New Roman"/>
-        </w:rPr>
-        <w:t>RQ3: Does retrieval improvement transfer to downstream QA?</w:t>
-      </w:r>
-    </w:p>
-    <w:p>
-      <w:r>
-        <w:rPr>
-          <w:rFonts w:ascii="Times New Roman" w:hAnsi="Times New Roman"/>
-        </w:rPr>
-        <w:t>Yes for learned multimodal RAG versus no retrieval and text-only RAG. G3 improved Token-F1 over G0 by +0.039244 with a confidence interval above zero, and it improved over BM25 RAG by +0.036856. The same target image and generator were used in every condition, so the difference is associated with the supplied historical reports rather than a generator change.</w:t>
-      </w:r>
-    </w:p>
-    <w:p>
-      <w:r>
-        <w:rPr>
-          <w:rFonts w:ascii="Times New Roman" w:hAnsi="Times New Roman"/>
-        </w:rPr>
-        <w:t>The answer requires an important qualification. G3 exceeded fixed multimodal G2 by only +0.005713 and the interval crossed zero. The learned reranker's confirmed retrieval advantage did not yield confirmed answer-level superiority over fixed multimodal retrieval. Top-3 sets may overlap, the generator may not exploit small ordering improvements, and Token-F1 may be insensitive to some clinically meaningful differences. The study therefore supports retrieval-to-QA transfer at the multimodal-versus-no-retrieval level, not a universal monotonic relationship between nDCG and final answer quality.</w:t>
-      </w:r>
-    </w:p>
-    <w:p>
-      <w:pPr>
-        <w:pStyle w:val="Heading3"/>
-      </w:pPr>
-      <w:r>
-        <w:rPr>
-          <w:rFonts w:ascii="Times New Roman" w:hAnsi="Times New Roman"/>
-        </w:rPr>
-        <w:t>RQ4: Can a bounded agent reduce unsupported historical-support claims?</w:t>
-      </w:r>
-    </w:p>
-    <w:p>
-      <w:r>
-        <w:rPr>
-          <w:rFonts w:ascii="Times New Roman" w:hAnsi="Times New Roman"/>
-        </w:rPr>
-        <w:t>Yes according to the frozen automated checker. The agent reduced unsupported historical-support rows from 16.42% to 0% through one backup route or historical-evidence abstention while leaving the target answer unchanged. The trace shows exactly why each row was accepted, retried, revised, or stripped of historical support.</w:t>
-      </w:r>
-    </w:p>
-    <w:p>
-      <w:r>
-        <w:rPr>
-          <w:rFonts w:ascii="Times New Roman" w:hAnsi="Times New Roman"/>
-        </w:rPr>
-        <w:t>This is useful but narrower than diagnosis verification. A zero unsupported-history rate was possible because the agent could remove the evidence claim. It does not establish that the remaining target-image answer was correct. The system is appropriately described as an evidence-control agent, not an autonomous diagnostic agent.</w:t>
-      </w:r>
-    </w:p>
-    <w:p>
-      <w:pPr>
-        <w:pStyle w:val="Heading3"/>
-      </w:pPr>
-      <w:r>
-        <w:rPr>
-          <w:rFonts w:ascii="Times New Roman" w:hAnsi="Times New Roman"/>
-        </w:rPr>
-        <w:t>RQ5: What limitations remain?</w:t>
-      </w:r>
-    </w:p>
-    <w:p>
-      <w:r>
-        <w:rPr>
-          <w:rFonts w:ascii="Times New Roman" w:hAnsi="Times New Roman"/>
-        </w:rPr>
-        <w:t>The principal limitations are same-source evaluation, report-derived rather than physician-derived similarity, low absolute Token-F1, incomplete structured outputs, automated verification, unavailable identifier-level patient auditing, one image passed to the generator, and no independent clinician evaluation. These limitations constrain the claim but do not nullify the controlled comparisons. They define the boundary between a reproducible master's research contribution and a clinically validated system.</w:t>
-      </w:r>
-    </w:p>
-    <w:p>
-      <w:pPr>
-        <w:pStyle w:val="Heading2"/>
-      </w:pPr>
-      <w:r>
-        <w:rPr>
-          <w:rFonts w:ascii="Times New Roman" w:hAnsi="Times New Roman"/>
-        </w:rPr>
-        <w:t>5.2 Interpretation of the Evidence Chain</w:t>
-      </w:r>
-    </w:p>
-    <w:p>
-      <w:r>
-        <w:rPr>
-          <w:rFonts w:ascii="Times New Roman" w:hAnsi="Times New Roman"/>
-        </w:rPr>
-        <w:t>The most important finding is not a single score. It is the agreement of several controls. Image-image retrieval strongly exceeded generic-question BM25. The learned MLP produced a smaller but statistically resolved improvement over image-image. Shuffled images substantially reduced the learned score. Multimodal historical reports improved MedGemma reference consistency. The agent then reduced unsupported claims about those reports. Together, these results support a coherent chain from aligned visual retrieval to more useful historical context and more controlled evidence use.</w:t>
-      </w:r>
-    </w:p>
-    <w:p>
-      <w:r>
-        <w:rPr>
-          <w:rFonts w:ascii="Times New Roman" w:hAnsi="Times New Roman"/>
-        </w:rPr>
-        <w:t>The chain also contains productive negative results. BM25 alone barely changed QA relative to no retrieval. Fixed score fusion underperformed the strongest image component. Learned retrieval did not clearly outperform fixed retrieval at the final QA stage. More than two fifths of G3 generations lacked a complete JSON object. These results prevent the thesis from becoming a simple demonstration in which every added component appears beneficial. They identify where engineering complexity is justified and where it is not.</w:t>
-      </w:r>
-    </w:p>
-    <w:p>
-      <w:r>
-        <w:rPr>
-          <w:rFonts w:ascii="Times New Roman" w:hAnsi="Times New Roman"/>
-        </w:rPr>
-        <w:t xml:space="preserve">The distinction between target evidence and historical analogy is central. A retrieved report may be highly similar and its summary may be faithfully cited, yet it still belongs to another patient. The generator must inspect the target image and use historical cases only as contextual analogies. This is why the output separates </w:t>
-      </w:r>
-      <w:r>
-        <w:rPr>
-          <w:rFonts w:ascii="Consolas" w:hAnsi="Consolas"/>
-          <w:color w:val="0B2545"/>
-          <w:sz w:val="19"/>
-        </w:rPr>
-        <w:t>answer</w:t>
-      </w:r>
-      <w:r>
-        <w:rPr>
-          <w:rFonts w:ascii="Times New Roman" w:hAnsi="Times New Roman"/>
-        </w:rPr>
-        <w:t xml:space="preserve">, </w:t>
-      </w:r>
-      <w:r>
-        <w:rPr>
-          <w:rFonts w:ascii="Consolas" w:hAnsi="Consolas"/>
-          <w:color w:val="0B2545"/>
-          <w:sz w:val="19"/>
-        </w:rPr>
-        <w:t>target_image_findings</w:t>
-      </w:r>
-      <w:r>
-        <w:rPr>
-          <w:rFonts w:ascii="Times New Roman" w:hAnsi="Times New Roman"/>
-        </w:rPr>
-        <w:t xml:space="preserve">, and </w:t>
-      </w:r>
-      <w:r>
-        <w:rPr>
-          <w:rFonts w:ascii="Consolas" w:hAnsi="Consolas"/>
-          <w:color w:val="0B2545"/>
-          <w:sz w:val="19"/>
-        </w:rPr>
-        <w:t>historical_support</w:t>
-      </w:r>
-      <w:r>
-        <w:rPr>
-          <w:rFonts w:ascii="Times New Roman" w:hAnsi="Times New Roman"/>
-        </w:rPr>
-        <w:t>. The distinction is also why the agent checks the historical field only. Treating a historical report as proof would create precisely the cross-case contamination risk that the earlier studies exposed.</w:t>
-      </w:r>
-    </w:p>
-    <w:p>
-      <w:pPr>
-        <w:pStyle w:val="Heading2"/>
-      </w:pPr>
-      <w:r>
-        <w:rPr>
-          <w:rFonts w:ascii="Times New Roman" w:hAnsi="Times New Roman"/>
-        </w:rPr>
-        <w:t>5.3 Research Contributions</w:t>
-      </w:r>
-    </w:p>
-    <w:p>
-      <w:pPr>
-        <w:pStyle w:val="Heading3"/>
-      </w:pPr>
-      <w:r>
-        <w:rPr>
-          <w:rFonts w:ascii="Times New Roman" w:hAnsi="Times New Roman"/>
-        </w:rPr>
-        <w:t>5.3.1 Task Contribution</w:t>
-      </w:r>
-    </w:p>
-    <w:p>
-      <w:r>
-        <w:rPr>
-          <w:rFonts w:ascii="Times New Roman" w:hAnsi="Times New Roman"/>
-        </w:rPr>
-        <w:t>The final task is a new-case, other-patient similar-case QA problem rather than target-report recovery. It preserves the original thesis title because it remains retrieval-augmented question answering over paired radiology images and reports, but it gives the pairing a clinically defensible role. Historical images are paired with their reports in the bank; the target image is paired with a hidden report only for evaluation.</w:t>
-      </w:r>
-    </w:p>
-    <w:p>
-      <w:pPr>
-        <w:pStyle w:val="Heading3"/>
-      </w:pPr>
-      <w:r>
-        <w:rPr>
-          <w:rFonts w:ascii="Times New Roman" w:hAnsi="Times New Roman"/>
-        </w:rPr>
-        <w:t>5.3.2 Method Contribution</w:t>
-      </w:r>
-    </w:p>
-    <w:p>
-      <w:r>
-        <w:rPr>
-          <w:rFonts w:ascii="Times New Roman" w:hAnsi="Times New Roman"/>
-        </w:rPr>
-        <w:t>The method combines frozen biomedical foundation models with a small learned reranker. Training focuses on the research question: how to combine retrieval state. The pairwise objective uses graded differences, and the model is tested against the strongest component under a frozen protocol. This is more informative than replacing every model or adding an opaque agent framework.</w:t>
-      </w:r>
-    </w:p>
-    <w:p>
-      <w:pPr>
-        <w:pStyle w:val="Heading3"/>
-      </w:pPr>
-      <w:r>
-        <w:rPr>
-          <w:rFonts w:ascii="Times New Roman" w:hAnsi="Times New Roman"/>
-        </w:rPr>
-        <w:t>5.3.3 Evaluation Contribution</w:t>
-      </w:r>
-    </w:p>
-    <w:p>
-      <w:r>
-        <w:rPr>
-          <w:rFonts w:ascii="Times New Roman" w:hAnsi="Times New Roman"/>
-        </w:rPr>
-        <w:t>The evaluation integrates graded nDCG, component baselines, case-grouped bootstrap intervals, shuffled-image negative controls, retrieval-to-QA transfer, strict-subset sensitivity, structured-output validity, automated historical support, runtime, and artifact hashes. Each measure has a stated scope. The result is an auditable evidence chain rather than a single favorable metric.</w:t>
-      </w:r>
-    </w:p>
-    <w:p>
-      <w:pPr>
-        <w:pStyle w:val="Heading3"/>
-      </w:pPr>
-      <w:r>
-        <w:rPr>
-          <w:rFonts w:ascii="Times New Roman" w:hAnsi="Times New Roman"/>
-        </w:rPr>
-        <w:t>5.3.4 Agent Contribution</w:t>
-      </w:r>
-    </w:p>
-    <w:p>
-      <w:r>
-        <w:rPr>
-          <w:rFonts w:ascii="Times New Roman" w:hAnsi="Times New Roman"/>
-        </w:rPr>
-        <w:t>The bounded agent demonstrates that agentic behavior can be defined as a controlled state machine rather than an unbounded collection of language-model roles. One retry, explicit reasons, citation tracking, and evidence abstention are sufficient to create a meaningful agentic contribution. The design is reproducible and easier to audit than a general-purpose orchestration framework.</w:t>
-      </w:r>
-    </w:p>
-    <w:p>
-      <w:pPr>
-        <w:pStyle w:val="Heading3"/>
-      </w:pPr>
-      <w:r>
-        <w:rPr>
-          <w:rFonts w:ascii="Times New Roman" w:hAnsi="Times New Roman"/>
-        </w:rPr>
-        <w:t>5.3.5 Reproducibility Contribution</w:t>
-      </w:r>
-    </w:p>
-    <w:p>
-      <w:r>
-        <w:rPr>
-          <w:rFonts w:ascii="Times New Roman" w:hAnsi="Times New Roman"/>
-        </w:rPr>
-        <w:t>The repository records protocol chronology, deterministic splits, source and cohort fingerprints, model revisions, checkpoint hashes, aggregate results, tests, and dashboard behavior. Local retention of source-derived artifacts respects practical data and repository boundaries while public hashes enable integrity checks. The technical freeze prohibits outcome-driven V9 retuning.</w:t>
-      </w:r>
-    </w:p>
-    <w:p>
-      <w:pPr>
-        <w:pStyle w:val="Heading2"/>
-      </w:pPr>
-      <w:r>
-        <w:rPr>
-          <w:rFonts w:ascii="Times New Roman" w:hAnsi="Times New Roman"/>
-        </w:rPr>
-        <w:t>5.4 Practical and Theoretical Significance</w:t>
-      </w:r>
-    </w:p>
-    <w:p>
-      <w:r>
-        <w:rPr>
-          <w:rFonts w:ascii="Times New Roman" w:hAnsi="Times New Roman"/>
-        </w:rPr>
-        <w:t>Practically, similar-case retrieval can expose historical reports that may help a model describe or contextualize a new image. The value is not automatic diagnosis. It is access to analogous language and patterns with explicit provenance. In a future clinician-facing system, retrieved cases could support education, audit, differential consideration, or report drafting, provided that access control, external validation, and human oversight are established.</w:t>
-      </w:r>
-    </w:p>
-    <w:p>
-      <w:r>
-        <w:rPr>
-          <w:rFonts w:ascii="Times New Roman" w:hAnsi="Times New Roman"/>
-        </w:rPr>
-        <w:t>Theoretically, the study shows that multimodal fusion should be understood as a conditional ranking problem. A modality can be strong on average yet weak for a particular candidate or question. Fixed addition assumes stable reliability across queries. The learned reranker uses observable retrieval state to combine channels, which explains its improvement over fixed fusion. At the same time, the small downstream difference between learned and fixed RAG shows that retrieval metrics and generation metrics are connected but not equivalent.</w:t>
-      </w:r>
-    </w:p>
-    <w:p>
-      <w:r>
-        <w:rPr>
-          <w:rFonts w:ascii="Times New Roman" w:hAnsi="Times New Roman"/>
-        </w:rPr>
-        <w:t>The study also extends the concept of grounding. Local faithfulness asks whether a statement follows from the context. Case alignment asks whether that context is appropriate for the target. Historical-evidence control asks whether claims about an analogy are supported. Target-image correctness asks whether the answer reflects the current patient's radiograph. Clinical safety asks whether the system can be trusted in practice. These layers require different evidence and should not be collapsed into one support score.</w:t>
-      </w:r>
-    </w:p>
-    <w:p>
-      <w:pPr>
-        <w:pStyle w:val="Heading2"/>
-      </w:pPr>
-      <w:r>
-        <w:rPr>
-          <w:rFonts w:ascii="Times New Roman" w:hAnsi="Times New Roman"/>
-        </w:rPr>
-        <w:t>5.5 Limitations</w:t>
-      </w:r>
-    </w:p>
-    <w:p>
-      <w:pPr>
-        <w:pStyle w:val="Heading3"/>
-      </w:pPr>
-      <w:r>
-        <w:rPr>
-          <w:rFonts w:ascii="Times New Roman" w:hAnsi="Times New Roman"/>
-        </w:rPr>
-        <w:t>Same-source and modality scope</w:t>
-      </w:r>
-    </w:p>
-    <w:p>
-      <w:r>
-        <w:rPr>
-          <w:rFonts w:ascii="Times New Roman" w:hAnsi="Times New Roman"/>
-        </w:rPr>
-        <w:t>All final results come from OpenI/IU-Xray chest radiographs. The study improves within-source spectrum coverage but does not demonstrate external generalization. Scanner distributions, reporting styles, disease prevalence, and image quality may differ in MIMIC-CXR, CheXpert Plus, PadChest, or local hospital data. Other radiology modalities such as CT, MRI, ultrasound, or mammography would require different encoders, study-level aggregation, and relevance definitions.</w:t>
-      </w:r>
-    </w:p>
-    <w:p>
-      <w:pPr>
-        <w:pStyle w:val="Heading3"/>
-      </w:pPr>
-      <w:r>
-        <w:rPr>
-          <w:rFonts w:ascii="Times New Roman" w:hAnsi="Times New Roman"/>
-        </w:rPr>
-        <w:t>Patient identity boundary</w:t>
-      </w:r>
-    </w:p>
-    <w:p>
-      <w:r>
-        <w:rPr>
-          <w:rFonts w:ascii="Times New Roman" w:hAnsi="Times New Roman"/>
-        </w:rPr>
-        <w:t>The source design reports one study per patient, but stable patient identifiers were unavailable for independent verification. The split is case-ID disjoint. It should not be described as identifier-verified patient-disjoint evaluation.</w:t>
-      </w:r>
-    </w:p>
-    <w:p>
-      <w:pPr>
-        <w:pStyle w:val="Heading3"/>
-      </w:pPr>
-      <w:r>
-        <w:rPr>
-          <w:rFonts w:ascii="Times New Roman" w:hAnsi="Times New Roman"/>
-        </w:rPr>
-        <w:t>Operational relevance</w:t>
-      </w:r>
-    </w:p>
-    <w:p>
-      <w:r>
-        <w:rPr>
-          <w:rFonts w:ascii="Times New Roman" w:hAnsi="Times New Roman"/>
-        </w:rPr>
-        <w:t>The primary gain combines active dataset labels and RadGraph facts. It is reproducible and avoids rewarding negative-label agreement, but it reflects report similarity rather than physician judgment of which historical cases are useful. Label extraction and RadGraph annotation can both contain errors. Normal-normal gain is necessarily coarse.</w:t>
-      </w:r>
-    </w:p>
-    <w:p>
-      <w:pPr>
-        <w:pStyle w:val="Heading3"/>
-      </w:pPr>
-      <w:r>
-        <w:rPr>
-          <w:rFonts w:ascii="Times New Roman" w:hAnsi="Times New Roman"/>
-        </w:rPr>
-        <w:t>Question and reference provenance</w:t>
-      </w:r>
-    </w:p>
-    <w:p>
-      <w:r>
-        <w:rPr>
-          <w:rFonts w:ascii="Times New Roman" w:hAnsi="Times New Roman"/>
-        </w:rPr>
-        <w:t>The findings and impression questions are fixed templates, not physician-authored questions arising during care. References are report sections and Token-F1 rewards lexical overlap. Paraphrases, clinically equivalent terminology, and valid image observations absent from the report can be under-rewarded. ReportQA, RadQA, or clinician-authored evaluation would complement the current design but cannot be substituted without respecting licensing and access rules.</w:t>
-      </w:r>
-    </w:p>
-    <w:p>
-      <w:pPr>
-        <w:pStyle w:val="Heading3"/>
-      </w:pPr>
-      <w:r>
-        <w:rPr>
-          <w:rFonts w:ascii="Times New Roman" w:hAnsi="Times New Roman"/>
-        </w:rPr>
-        <w:t>Generation reliability</w:t>
-      </w:r>
-    </w:p>
-    <w:p>
-      <w:r>
-        <w:rPr>
-          <w:rFonts w:ascii="Times New Roman" w:hAnsi="Times New Roman"/>
-        </w:rPr>
-        <w:t>Absolute Token-F1 remained low, and strict JSON completeness peaked at 57.23%. The maximum generation length and 4-bit local configuration may constrain output, but changing them after confirmation would invalidate the freeze. A stronger model or constrained decoder could improve usability, yet must be evaluated in a new protocol.</w:t>
-      </w:r>
-    </w:p>
-    <w:p>
-      <w:pPr>
-        <w:pStyle w:val="Heading3"/>
-      </w:pPr>
-      <w:r>
-        <w:rPr>
-          <w:rFonts w:ascii="Times New Roman" w:hAnsi="Times New Roman"/>
-        </w:rPr>
-        <w:t>Automated verification</w:t>
-      </w:r>
-    </w:p>
-    <w:p>
-      <w:r>
-        <w:rPr>
-          <w:rFonts w:ascii="Times New Roman" w:hAnsi="Times New Roman"/>
-        </w:rPr>
-        <w:t>BioLinkBERT-MedNLI is not a clinical gold standard. The agent's zero final unsupported rate partly results from removing the historical-support field. The checker does not inspect image pixels and cannot validate the target diagnosis. Over-rejection and under-detection remain possible.</w:t>
-      </w:r>
-    </w:p>
-    <w:p>
-      <w:pPr>
-        <w:pStyle w:val="Heading3"/>
-      </w:pPr>
-      <w:r>
-        <w:rPr>
-          <w:rFonts w:ascii="Times New Roman" w:hAnsi="Times New Roman"/>
-        </w:rPr>
-        <w:t>Human evaluation</w:t>
-      </w:r>
-    </w:p>
-    <w:p>
-      <w:r>
-        <w:rPr>
-          <w:rFonts w:ascii="Times New Roman" w:hAnsi="Times New Roman"/>
-        </w:rPr>
-        <w:t>The deterministic 24-case pack awaits researcher review, and no independent radiologist adjudication was completed. The thesis must not report assistant proposals as human findings or claim inter-rater reliability. Human evaluation remains the strongest missing validation layer.</w:t>
-      </w:r>
-    </w:p>
-    <w:p>
-      <w:pPr>
-        <w:pStyle w:val="Heading3"/>
-      </w:pPr>
-      <w:r>
-        <w:rPr>
-          <w:rFonts w:ascii="Times New Roman" w:hAnsi="Times New Roman"/>
-        </w:rPr>
-        <w:t>Clinical and deployment boundary</w:t>
-      </w:r>
-    </w:p>
-    <w:p>
-      <w:r>
-        <w:rPr>
-          <w:rFonts w:ascii="Times New Roman" w:hAnsi="Times New Roman"/>
-        </w:rPr>
-        <w:t>The prototype lacks prospective workflow integration, calibration, privacy/security assessment, monitoring, access control, fairness analysis, and regulatory evaluation. It is not a medical device or decision-support product.</w:t>
-      </w:r>
-    </w:p>
-    <w:p>
-      <w:pPr>
-        <w:pStyle w:val="Heading2"/>
-      </w:pPr>
-      <w:r>
-        <w:rPr>
-          <w:rFonts w:ascii="Times New Roman" w:hAnsi="Times New Roman"/>
-        </w:rPr>
-        <w:t>5.6 Future Work</w:t>
-      </w:r>
-    </w:p>
-    <w:p>
-      <w:r>
-        <w:rPr>
-          <w:rFonts w:ascii="Times New Roman" w:hAnsi="Times New Roman"/>
-        </w:rPr>
-        <w:t>The highest-priority extension is independent clinical review. Radiologists could judge whether retrieved cases are clinically similar, whether target-image answers are correct and complete, whether historical analogies are useful, and whether abstention is appropriate. Multiple reviewers would permit inter-rater agreement and adjudication.</w:t>
-      </w:r>
-    </w:p>
-    <w:p>
-      <w:r>
-        <w:rPr>
-          <w:rFonts w:ascii="Times New Roman" w:hAnsi="Times New Roman"/>
-        </w:rPr>
-        <w:t>The second priority is external replication. A new protocol could use a licensed subset of MIMIC-CXR, CheXpert Plus, PadChest, or another paired image-report source. The historical bank need not contain millions of images; a prespecified, sufficiently powered patient-disjoint subset could test whether the direction of the V9 effects transfers. Source-specific labels and patient identifiers would need a fresh audit.</w:t>
-      </w:r>
-    </w:p>
-    <w:p>
-      <w:r>
-        <w:rPr>
-          <w:rFonts w:ascii="Times New Roman" w:hAnsi="Times New Roman"/>
-        </w:rPr>
-        <w:t>Third, generation can be improved without changing the completed V9 result. Constrained JSON decoding, larger token budgets, multi-view image input, report-section-aware prompts, and alternative local multimodal generators should be compared on a new development and confirmation split. Retrieval and generation changes should remain factorial so that causal attribution is preserved.</w:t>
-      </w:r>
-    </w:p>
-    <w:p>
-      <w:r>
-        <w:rPr>
-          <w:rFonts w:ascii="Times New Roman" w:hAnsi="Times New Roman"/>
-        </w:rPr>
-        <w:t>Fourth, relevance can be strengthened with physician-labeled pairwise similarity or a task-specific utility label. Such judgments could train the reranker directly and reveal whether report-derived relevance correlates with actual clinical usefulness. Calibration and selective prediction should accompany any such study.</w:t>
-      </w:r>
-    </w:p>
-    <w:p>
-      <w:r>
-        <w:rPr>
-          <w:rFonts w:ascii="Times New Roman" w:hAnsi="Times New Roman"/>
-        </w:rPr>
-        <w:t>Fifth, the agent can be expanded cautiously. A future version could route by question type, retrieve at both case and evidence-span levels, compare independent visual and historical claims, and request human review under uncertainty. The loop should remain bounded and every tool action should be logged. LangChain or another orchestration library is unnecessary unless it removes concrete engineering complexity; the scientific value lies in the state and evidence contract, not the framework name.</w:t>
-      </w:r>
-    </w:p>
-    <w:p>
-      <w:pPr>
-        <w:pStyle w:val="Heading2"/>
-      </w:pPr>
-      <w:r>
-        <w:rPr>
-          <w:rFonts w:ascii="Times New Roman" w:hAnsi="Times New Roman"/>
-        </w:rPr>
-        <w:t>5.7 Conclusion</w:t>
-      </w:r>
-    </w:p>
-    <w:p>
-      <w:r>
-        <w:rPr>
-          <w:rFonts w:ascii="Times New Roman" w:hAnsi="Times New Roman"/>
-        </w:rPr>
-        <w:t>This thesis developed a complete multimodal similar-case RAG workflow for new-patient chest-radiograph question answering. From 3,851 OpenI cases, it constructed a deterministic Train/Validation/Test study and a 2,608-case historical bank. Frozen BM25 and MedSigLIP channels were compared with fixed fusion and a trained 865-parameter reranker. The learned reranker achieved a statistically resolved nDCG@10 gain over image-only retrieval, and aligned images substantially exceeded 100 shuffled controls. Retrieved multimodal reports improved MedGemma answer-reference consistency over the same generator without retrieval and over text-only RAG. A bounded agent then suppressed unsupported historical-support claims through one retry or evidence abstention.</w:t>
-      </w:r>
-    </w:p>
-    <w:p>
-      <w:r>
-        <w:rPr>
-          <w:rFonts w:ascii="Times New Roman" w:hAnsi="Times New Roman"/>
-        </w:rPr>
-        <w:t>The contribution is deliberately scoped. The system does not prove diagnostic accuracy, clinical safety, or external validity. It demonstrates that correct image alignment matters, that learned fusion can outperform the strongest frozen retrieval component, that retrieval gains can transfer to downstream QA, and that agentic evidence control can be made bounded and auditable. Equally important, it records where the evidence remains weak: fixed fusion can degrade retrieval, learned retrieval need not produce confirmed learned-QA superiority, structured output can fail, automated verification is not clinical judgment, and human evaluation is still required.</w:t>
-      </w:r>
-    </w:p>
-    <w:p>
-      <w:r>
-        <w:rPr>
-          <w:rFonts w:ascii="Times New Roman" w:hAnsi="Times New Roman"/>
-        </w:rPr>
-        <w:t>The final value of the research is therefore not a claim that an agent can replace a radiologist. It is a reproducible account of how images, clinical text, historical reports, learned fusion, generation, and evidence control interact in a medically sensitive RAG pipeline, together with the controls needed to distinguish technical improvement from unsupported clinical claims.</w:t>
-      </w:r>
-    </w:p>
-    <w:p>
-      <w:r>
-        <w:br w:type="page"/>
-      </w:r>
-    </w:p>
-    <w:p>
-      <w:pPr>
-        <w:pStyle w:val="Heading1"/>
-      </w:pPr>
-      <w:r>
-        <w:rPr>
-          <w:rFonts w:ascii="Times New Roman" w:hAnsi="Times New Roman"/>
-        </w:rPr>
-        <w:t>References</w:t>
-      </w:r>
-    </w:p>
-    <w:p>
-      <w:r>
-        <w:rPr>
-          <w:rFonts w:ascii="Times New Roman" w:hAnsi="Times New Roman"/>
-        </w:rPr>
-        <w:t xml:space="preserve">Bae, S., Kyung, D., Ryu, J., et al. (2023). EHRXQA: A multi-modal question answering dataset for electronic health records with chest X-ray images. </w:t>
-      </w:r>
-      <w:r>
-        <w:rPr>
-          <w:rFonts w:ascii="Times New Roman" w:hAnsi="Times New Roman"/>
-          <w:i/>
-        </w:rPr>
-        <w:t>Advances in Neural Information Processing Systems</w:t>
-      </w:r>
-      <w:r>
-        <w:rPr>
-          <w:rFonts w:ascii="Times New Roman" w:hAnsi="Times New Roman"/>
-        </w:rPr>
-        <w:t>.</w:t>
-      </w:r>
-    </w:p>
-    <w:p>
-      <w:r>
-        <w:rPr>
-          <w:rFonts w:ascii="Times New Roman" w:hAnsi="Times New Roman"/>
-        </w:rPr>
-        <w:t xml:space="preserve">Bannur, S., Hyland, S., Liu, Q., et al. (2023). Learning to exploit temporal structure for biomedical vision-language processing. </w:t>
-      </w:r>
-      <w:r>
-        <w:rPr>
-          <w:rFonts w:ascii="Times New Roman" w:hAnsi="Times New Roman"/>
-          <w:i/>
-        </w:rPr>
-        <w:t>Proceedings of the IEEE/CVF Conference on Computer Vision and Pattern Recognition</w:t>
-      </w:r>
-      <w:r>
-        <w:rPr>
-          <w:rFonts w:ascii="Times New Roman" w:hAnsi="Times New Roman"/>
-        </w:rPr>
-        <w:t>.</w:t>
-      </w:r>
-    </w:p>
-    <w:p>
-      <w:r>
-        <w:rPr>
-          <w:rFonts w:ascii="Times New Roman" w:hAnsi="Times New Roman"/>
-        </w:rPr>
-        <w:t xml:space="preserve">Boecking, B., Usuyama, N., Bannur, S., et al. (2022). Making the most of text semantics to improve biomedical vision-language processing. </w:t>
-      </w:r>
-      <w:r>
-        <w:rPr>
-          <w:rFonts w:ascii="Times New Roman" w:hAnsi="Times New Roman"/>
-          <w:i/>
-        </w:rPr>
-        <w:t>European Conference on Computer Vision</w:t>
-      </w:r>
-      <w:r>
-        <w:rPr>
-          <w:rFonts w:ascii="Times New Roman" w:hAnsi="Times New Roman"/>
-        </w:rPr>
-        <w:t>.</w:t>
-      </w:r>
-    </w:p>
-    <w:p>
-      <w:r>
-        <w:rPr>
-          <w:rFonts w:ascii="Times New Roman" w:hAnsi="Times New Roman"/>
-        </w:rPr>
-        <w:t xml:space="preserve">Demner-Fushman, D., Kohli, M. D., Rosenman, M. B., et al. (2016). Preparing a collection of radiology examinations for distribution and retrieval. </w:t>
-      </w:r>
-      <w:r>
-        <w:rPr>
-          <w:rFonts w:ascii="Times New Roman" w:hAnsi="Times New Roman"/>
-          <w:i/>
-        </w:rPr>
-        <w:t>Journal of the American Medical Informatics Association, 23</w:t>
-      </w:r>
-      <w:r>
-        <w:rPr>
-          <w:rFonts w:ascii="Times New Roman" w:hAnsi="Times New Roman"/>
-        </w:rPr>
-        <w:t>(2), 304-310.</w:t>
-      </w:r>
-    </w:p>
-    <w:p>
-      <w:r>
-        <w:rPr>
-          <w:rFonts w:ascii="Times New Roman" w:hAnsi="Times New Roman"/>
-        </w:rPr>
-        <w:t xml:space="preserve">Es, S., James, J., Espinosa-Anke, L., and Schockaert, S. (2024). RAGAS: Automated evaluation of retrieval augmented generation. </w:t>
-      </w:r>
-      <w:r>
-        <w:rPr>
-          <w:rFonts w:ascii="Times New Roman" w:hAnsi="Times New Roman"/>
-          <w:i/>
-        </w:rPr>
-        <w:t>Proceedings of EACL System Demonstrations</w:t>
-      </w:r>
-      <w:r>
-        <w:rPr>
-          <w:rFonts w:ascii="Times New Roman" w:hAnsi="Times New Roman"/>
-        </w:rPr>
-        <w:t>.</w:t>
-      </w:r>
-    </w:p>
-    <w:p>
-      <w:r>
-        <w:rPr>
-          <w:rFonts w:ascii="Times New Roman" w:hAnsi="Times New Roman"/>
-        </w:rPr>
-        <w:t>Google Health AI Developer Foundations. (2025). MedGemma model card. https://developers.google.com/health-ai-developer-foundations/medgemma/model-card</w:t>
-      </w:r>
-    </w:p>
-    <w:p>
-      <w:r>
-        <w:rPr>
-          <w:rFonts w:ascii="Times New Roman" w:hAnsi="Times New Roman"/>
-        </w:rPr>
-        <w:t>Google Health AI Developer Foundations. (2025). MedSigLIP model card. https://developers.google.com/health-ai-developer-foundations/medsiglip/model-card</w:t>
-      </w:r>
-    </w:p>
-    <w:p>
-      <w:r>
-        <w:rPr>
-          <w:rFonts w:ascii="Times New Roman" w:hAnsi="Times New Roman"/>
-        </w:rPr>
-        <w:t xml:space="preserve">Jain, S., Agrawal, A., Saporta, A., et al. (2021). RadGraph: Extracting clinical entities and relations from radiology reports. </w:t>
-      </w:r>
-      <w:r>
-        <w:rPr>
-          <w:rFonts w:ascii="Times New Roman" w:hAnsi="Times New Roman"/>
-          <w:i/>
-        </w:rPr>
-        <w:t>NeurIPS Datasets and Benchmarks</w:t>
-      </w:r>
-      <w:r>
-        <w:rPr>
-          <w:rFonts w:ascii="Times New Roman" w:hAnsi="Times New Roman"/>
-        </w:rPr>
-        <w:t>.</w:t>
-      </w:r>
-    </w:p>
-    <w:p>
-      <w:r>
-        <w:rPr>
-          <w:rFonts w:ascii="Times New Roman" w:hAnsi="Times New Roman"/>
-        </w:rPr>
-        <w:t xml:space="preserve">Lewis, P., Perez, E., Piktus, A., et al. (2020). Retrieval-augmented generation for knowledge-intensive NLP tasks. </w:t>
-      </w:r>
-      <w:r>
-        <w:rPr>
-          <w:rFonts w:ascii="Times New Roman" w:hAnsi="Times New Roman"/>
-          <w:i/>
-        </w:rPr>
-        <w:t>Advances in Neural Information Processing Systems</w:t>
-      </w:r>
-      <w:r>
-        <w:rPr>
-          <w:rFonts w:ascii="Times New Roman" w:hAnsi="Times New Roman"/>
-        </w:rPr>
-        <w:t>.</w:t>
-      </w:r>
-    </w:p>
-    <w:p>
-      <w:r>
-        <w:rPr>
-          <w:rFonts w:ascii="Times New Roman" w:hAnsi="Times New Roman"/>
-        </w:rPr>
-        <w:t xml:space="preserve">Pal, A., Umapathi, L. K., and Sankarasubbu, M. (2023). Med-HALT: Medical domain hallucination test for large language models. </w:t>
-      </w:r>
-      <w:r>
-        <w:rPr>
-          <w:rFonts w:ascii="Times New Roman" w:hAnsi="Times New Roman"/>
-          <w:i/>
-        </w:rPr>
-        <w:t>Proceedings of CoNLL</w:t>
-      </w:r>
-      <w:r>
-        <w:rPr>
-          <w:rFonts w:ascii="Times New Roman" w:hAnsi="Times New Roman"/>
-        </w:rPr>
-        <w:t>, 314-334.</w:t>
-      </w:r>
-    </w:p>
-    <w:p>
-      <w:r>
-        <w:rPr>
-          <w:rFonts w:ascii="Times New Roman" w:hAnsi="Times New Roman"/>
-        </w:rPr>
-        <w:t xml:space="preserve">Robertson, S., and Zaragoza, H. (2009). The probabilistic relevance framework: BM25 and beyond. </w:t>
-      </w:r>
-      <w:r>
-        <w:rPr>
-          <w:rFonts w:ascii="Times New Roman" w:hAnsi="Times New Roman"/>
-          <w:i/>
-        </w:rPr>
-        <w:t>Foundations and Trends in Information Retrieval, 3</w:t>
-      </w:r>
-      <w:r>
-        <w:rPr>
-          <w:rFonts w:ascii="Times New Roman" w:hAnsi="Times New Roman"/>
-        </w:rPr>
-        <w:t>(4), 333-389.</w:t>
-      </w:r>
-    </w:p>
-    <w:p>
-      <w:r>
-        <w:rPr>
-          <w:rFonts w:ascii="Times New Roman" w:hAnsi="Times New Roman"/>
-        </w:rPr>
-        <w:t xml:space="preserve">Romanov, A., and Shivade, C. (2018). Lessons from natural language inference in the clinical domain. </w:t>
-      </w:r>
-      <w:r>
-        <w:rPr>
-          <w:rFonts w:ascii="Times New Roman" w:hAnsi="Times New Roman"/>
-          <w:i/>
-        </w:rPr>
-        <w:t>Proceedings of EMNLP</w:t>
-      </w:r>
-      <w:r>
-        <w:rPr>
-          <w:rFonts w:ascii="Times New Roman" w:hAnsi="Times New Roman"/>
-        </w:rPr>
-        <w:t>, 1586-1596.</w:t>
-      </w:r>
-    </w:p>
-    <w:p>
-      <w:r>
-        <w:rPr>
-          <w:rFonts w:ascii="Times New Roman" w:hAnsi="Times New Roman"/>
-        </w:rPr>
-        <w:t xml:space="preserve">Singhal, K., Azizi, S., Tu, T., et al. (2023). Large language models encode clinical knowledge. </w:t>
-      </w:r>
-      <w:r>
-        <w:rPr>
-          <w:rFonts w:ascii="Times New Roman" w:hAnsi="Times New Roman"/>
-          <w:i/>
-        </w:rPr>
-        <w:t>Nature, 620</w:t>
-      </w:r>
-      <w:r>
-        <w:rPr>
-          <w:rFonts w:ascii="Times New Roman" w:hAnsi="Times New Roman"/>
-        </w:rPr>
-        <w:t>, 172-180.</w:t>
-      </w:r>
-    </w:p>
-    <w:p>
-      <w:r>
-        <w:rPr>
-          <w:rFonts w:ascii="Times New Roman" w:hAnsi="Times New Roman"/>
-        </w:rPr>
-        <w:t xml:space="preserve">Soni, S., Gudala, M., Pajouhi, A., and Roberts, K. (2022). RadQA: A question answering dataset to improve comprehension of radiology reports. </w:t>
-      </w:r>
-      <w:r>
-        <w:rPr>
-          <w:rFonts w:ascii="Times New Roman" w:hAnsi="Times New Roman"/>
-          <w:i/>
-        </w:rPr>
-        <w:t>Proceedings of LREC 2022</w:t>
-      </w:r>
-      <w:r>
-        <w:rPr>
-          <w:rFonts w:ascii="Times New Roman" w:hAnsi="Times New Roman"/>
-        </w:rPr>
-        <w:t>, 6250-6259.</w:t>
-      </w:r>
-    </w:p>
-    <w:p>
-      <w:r>
-        <w:rPr>
-          <w:rFonts w:ascii="Times New Roman" w:hAnsi="Times New Roman"/>
-        </w:rPr>
-        <w:t xml:space="preserve">Xiong, G., Jin, Q., Lu, Z., and Zhang, A. (2024). Benchmarking retrieval-augmented generation for medicine. </w:t>
-      </w:r>
-      <w:r>
-        <w:rPr>
-          <w:rFonts w:ascii="Times New Roman" w:hAnsi="Times New Roman"/>
-          <w:i/>
-        </w:rPr>
-        <w:t>Findings of ACL 2024</w:t>
-      </w:r>
-      <w:r>
-        <w:rPr>
-          <w:rFonts w:ascii="Times New Roman" w:hAnsi="Times New Roman"/>
-        </w:rPr>
-        <w:t>, 6233-6251.</w:t>
-      </w:r>
-    </w:p>
-    <w:p>
-      <w:r>
-        <w:br w:type="page"/>
-      </w:r>
-    </w:p>
-    <w:p>
-      <w:pPr>
-        <w:pStyle w:val="Heading1"/>
-      </w:pPr>
-      <w:r>
-        <w:rPr>
-          <w:rFonts w:ascii="Times New Roman" w:hAnsi="Times New Roman"/>
-        </w:rPr>
-        <w:t>Appendices</w:t>
-      </w:r>
-    </w:p>
-    <w:p>
-      <w:pPr>
-        <w:pStyle w:val="Heading2"/>
-      </w:pPr>
-      <w:r>
-        <w:rPr>
-          <w:rFonts w:ascii="Times New Roman" w:hAnsi="Times New Roman"/>
-        </w:rPr>
-        <w:t>Appendix A: Final V9 Public Evidence</w:t>
-      </w:r>
-    </w:p>
-    <w:p>
-      <w:pPr>
-        <w:pStyle w:val="ListBullet"/>
-      </w:pPr>
-      <w:r>
-        <w:rPr>
-          <w:rFonts w:ascii="Times New Roman" w:hAnsi="Times New Roman"/>
-        </w:rPr>
-        <w:t xml:space="preserve">Development protocol: </w:t>
-      </w:r>
-      <w:r>
-        <w:rPr>
-          <w:rFonts w:ascii="Consolas" w:hAnsi="Consolas"/>
-          <w:color w:val="0B2545"/>
-          <w:sz w:val="19"/>
-        </w:rPr>
-        <w:t>docs/V9_DEVELOPMENT_PROTOCOL.md</w:t>
-      </w:r>
-    </w:p>
-    <w:p>
-      <w:pPr>
-        <w:pStyle w:val="ListBullet"/>
-      </w:pPr>
-      <w:r>
-        <w:rPr>
-          <w:rFonts w:ascii="Times New Roman" w:hAnsi="Times New Roman"/>
-        </w:rPr>
-        <w:t xml:space="preserve">Full-source split amendment: </w:t>
-      </w:r>
-      <w:r>
-        <w:rPr>
-          <w:rFonts w:ascii="Consolas" w:hAnsi="Consolas"/>
-          <w:color w:val="0B2545"/>
-          <w:sz w:val="19"/>
-        </w:rPr>
-        <w:t>docs/V9_FULL_SOURCE_SPLIT_PROTOCOL_AMENDMENT.md</w:t>
-      </w:r>
-    </w:p>
-    <w:p>
-      <w:pPr>
-        <w:pStyle w:val="ListBullet"/>
-      </w:pPr>
-      <w:r>
-        <w:rPr>
-          <w:rFonts w:ascii="Times New Roman" w:hAnsi="Times New Roman"/>
-        </w:rPr>
-        <w:t xml:space="preserve">RadGraph preprocessing amendment: </w:t>
-      </w:r>
-      <w:r>
-        <w:rPr>
-          <w:rFonts w:ascii="Consolas" w:hAnsi="Consolas"/>
-          <w:color w:val="0B2545"/>
-          <w:sz w:val="19"/>
-        </w:rPr>
-        <w:t>docs/V9_RADGRAPH_PREPROCESSING_PROTOCOL_AMENDMENT.md</w:t>
-      </w:r>
-    </w:p>
-    <w:p>
-      <w:pPr>
-        <w:pStyle w:val="ListBullet"/>
-      </w:pPr>
-      <w:r>
-        <w:rPr>
-          <w:rFonts w:ascii="Times New Roman" w:hAnsi="Times New Roman"/>
-        </w:rPr>
-        <w:t xml:space="preserve">MedSigLIP matrix: </w:t>
-      </w:r>
-      <w:r>
-        <w:rPr>
-          <w:rFonts w:ascii="Consolas" w:hAnsi="Consolas"/>
-          <w:color w:val="0B2545"/>
-          <w:sz w:val="19"/>
-        </w:rPr>
-        <w:t>docs/V9_MEDSIGLIP_DEVELOPMENT_MATRIX.md</w:t>
-      </w:r>
-    </w:p>
-    <w:p>
-      <w:pPr>
-        <w:pStyle w:val="ListBullet"/>
-      </w:pPr>
-      <w:r>
-        <w:rPr>
-          <w:rFonts w:ascii="Times New Roman" w:hAnsi="Times New Roman"/>
-        </w:rPr>
-        <w:t xml:space="preserve">Learned-reranker protocol: </w:t>
-      </w:r>
-      <w:r>
-        <w:rPr>
-          <w:rFonts w:ascii="Consolas" w:hAnsi="Consolas"/>
-          <w:color w:val="0B2545"/>
-          <w:sz w:val="19"/>
-        </w:rPr>
-        <w:t>docs/V9_LEARNED_RERANKER_DEVELOPMENT_PROTOCOL.md</w:t>
-      </w:r>
-    </w:p>
-    <w:p>
-      <w:pPr>
-        <w:pStyle w:val="ListBullet"/>
-      </w:pPr>
-      <w:r>
-        <w:rPr>
-          <w:rFonts w:ascii="Times New Roman" w:hAnsi="Times New Roman"/>
-        </w:rPr>
-        <w:t xml:space="preserve">Retrieval decision record: </w:t>
-      </w:r>
-      <w:r>
-        <w:rPr>
-          <w:rFonts w:ascii="Consolas" w:hAnsi="Consolas"/>
-          <w:color w:val="0B2545"/>
-          <w:sz w:val="19"/>
-        </w:rPr>
-        <w:t>docs/V9_RETRIEVAL_DEVELOPMENT_DECISION_RECORD.md</w:t>
-      </w:r>
-    </w:p>
-    <w:p>
-      <w:pPr>
-        <w:pStyle w:val="ListBullet"/>
-      </w:pPr>
-      <w:r>
-        <w:rPr>
-          <w:rFonts w:ascii="Times New Roman" w:hAnsi="Times New Roman"/>
-        </w:rPr>
-        <w:t xml:space="preserve">Retrieval confirmation protocol and results: </w:t>
-      </w:r>
-      <w:r>
-        <w:rPr>
-          <w:rFonts w:ascii="Consolas" w:hAnsi="Consolas"/>
-          <w:color w:val="0B2545"/>
-          <w:sz w:val="19"/>
-        </w:rPr>
-        <w:t>docs/V9_RETRIEVAL_CONFIRMATION_PROTOCOL.md</w:t>
-      </w:r>
-      <w:r>
-        <w:rPr>
-          <w:rFonts w:ascii="Times New Roman" w:hAnsi="Times New Roman"/>
-        </w:rPr>
-        <w:t xml:space="preserve">, </w:t>
-      </w:r>
-      <w:r>
-        <w:rPr>
-          <w:rFonts w:ascii="Consolas" w:hAnsi="Consolas"/>
-          <w:color w:val="0B2545"/>
-          <w:sz w:val="19"/>
-        </w:rPr>
-        <w:t>docs/V9_RETRIEVAL_CONFIRMATION_RESULTS.md</w:t>
-      </w:r>
-    </w:p>
-    <w:p>
-      <w:pPr>
-        <w:pStyle w:val="ListBullet"/>
-      </w:pPr>
-      <w:r>
-        <w:rPr>
-          <w:rFonts w:ascii="Times New Roman" w:hAnsi="Times New Roman"/>
-        </w:rPr>
-        <w:t xml:space="preserve">QA and agent protocol and results: </w:t>
-      </w:r>
-      <w:r>
-        <w:rPr>
-          <w:rFonts w:ascii="Consolas" w:hAnsi="Consolas"/>
-          <w:color w:val="0B2545"/>
-          <w:sz w:val="19"/>
-        </w:rPr>
-        <w:t>docs/V9_QA_AGENT_CONFIRMATION_PROTOCOL.md</w:t>
-      </w:r>
-      <w:r>
-        <w:rPr>
-          <w:rFonts w:ascii="Times New Roman" w:hAnsi="Times New Roman"/>
-        </w:rPr>
-        <w:t xml:space="preserve">, </w:t>
-      </w:r>
-      <w:r>
-        <w:rPr>
-          <w:rFonts w:ascii="Consolas" w:hAnsi="Consolas"/>
-          <w:color w:val="0B2545"/>
-          <w:sz w:val="19"/>
-        </w:rPr>
-        <w:t>docs/V9_QA_AGENT_RESULTS.md</w:t>
-      </w:r>
-    </w:p>
-    <w:p>
-      <w:pPr>
-        <w:pStyle w:val="ListBullet"/>
-      </w:pPr>
-      <w:r>
-        <w:rPr>
-          <w:rFonts w:ascii="Times New Roman" w:hAnsi="Times New Roman"/>
-        </w:rPr>
-        <w:t xml:space="preserve">Final freeze: </w:t>
-      </w:r>
-      <w:r>
-        <w:rPr>
-          <w:rFonts w:ascii="Consolas" w:hAnsi="Consolas"/>
-          <w:color w:val="0B2545"/>
-          <w:sz w:val="19"/>
-        </w:rPr>
-        <w:t>docs/V9_TECHNICAL_FREEZE.md</w:t>
-      </w:r>
-    </w:p>
-    <w:p>
-      <w:pPr>
-        <w:pStyle w:val="Heading2"/>
-      </w:pPr>
-      <w:r>
-        <w:rPr>
-          <w:rFonts w:ascii="Times New Roman" w:hAnsi="Times New Roman"/>
-        </w:rPr>
-        <w:t>Appendix B: Aggregate Result Artifacts</w:t>
-      </w:r>
-    </w:p>
-    <w:p>
-      <w:pPr>
-        <w:pStyle w:val="ListBullet"/>
-      </w:pPr>
-      <w:r>
-        <w:rPr>
-          <w:rFonts w:ascii="Times New Roman" w:hAnsi="Times New Roman"/>
-        </w:rPr>
-        <w:t xml:space="preserve">Retrieval summary: </w:t>
-      </w:r>
-      <w:r>
-        <w:rPr>
-          <w:rFonts w:ascii="Consolas" w:hAnsi="Consolas"/>
-          <w:color w:val="0B2545"/>
-          <w:sz w:val="19"/>
-        </w:rPr>
-        <w:t>data/splits/v9/v9_retrieval_confirmation_summary.json</w:t>
-      </w:r>
-    </w:p>
-    <w:p>
-      <w:pPr>
-        <w:pStyle w:val="ListBullet"/>
-      </w:pPr>
-      <w:r>
-        <w:rPr>
-          <w:rFonts w:ascii="Times New Roman" w:hAnsi="Times New Roman"/>
-        </w:rPr>
-        <w:t xml:space="preserve">QA summary: </w:t>
-      </w:r>
-      <w:r>
-        <w:rPr>
-          <w:rFonts w:ascii="Consolas" w:hAnsi="Consolas"/>
-          <w:color w:val="0B2545"/>
-          <w:sz w:val="19"/>
-        </w:rPr>
-        <w:t>data/splits/v9/v9_qa_confirmation_summary.json</w:t>
-      </w:r>
-    </w:p>
-    <w:p>
-      <w:pPr>
-        <w:pStyle w:val="ListBullet"/>
-      </w:pPr>
-      <w:r>
-        <w:rPr>
-          <w:rFonts w:ascii="Times New Roman" w:hAnsi="Times New Roman"/>
-        </w:rPr>
-        <w:t xml:space="preserve">QA statistics: </w:t>
-      </w:r>
-      <w:r>
-        <w:rPr>
-          <w:rFonts w:ascii="Consolas" w:hAnsi="Consolas"/>
-          <w:color w:val="0B2545"/>
-          <w:sz w:val="19"/>
-        </w:rPr>
-        <w:t>data/splits/v9/v9_qa_statistical_analysis.json</w:t>
-      </w:r>
-    </w:p>
-    <w:p>
-      <w:pPr>
-        <w:pStyle w:val="ListBullet"/>
-      </w:pPr>
-      <w:r>
-        <w:rPr>
-          <w:rFonts w:ascii="Times New Roman" w:hAnsi="Times New Roman"/>
-        </w:rPr>
-        <w:t xml:space="preserve">Agent summary: </w:t>
-      </w:r>
-      <w:r>
-        <w:rPr>
-          <w:rFonts w:ascii="Consolas" w:hAnsi="Consolas"/>
-          <w:color w:val="0B2545"/>
-          <w:sz w:val="19"/>
-        </w:rPr>
-        <w:t>data/splits/v9/v9_agent_evaluation_summary.json</w:t>
-      </w:r>
-    </w:p>
-    <w:p>
-      <w:pPr>
-        <w:pStyle w:val="ListBullet"/>
-      </w:pPr>
-      <w:r>
-        <w:rPr>
-          <w:rFonts w:ascii="Times New Roman" w:hAnsi="Times New Roman"/>
-        </w:rPr>
-        <w:t xml:space="preserve">Split freeze: </w:t>
-      </w:r>
-      <w:r>
-        <w:rPr>
-          <w:rFonts w:ascii="Consolas" w:hAnsi="Consolas"/>
-          <w:color w:val="0B2545"/>
-          <w:sz w:val="19"/>
-        </w:rPr>
-        <w:t>data/splits/v9/v9_full_source_split_freeze.json</w:t>
-      </w:r>
-    </w:p>
-    <w:p>
-      <w:pPr>
-        <w:pStyle w:val="ListBullet"/>
-      </w:pPr>
-      <w:r>
-        <w:rPr>
-          <w:rFonts w:ascii="Times New Roman" w:hAnsi="Times New Roman"/>
-        </w:rPr>
-        <w:t xml:space="preserve">Public qualitative index: </w:t>
-      </w:r>
-      <w:r>
-        <w:rPr>
-          <w:rFonts w:ascii="Consolas" w:hAnsi="Consolas"/>
-          <w:color w:val="0B2545"/>
-          <w:sz w:val="19"/>
-        </w:rPr>
-        <w:t>data/splits/v9/v9_qualitative_case_index.csv</w:t>
-      </w:r>
-    </w:p>
-    <w:p>
-      <w:r>
-        <w:rPr>
-          <w:rFonts w:ascii="Times New Roman" w:hAnsi="Times New Roman"/>
-        </w:rPr>
-        <w:t>Large source-derived reports, image pixels, vectors, checkpoints, prompts, and per-row generations remain local. Public hashes verify their frozen identity without redistributing source content.</w:t>
-      </w:r>
-    </w:p>
-    <w:p>
-      <w:pPr>
-        <w:pStyle w:val="Heading2"/>
-      </w:pPr>
-      <w:r>
-        <w:rPr>
-          <w:rFonts w:ascii="Times New Roman" w:hAnsi="Times New Roman"/>
-        </w:rPr>
-        <w:t>Appendix C: Reproduction Entry Points</w:t>
-      </w:r>
-    </w:p>
-    <w:p>
-      <w:r>
-        <w:rPr>
-          <w:rFonts w:ascii="Times New Roman" w:hAnsi="Times New Roman"/>
-          <w:b/>
-        </w:rPr>
-        <w:t>Repository:</w:t>
-      </w:r>
-      <w:r>
-        <w:rPr>
-          <w:rFonts w:ascii="Times New Roman" w:hAnsi="Times New Roman"/>
-        </w:rPr>
-        <w:t xml:space="preserve"> https://github.com/yzy542968-jpg/wqf7023-medical-rag</w:t>
-      </w:r>
-    </w:p>
-    <w:p>
-      <w:r>
-        <w:rPr>
-          <w:rFonts w:ascii="Times New Roman" w:hAnsi="Times New Roman"/>
-          <w:b/>
-        </w:rPr>
-        <w:t>Branch:</w:t>
-      </w:r>
-      <w:r>
-        <w:rPr>
-          <w:rFonts w:ascii="Times New Roman" w:hAnsi="Times New Roman"/>
-        </w:rPr>
-        <w:t xml:space="preserve"> </w:t>
-      </w:r>
-      <w:r>
-        <w:rPr>
-          <w:rFonts w:ascii="Consolas" w:hAnsi="Consolas"/>
-          <w:color w:val="0B2545"/>
-          <w:sz w:val="19"/>
-        </w:rPr>
-        <w:t>post-submission-improvements</w:t>
-      </w:r>
-    </w:p>
-    <w:p>
-      <w:pPr>
-        <w:pStyle w:val="CodeBlock"/>
-      </w:pPr>
-      <w:r>
-        <w:rPr>
-          <w:rFonts w:ascii="Times New Roman" w:hAnsi="Times New Roman"/>
-        </w:rPr>
-        <w:t>&amp; ".\.venv\Scripts\python.exe" -m pytest -q</w:t>
-        <w:br/>
-        <w:t>&amp; ".\.venv\Scripts\python.exe" scripts\run_v9_retrieval_confirmation.py</w:t>
-        <w:br/>
-        <w:t>&amp; ".\.venv\Scripts\python.exe" scripts\analyze_v9_qa_statistics.py</w:t>
-        <w:br/>
-        <w:t>&amp; ".\.venv\Scripts\python.exe" scripts\evaluate_v9_qa_agent.py</w:t>
-        <w:br/>
-        <w:t>streamlit run app.py --server.port 8504</w:t>
-      </w:r>
-    </w:p>
-    <w:p>
-      <w:r>
-        <w:rPr>
-          <w:rFonts w:ascii="Times New Roman" w:hAnsi="Times New Roman"/>
-        </w:rPr>
-        <w:t>Exact executable options, model revisions, hashes, failure rules, and local artifact paths are recorded in the frozen protocol and result documents. Confirmation should not be rerun under altered settings and presented as the same study.</w:t>
-      </w:r>
-    </w:p>
-    <w:p>
-      <w:pPr>
-        <w:pStyle w:val="Heading2"/>
-      </w:pPr>
-      <w:r>
-        <w:rPr>
-          <w:rFonts w:ascii="Times New Roman" w:hAnsi="Times New Roman"/>
-        </w:rPr>
-        <w:t>Appendix D: Qualitative and Human-Evaluation Boundary</w:t>
-      </w:r>
-    </w:p>
-    <w:p>
-      <w:r>
-        <w:rPr>
-          <w:rFonts w:ascii="Times New Roman" w:hAnsi="Times New Roman"/>
-        </w:rPr>
-        <w:t>The deterministic 24-case pack and assistant-proposed labels are complete. The student's final row-by-row review is pending. Until it is signed, all case-level interpretations remain provisional and no researcher-reviewed count is reported. No independent radiologist correctness, similarity, grounding, preference, harmfulness, or inter-rater agreement result is claimed.</w:t>
-      </w:r>
-    </w:p>
-    <w:p>
-      <w:pPr>
-        <w:pStyle w:val="Heading2"/>
-      </w:pPr>
-      <w:r>
-        <w:rPr>
-          <w:rFonts w:ascii="Times New Roman" w:hAnsi="Times New Roman"/>
-        </w:rPr>
-        <w:t>Appendix E: Dashboard Demonstration Boundary</w:t>
-      </w:r>
-    </w:p>
-    <w:p>
-      <w:r>
-        <w:rPr>
-          <w:rFonts w:ascii="Times New Roman" w:hAnsi="Times New Roman"/>
-        </w:rPr>
-        <w:t>The dashboard accepts a target chest radiograph, indication, and question; retrieves Top-3 similar reports from the frozen 2,608-case bank; optionally generates a MedGemma answer; and shows bounded-agent evidence actions. It describes the reports as historical analogies. It must not claim to locate the target patient's own report, diagnose the image, or replace radiologist review.</w:t>
-      </w:r>
-    </w:p>
-    <w:p>
-      <w:pPr>
-        <w:pStyle w:val="Heading2"/>
-      </w:pPr>
-      <w:r>
-        <w:rPr>
-          <w:rFonts w:ascii="Times New Roman" w:hAnsi="Times New Roman"/>
-        </w:rPr>
-        <w:t>Appendix F: Version Boundary</w:t>
-      </w:r>
-    </w:p>
-    <w:p>
-      <w:r>
-        <w:rPr>
-          <w:rFonts w:ascii="Times New Roman" w:hAnsi="Times New Roman"/>
-        </w:rPr>
-        <w:t>V5-V7 are preliminary controlled studies and remain frozen. V8 ended in a documented development no-go. V9 is the final primary study. No V9 outcome was used to rewrite a frozen model, prompt, threshold, metric, split, or confirmation case. Reporting edits do not alter technical artifacts.</w:t>
       </w:r>
     </w:p>
     <w:sectPr>

--- a/deliverables/22097191_ZHANG_YUE_V9_Final_Research_Project.docx
+++ b/deliverables/22097191_ZHANG_YUE_V9_Final_Research_Project.docx
@@ -839,7 +839,7 @@
         <w:rPr>
           <w:rFonts w:ascii="Times New Roman" w:hAnsi="Times New Roman"/>
         </w:rPr>
-        <w:t>The seventh contribution is methodological transparency. Protocols were committed before their corresponding outcome stages; large source-derived artifacts remain local; public summaries contain hashes and aggregate metrics; and 206 automated tests verify core behavior. The work preserves negative findings, including the weakness of BM25, the underperformance of naive fixed fusion, incomplete JSON output, low absolute Token-F1, and the absence of clinical human evaluation.</w:t>
+        <w:t>The seventh contribution is methodological transparency. Protocols were committed before their corresponding outcome stages; large source-derived artifacts remain local; public summaries contain hashes and aggregate metrics; and automated verification increased from 206 passing tests before the supplemental additions to 223 in the final V9 suite. The work preserves negative findings, including the weakness of BM25, the underperformance of naive fixed fusion, incomplete JSON output, low absolute Token-F1, and the absence of clinical human evaluation.</w:t>
       </w:r>
     </w:p>
     <w:p>
@@ -2299,7 +2299,7 @@
         <w:rPr>
           <w:rFonts w:ascii="Times New Roman" w:hAnsi="Times New Roman"/>
         </w:rPr>
-        <w:t>The implementation used local CUDA inference and preserved model revisions, configuration files, checkpoint hashes, result hashes, split fingerprints, and protocol commits. Large source-derived texts, image pixels, vectors, checkpoints, prompts, and per-row generations remained local under repository policy. Aggregate summaries, source-neutral code, hashes, tests, and a lightweight case index were public. The verified suite contained 206 passing automated tests before the supplemental additions; the final suite was rerun after integration.</w:t>
+        <w:t>The implementation used local CUDA inference and preserved model revisions, configuration files, checkpoint hashes, result hashes, split fingerprints, and protocol commits. Large source-derived texts, image pixels, vectors, checkpoints, prompts, and per-row generations remained local under repository policy. Aggregate summaries, source-neutral code, hashes, tests, and a lightweight case index were public. The verified suite contained 206 passing automated tests before the supplemental additions and 223 passing tests in the final V9 integration run.</w:t>
       </w:r>
     </w:p>
     <w:p>
